--- a/downloads/workbook/ai-1-week-20.docx
+++ b/downloads/workbook/ai-1-week-20.docx
@@ -1328,6 +1328,178 @@
         <w:t>Project connection: Separate sorter requirements, preferences and observed feedback; document why a suggestion was eligible.</w:t>
       </w:r>
     </w:p>
+    <w:p>
+      <w:pPr>
+        <w:pStyle w:val="Heading1"/>
+      </w:pPr>
+      <w:r>
+        <w:t>19. Project portfolio milestone</w:t>
+      </w:r>
+    </w:p>
+    <w:p>
+      <w:r>
+        <w:t>Project: Helpful Classroom Sorter</w:t>
+      </w:r>
+    </w:p>
+    <w:p>
+      <w:r>
+        <w:t>Current milestone: Evaluate and revise. Compare with your starting method, explain errors and record a justified revision.</w:t>
+      </w:r>
+    </w:p>
+    <w:p>
+      <w:r>
+        <w:t>Separate sorter requirements, preferences and observed feedback; document why a suggestion was eligible.</w:t>
+      </w:r>
+    </w:p>
+    <w:tbl>
+      <w:tblPr>
+        <w:tblStyle w:val="LightShading-Accent1"/>
+        <w:tblW w:type="auto" w:w="0"/>
+        <w:tblLook w:firstColumn="1" w:firstRow="1" w:lastColumn="0" w:lastRow="0" w:noHBand="0" w:noVBand="1" w:val="04A0"/>
+      </w:tblPr>
+      <w:tblGrid>
+        <w:gridCol w:w="5112"/>
+        <w:gridCol w:w="5112"/>
+      </w:tblGrid>
+      <w:tr>
+        <w:trPr>
+          <w:tblHeader/>
+        </w:trPr>
+        <w:tc>
+          <w:tcPr>
+            <w:tcW w:type="dxa" w:w="5112"/>
+          </w:tcPr>
+          <w:p>
+            <w:r>
+              <w:t>Evidence to keep</w:t>
+            </w:r>
+          </w:p>
+        </w:tc>
+        <w:tc>
+          <w:tcPr>
+            <w:tcW w:type="dxa" w:w="5112"/>
+          </w:tcPr>
+          <w:p>
+            <w:r>
+              <w:t>My record</w:t>
+            </w:r>
+          </w:p>
+        </w:tc>
+      </w:tr>
+      <w:tr>
+        <w:tc>
+          <w:tcPr>
+            <w:tcW w:type="dxa" w:w="5112"/>
+          </w:tcPr>
+          <w:p>
+            <w:r>
+              <w:t>This week’s input and deciding step</w:t>
+            </w:r>
+          </w:p>
+        </w:tc>
+        <w:tc>
+          <w:tcPr>
+            <w:tcW w:type="dxa" w:w="5112"/>
+          </w:tcPr>
+          <w:p>
+            <w:r/>
+          </w:p>
+        </w:tc>
+      </w:tr>
+      <w:tr>
+        <w:tc>
+          <w:tcPr>
+            <w:tcW w:type="dxa" w:w="5112"/>
+          </w:tcPr>
+          <w:p>
+            <w:r>
+              <w:t>Prediction and actual result (or labelled paper trace)</w:t>
+            </w:r>
+          </w:p>
+        </w:tc>
+        <w:tc>
+          <w:tcPr>
+            <w:tcW w:type="dxa" w:w="5112"/>
+          </w:tcPr>
+          <w:p>
+            <w:r/>
+          </w:p>
+        </w:tc>
+      </w:tr>
+      <w:tr>
+        <w:tc>
+          <w:tcPr>
+            <w:tcW w:type="dxa" w:w="5112"/>
+          </w:tcPr>
+          <w:p>
+            <w:r>
+              <w:t>One change since the previous checkpoint and why</w:t>
+            </w:r>
+          </w:p>
+        </w:tc>
+        <w:tc>
+          <w:tcPr>
+            <w:tcW w:type="dxa" w:w="5112"/>
+          </w:tcPr>
+          <w:p>
+            <w:r/>
+          </w:p>
+        </w:tc>
+      </w:tr>
+      <w:tr>
+        <w:tc>
+          <w:tcPr>
+            <w:tcW w:type="dxa" w:w="5112"/>
+          </w:tcPr>
+          <w:p>
+            <w:r>
+              <w:t>One error or limit and the next test</w:t>
+            </w:r>
+          </w:p>
+        </w:tc>
+        <w:tc>
+          <w:tcPr>
+            <w:tcW w:type="dxa" w:w="5112"/>
+          </w:tcPr>
+          <w:p>
+            <w:r/>
+          </w:p>
+        </w:tc>
+      </w:tr>
+    </w:tbl>
+    <w:p>
+      <w:pPr>
+        <w:pStyle w:val="Heading3"/>
+      </w:pPr>
+      <w:r>
+        <w:t>Explain what this week adds to your project. Reuse last week’s record rather than starting again.</w:t>
+      </w:r>
+    </w:p>
+    <w:p>
+      <w:r>
+        <w:t>________________________________________________________________</w:t>
+      </w:r>
+    </w:p>
+    <w:p>
+      <w:r>
+        <w:t>________________________________________________________________</w:t>
+      </w:r>
+    </w:p>
+    <w:p>
+      <w:r>
+        <w:t>________________________________________________________________</w:t>
+      </w:r>
+    </w:p>
+    <w:p>
+      <w:r>
+        <w:t>________________________________________________________________</w:t>
+      </w:r>
+    </w:p>
+    <w:p>
+      <w:r>
+        <w:t>________________________________________________________________</w:t>
+      </w:r>
+    </w:p>
     <w:sectPr>
       <w:pgSz w:w="12240" w:h="15840"/>
       <w:pgMar w:top="936" w:right="1008" w:bottom="936" w:left="1008" w:header="720" w:footer="720" w:gutter="0"/>

--- a/downloads/workbook/ai-1-week-20.docx
+++ b/downloads/workbook/ai-1-week-20.docx
@@ -1500,6 +1500,240 @@
         <w:t>________________________________________________________________</w:t>
       </w:r>
     </w:p>
+    <w:p>
+      <w:pPr>
+        <w:pStyle w:val="Heading1"/>
+      </w:pPr>
+      <w:r>
+        <w:t>20. Supported practice and learning evidence</w:t>
+      </w:r>
+    </w:p>
+    <w:p>
+      <w:r>
+        <w:t>Use this supported practice once, in the browser or on paper. Keep the reserved independent assessment for a separate first attempt before teacher feedback.</w:t>
+      </w:r>
+    </w:p>
+    <w:p>
+      <w:r>
+        <w:t>A fictional classroom break chooser recommends a suitable paper activity.</w:t>
+      </w:r>
+    </w:p>
+    <w:p>
+      <w:pPr>
+        <w:pStyle w:val="Heading3"/>
+      </w:pPr>
+      <w:r>
+        <w:t>Practice 1: explain the deciding evidence</w:t>
+      </w:r>
+    </w:p>
+    <w:p>
+      <w:r>
+        <w:t>Which labelled step matches this detail? Choose B; preserve the reasons and any later feedback.</w:t>
+      </w:r>
+    </w:p>
+    <w:p>
+      <w:r>
+        <w:t>1. Recommend</w:t>
+      </w:r>
+    </w:p>
+    <w:p>
+      <w:r>
+        <w:t>2. Requirements</w:t>
+      </w:r>
+    </w:p>
+    <w:p>
+      <w:r>
+        <w:t>3. Eligible candidates</w:t>
+      </w:r>
+    </w:p>
+    <w:p>
+      <w:r>
+        <w:t>4. Preference scores</w:t>
+      </w:r>
+    </w:p>
+    <w:p>
+      <w:pPr>
+        <w:pStyle w:val="Heading3"/>
+      </w:pPr>
+      <w:r>
+        <w:t>My selected conclusion, deciding fact and explanation</w:t>
+      </w:r>
+    </w:p>
+    <w:p>
+      <w:r>
+        <w:t>________________________________________________________________</w:t>
+      </w:r>
+    </w:p>
+    <w:p>
+      <w:r>
+        <w:t>________________________________________________________________</w:t>
+      </w:r>
+    </w:p>
+    <w:p>
+      <w:r>
+        <w:t>________________________________________________________________</w:t>
+      </w:r>
+    </w:p>
+    <w:p>
+      <w:r>
+        <w:t>________________________________________________________________</w:t>
+      </w:r>
+    </w:p>
+    <w:p>
+      <w:r>
+        <w:t>________________________________________________________________</w:t>
+      </w:r>
+    </w:p>
+    <w:p>
+      <w:r>
+        <w:t>Hint if needed: Read the steps in the pictorial case. Match the supplied detail to the stage that performs or records it.</w:t>
+      </w:r>
+    </w:p>
+    <w:p>
+      <w:r>
+        <w:t>After your attempt, compare with the supported explanation: Recommend Choose B; preserve the reasons and any later feedback. A hard requirement determines whether an option can be chosen at all. Preferences rank the eligible options. The apparent best preference match, A, is not suitable under the quiet requirement. If a learner clicks C instead, the event alone does not tell us whether they disliked B, misclicked or wanted variety.</w:t>
+      </w:r>
+    </w:p>
+    <w:p>
+      <w:pPr>
+        <w:pStyle w:val="Heading3"/>
+      </w:pPr>
+      <w:r>
+        <w:t>Practice 2: explain the deciding evidence</w:t>
+      </w:r>
+    </w:p>
+    <w:p>
+      <w:r>
+        <w:t>Changed-case practice: Change the maximum time to 10 minutes. Which conclusion is supported by the supplied facts?</w:t>
+      </w:r>
+    </w:p>
+    <w:p>
+      <w:r>
+        <w:t>1. Only C remains eligible and is recommended.</w:t>
+      </w:r>
+    </w:p>
+    <w:p>
+      <w:r>
+        <w:t>2. This one example guarantees correct results for every future input.</w:t>
+      </w:r>
+    </w:p>
+    <w:p>
+      <w:r>
+        <w:t>3. We can decide the result without examining the changed input or the procedure.</w:t>
+      </w:r>
+    </w:p>
+    <w:p>
+      <w:pPr>
+        <w:pStyle w:val="Heading3"/>
+      </w:pPr>
+      <w:r>
+        <w:t>My selected conclusion, deciding fact and explanation</w:t>
+      </w:r>
+    </w:p>
+    <w:p>
+      <w:r>
+        <w:t>________________________________________________________________</w:t>
+      </w:r>
+    </w:p>
+    <w:p>
+      <w:r>
+        <w:t>________________________________________________________________</w:t>
+      </w:r>
+    </w:p>
+    <w:p>
+      <w:r>
+        <w:t>________________________________________________________________</w:t>
+      </w:r>
+    </w:p>
+    <w:p>
+      <w:r>
+        <w:t>________________________________________________________________</w:t>
+      </w:r>
+    </w:p>
+    <w:p>
+      <w:r>
+        <w:t>________________________________________________________________</w:t>
+      </w:r>
+    </w:p>
+    <w:p>
+      <w:r>
+        <w:t>Hint if needed: Use the changed condition and the deciding step in the pictorial trace. The answer must say what follows from those facts.</w:t>
+      </w:r>
+    </w:p>
+    <w:p>
+      <w:r>
+        <w:t>After your attempt, compare with the supported explanation: Only C remains eligible and is recommended. B takes 12 minutes; A is still noisy.</w:t>
+      </w:r>
+    </w:p>
+    <w:p>
+      <w:pPr>
+        <w:pStyle w:val="Heading3"/>
+      </w:pPr>
+      <w:r>
+        <w:t>Repair a missing building block</w:t>
+      </w:r>
+    </w:p>
+    <w:p>
+      <w:r>
+        <w:t>Review Similarity (ai-1/19). Goal: Calculate similarity using explicitly selected features and a stated scoring rule. Short practice: Point to the matches supporting C’s new score and explain why there is no tie.. Return to this week and explain what you changed.</w:t>
+      </w:r>
+    </w:p>
+    <w:p>
+      <w:r>
+        <w:t>Review Prediction Is Not Fact (ai-1/17). Goal: Separate a recorded prediction from the observation used to check it. Short practice: Which field changes the observation label, and which field changes the model prediction?. Return to this week and explain what you changed.</w:t>
+      </w:r>
+    </w:p>
+    <w:p>
+      <w:r>
+        <w:t>Review Build a Human Classifier (ai-1/14). Goal: Construct a classifier with a stated input format, selected rule and recorded output. Short practice: Trace 0 cm and explain why clarification is different from predicting short.. Return to this week and explain what you changed.</w:t>
+      </w:r>
+    </w:p>
+    <w:p>
+      <w:pPr>
+        <w:pStyle w:val="Heading3"/>
+      </w:pPr>
+      <w:r>
+        <w:t>Keep your completed work</w:t>
+      </w:r>
+    </w:p>
+    <w:p>
+      <w:r>
+        <w:t>Use Download completed work in the hosted lesson to export your answers, reflections, practice feedback and code-run evidence. Open the HTML copy to read or print it. Drafts stay in this browser when storage is available; clear drafts on a shared device.</w:t>
+      </w:r>
+    </w:p>
+    <w:p>
+      <w:pPr>
+        <w:pStyle w:val="Heading3"/>
+      </w:pPr>
+      <w:r>
+        <w:t>What I repaired, the evidence I kept and the next test</w:t>
+      </w:r>
+    </w:p>
+    <w:p>
+      <w:r>
+        <w:t>________________________________________________________________</w:t>
+      </w:r>
+    </w:p>
+    <w:p>
+      <w:r>
+        <w:t>________________________________________________________________</w:t>
+      </w:r>
+    </w:p>
+    <w:p>
+      <w:r>
+        <w:t>________________________________________________________________</w:t>
+      </w:r>
+    </w:p>
+    <w:p>
+      <w:r>
+        <w:t>________________________________________________________________</w:t>
+      </w:r>
+    </w:p>
+    <w:p>
+      <w:r>
+        <w:t>________________________________________________________________</w:t>
+      </w:r>
+    </w:p>
     <w:sectPr>
       <w:pgSz w:w="12240" w:h="15840"/>
       <w:pgMar w:top="936" w:right="1008" w:bottom="936" w:left="1008" w:header="720" w:footer="720" w:gutter="0"/>

--- a/downloads/workbook/ai-1-week-20.docx
+++ b/downloads/workbook/ai-1-week-20.docx
@@ -30,6 +30,17 @@
     </w:p>
     <w:p>
       <w:r>
+        <w:t>Record your starting explanation for Recommendations before opening notes. Show any later correction separately.</w:t>
+      </w:r>
+    </w:p>
+    <w:p>
+      <w:pPr>
+        <w:spacing w:line="336" w:lineRule="auto" w:after="180"/>
+      </w:pPr>
+      <w:r>
+        <w:rPr>
+          <w:b w:val="0"/>
+        </w:rPr>
         <w:t>Try the recall before opening notes. Then use a different colour or a labelled second line to correct your explanation.</w:t>
       </w:r>
     </w:p>
@@ -42,7 +53,13 @@
       </w:r>
     </w:p>
     <w:p>
-      <w:r>
+      <w:pPr>
+        <w:spacing w:line="336" w:lineRule="auto" w:after="180"/>
+      </w:pPr>
+      <w:r>
+        <w:rPr>
+          <w:b w:val="0"/>
+        </w:rPr>
         <w:t>Without opening the old lesson, explain one key idea from Similarity. Give an example and a mistake that the idea helps you avoid.</w:t>
       </w:r>
     </w:p>
@@ -78,8 +95,26 @@
       </w:r>
     </w:p>
     <w:p>
-      <w:r>
-        <w:t>Without opening the old lesson, explain one key idea from Prediction Is Not Fact. Give an example and a mistake that the idea helps you avoid.</w:t>
+      <w:pPr>
+        <w:spacing w:line="336" w:lineRule="auto" w:after="180"/>
+      </w:pPr>
+      <w:r>
+        <w:rPr>
+          <w:b w:val="0"/>
+        </w:rPr>
+        <w:t xml:space="preserve">Without opening the old lesson, explain one key idea from </w:t>
+      </w:r>
+      <w:r>
+        <w:rPr>
+          <w:b/>
+        </w:rPr>
+        <w:t>Prediction</w:t>
+      </w:r>
+      <w:r>
+        <w:rPr>
+          <w:b w:val="0"/>
+        </w:rPr>
+        <w:t xml:space="preserve"> Is Not Fact. Give an example and a mistake that the idea helps you avoid.</w:t>
       </w:r>
     </w:p>
     <w:p>
@@ -114,7 +149,13 @@
       </w:r>
     </w:p>
     <w:p>
-      <w:r>
+      <w:pPr>
+        <w:spacing w:line="336" w:lineRule="auto" w:after="180"/>
+      </w:pPr>
+      <w:r>
+        <w:rPr>
+          <w:b w:val="0"/>
+        </w:rPr>
         <w:t>Without opening the old lesson, explain one key idea from Build a Human Classifier. Give an example and a mistake that the idea helps you avoid.</w:t>
       </w:r>
     </w:p>
@@ -151,7 +192,42 @@
     </w:p>
     <w:p>
       <w:r>
-        <w:t>Use W2: Explain a recommendation honestly for Recommendations and feedback. Record the answer once; the lesson and workbook refer to the same attempt.</w:t>
+        <w:t>Complete the supported Recommendations trace and record the first step you can explain without help.</w:t>
+      </w:r>
+    </w:p>
+    <w:p>
+      <w:pPr>
+        <w:spacing w:line="336" w:lineRule="auto" w:after="180"/>
+      </w:pPr>
+      <w:r>
+        <w:rPr>
+          <w:b w:val="0"/>
+        </w:rPr>
+        <w:t xml:space="preserve">Use W2: Explain a </w:t>
+      </w:r>
+      <w:r>
+        <w:rPr>
+          <w:b/>
+        </w:rPr>
+        <w:t>recommendation</w:t>
+      </w:r>
+      <w:r>
+        <w:rPr>
+          <w:b w:val="0"/>
+        </w:rPr>
+        <w:t xml:space="preserve"> honestly for </w:t>
+      </w:r>
+      <w:r>
+        <w:rPr>
+          <w:b/>
+        </w:rPr>
+        <w:t>Recommendation</w:t>
+      </w:r>
+      <w:r>
+        <w:rPr>
+          <w:b w:val="0"/>
+        </w:rPr>
+        <w:t>s and feedback. Record the answer once; the lesson and workbook refer to the same attempt.</w:t>
       </w:r>
     </w:p>
     <w:tbl>
@@ -279,7 +355,41 @@
     </w:p>
     <w:p>
       <w:r>
-        <w:t>Use the worked case for Recommendations and feedback. Proposed explanation: “A high score can cancel a failed requirement”. Decide whether this explanation is supported. Point to the step or supplied fact that decides; explain your repair if needed.</w:t>
+        <w:t>Check the proposed Recommendations explanation against the supplied facts before discussing it.</w:t>
+      </w:r>
+    </w:p>
+    <w:p>
+      <w:pPr>
+        <w:spacing w:line="336" w:lineRule="auto" w:after="180"/>
+      </w:pPr>
+      <w:r>
+        <w:rPr>
+          <w:b w:val="0"/>
+        </w:rPr>
+        <w:t xml:space="preserve">Use the worked case for </w:t>
+      </w:r>
+      <w:r>
+        <w:rPr>
+          <w:b/>
+        </w:rPr>
+        <w:t>Recommendation</w:t>
+      </w:r>
+      <w:r>
+        <w:rPr>
+          <w:b w:val="0"/>
+        </w:rPr>
+        <w:t>s and feedback. Proposed explanation: “A high score can cancel a failed requirement”. Decide whether this explanation is supported.</w:t>
+      </w:r>
+    </w:p>
+    <w:p>
+      <w:pPr>
+        <w:spacing w:line="336" w:lineRule="auto" w:after="180"/>
+      </w:pPr>
+      <w:r>
+        <w:rPr>
+          <w:b w:val="0"/>
+        </w:rPr>
+        <w:t>Point to the step or supplied fact that decides; explain your repair if needed.</w:t>
       </w:r>
     </w:p>
     <w:p>
@@ -319,6 +429,11 @@
       </w:r>
     </w:p>
     <w:p>
+      <w:r>
+        <w:t>Write one first attempt at the reserved independent case before feedback. Repeated copies of that case refer to the same recorded attempt.</w:t>
+      </w:r>
+    </w:p>
+    <w:p>
       <w:pPr>
         <w:pStyle w:val="Heading3"/>
       </w:pPr>
@@ -327,8 +442,48 @@
       </w:r>
     </w:p>
     <w:p>
-      <w:r>
-        <w:t>A fictional learner needs an indoor activity lasting at most 20 minutes. Preferences score 2 for drawing and 1 for solo. Candidates: A drawing, solo, outdoor, 10 minutes; B drawing, group, indoor, 20 minutes; C music, solo, indoor, 15 minutes; D drawing, group, indoor, 18 minutes. Filter, score and return all highest scorers. Only B is then shown and selected; C and D are not shown. State what the feedback establishes and what remains unknown.</w:t>
+      <w:pPr>
+        <w:spacing w:line="336" w:lineRule="auto" w:after="180"/>
+      </w:pPr>
+      <w:r>
+        <w:rPr>
+          <w:b w:val="0"/>
+        </w:rPr>
+        <w:t xml:space="preserve">A fictional learner needs an indoor activity lasting at most 20 minutes. </w:t>
+      </w:r>
+      <w:r>
+        <w:rPr>
+          <w:b/>
+        </w:rPr>
+        <w:t>Preference</w:t>
+      </w:r>
+      <w:r>
+        <w:rPr>
+          <w:b w:val="0"/>
+        </w:rPr>
+        <w:t>s score 2 for drawing and 1 for solo.</w:t>
+      </w:r>
+    </w:p>
+    <w:p>
+      <w:pPr>
+        <w:spacing w:line="336" w:lineRule="auto" w:after="180"/>
+      </w:pPr>
+      <w:r>
+        <w:rPr>
+          <w:b w:val="0"/>
+        </w:rPr>
+        <w:t>Candidates: A drawing, solo, outdoor, 10 minutes; B drawing, group, indoor, 20 minutes; C music, solo, indoor, 15 minutes; D drawing, group, indoor, 18 minutes. Filter, score and return all highest scorers.</w:t>
+      </w:r>
+    </w:p>
+    <w:p>
+      <w:pPr>
+        <w:spacing w:line="336" w:lineRule="auto" w:after="180"/>
+      </w:pPr>
+      <w:r>
+        <w:rPr>
+          <w:b w:val="0"/>
+        </w:rPr>
+        <w:t>Only B is then shown and selected; C and D are not shown. State what the feedback establishes and what remains unknown.</w:t>
       </w:r>
     </w:p>
     <w:p>
@@ -375,7 +530,13 @@
       </w:r>
     </w:p>
     <w:p>
-      <w:r>
+      <w:pPr>
+        <w:spacing w:line="336" w:lineRule="auto" w:after="180"/>
+      </w:pPr>
+      <w:r>
+        <w:rPr>
+          <w:b w:val="0"/>
+        </w:rPr>
         <w:t>Attempt this case before feedback. Record any help. Earlier examples below are further practice; a case already practised with feedback cannot establish fresh transfer.</w:t>
       </w:r>
     </w:p>
@@ -389,7 +550,30 @@
     </w:p>
     <w:p>
       <w:r>
-        <w:t>A system shows only adventure books and records only adventure clicks. It concludes the reader dislikes poetry. Explain the missing evidence and propose a small test.</w:t>
+        <w:t>Connect the Recommendations target to a trace and a justified conclusion.</w:t>
+      </w:r>
+    </w:p>
+    <w:p>
+      <w:pPr>
+        <w:spacing w:line="336" w:lineRule="auto" w:after="180"/>
+      </w:pPr>
+      <w:r>
+        <w:rPr>
+          <w:b w:val="0"/>
+        </w:rPr>
+        <w:t xml:space="preserve">A system shows only adventure books and records only adventure clicks. It concludes the reader dislikes poetry. Explain the missing </w:t>
+      </w:r>
+      <w:r>
+        <w:rPr>
+          <w:b/>
+        </w:rPr>
+        <w:t>evidence</w:t>
+      </w:r>
+      <w:r>
+        <w:rPr>
+          <w:b w:val="0"/>
+        </w:rPr>
+        <w:t xml:space="preserve"> and propose a small test.</w:t>
       </w:r>
     </w:p>
     <w:p>
@@ -402,17 +586,58 @@
     </w:p>
     <w:p>
       <w:r>
+        <w:t>Solve the supplied Recommendations case and show the deciding evidence.</w:t>
+      </w:r>
+    </w:p>
+    <w:p>
+      <w:pPr>
+        <w:spacing w:line="336" w:lineRule="auto" w:after="180"/>
+      </w:pPr>
+      <w:r>
+        <w:rPr>
+          <w:b w:val="0"/>
+        </w:rPr>
         <w:t>A recommender suggests adventure books after one adventure-book choice.</w:t>
       </w:r>
     </w:p>
     <w:p>
-      <w:r>
-        <w:t>Explain its evidence and limitation.</w:t>
-      </w:r>
-    </w:p>
-    <w:p>
-      <w:r>
-        <w:t>Show your trace, calculation or evidence</w:t>
+      <w:pPr>
+        <w:spacing w:line="336" w:lineRule="auto" w:after="180"/>
+      </w:pPr>
+      <w:r>
+        <w:rPr>
+          <w:b w:val="0"/>
+        </w:rPr>
+        <w:t xml:space="preserve">Explain its </w:t>
+      </w:r>
+      <w:r>
+        <w:rPr>
+          <w:b/>
+        </w:rPr>
+        <w:t>evidence</w:t>
+      </w:r>
+      <w:r>
+        <w:rPr>
+          <w:b w:val="0"/>
+        </w:rPr>
+        <w:t xml:space="preserve"> and limitation.</w:t>
+      </w:r>
+    </w:p>
+    <w:p>
+      <w:pPr>
+        <w:spacing w:line="336" w:lineRule="auto" w:after="180"/>
+      </w:pPr>
+      <w:r>
+        <w:rPr>
+          <w:b w:val="0"/>
+        </w:rPr>
+        <w:t xml:space="preserve">Show your trace, calculation or </w:t>
+      </w:r>
+      <w:r>
+        <w:rPr>
+          <w:b/>
+        </w:rPr>
+        <w:t>evidence</w:t>
       </w:r>
     </w:p>
     <w:p>
@@ -458,11 +683,29 @@
     </w:p>
     <w:p>
       <w:r>
+        <w:t>Apply the procedure to the changed case and record why the conclusion follows.</w:t>
+      </w:r>
+    </w:p>
+    <w:p>
+      <w:pPr>
+        <w:spacing w:line="336" w:lineRule="auto" w:after="180"/>
+        <w:shd w:fill="F5F1FB"/>
+      </w:pPr>
+      <w:r>
+        <w:rPr>
+          <w:b w:val="0"/>
+        </w:rPr>
         <w:t>A recommender suggests a space book because you liked two space books. Does the suggestion prove you will enjoy it? What feedback could help next time?</w:t>
       </w:r>
     </w:p>
     <w:p>
-      <w:r>
+      <w:pPr>
+        <w:spacing w:line="336" w:lineRule="auto" w:after="180"/>
+      </w:pPr>
+      <w:r>
+        <w:rPr>
+          <w:b w:val="0"/>
+        </w:rPr>
         <w:t>My independent answer and reason</w:t>
       </w:r>
     </w:p>
@@ -517,7 +760,30 @@
     </w:p>
     <w:p>
       <w:r>
-        <w:t>Create a changed input, boundary case or missing-information case. Write the expected answer or safe response before testing.</w:t>
+        <w:t>Specify a changed input, expected result and observation separately.</w:t>
+      </w:r>
+    </w:p>
+    <w:p>
+      <w:pPr>
+        <w:spacing w:line="336" w:lineRule="auto" w:after="180"/>
+      </w:pPr>
+      <w:r>
+        <w:rPr>
+          <w:b w:val="0"/>
+        </w:rPr>
+        <w:t xml:space="preserve">Create a changed </w:t>
+      </w:r>
+      <w:r>
+        <w:rPr>
+          <w:b/>
+        </w:rPr>
+        <w:t>input</w:t>
+      </w:r>
+      <w:r>
+        <w:rPr>
+          <w:b w:val="0"/>
+        </w:rPr>
+        <w:t>, boundary case or missing-information case. Write the expected answer or safe response before testing.</w:t>
       </w:r>
     </w:p>
     <w:tbl>
@@ -646,12 +912,53 @@
     </w:p>
     <w:p>
       <w:r>
-        <w:t>If the sorter ranks bins, state the objective and show why the top suggestion is not a command.</w:t>
-      </w:r>
-    </w:p>
-    <w:p>
-      <w:r>
-        <w:t>The project change and evidence I will keep</w:t>
+        <w:t>Justify what Recommendations adds to Helpful Classroom Sorter and keep the evidence.</w:t>
+      </w:r>
+    </w:p>
+    <w:p>
+      <w:pPr>
+        <w:spacing w:line="336" w:lineRule="auto" w:after="180"/>
+      </w:pPr>
+      <w:r>
+        <w:rPr>
+          <w:b w:val="0"/>
+        </w:rPr>
+        <w:t xml:space="preserve">If the sorter ranks bins, state the </w:t>
+      </w:r>
+      <w:r>
+        <w:rPr>
+          <w:b/>
+        </w:rPr>
+        <w:t>objective</w:t>
+      </w:r>
+      <w:r>
+        <w:rPr>
+          <w:b w:val="0"/>
+        </w:rPr>
+        <w:t xml:space="preserve"> and show why the top suggestion is not a command.</w:t>
+      </w:r>
+    </w:p>
+    <w:p>
+      <w:pPr>
+        <w:spacing w:line="336" w:lineRule="auto" w:after="180"/>
+      </w:pPr>
+      <w:r>
+        <w:rPr>
+          <w:b w:val="0"/>
+        </w:rPr>
+        <w:t xml:space="preserve">The project change and </w:t>
+      </w:r>
+      <w:r>
+        <w:rPr>
+          <w:b/>
+        </w:rPr>
+        <w:t>evidence</w:t>
+      </w:r>
+      <w:r>
+        <w:rPr>
+          <w:b w:val="0"/>
+        </w:rPr>
+        <w:t xml:space="preserve"> I will keep</w:t>
       </w:r>
     </w:p>
     <w:p>
@@ -697,11 +1004,54 @@
     </w:p>
     <w:p>
       <w:r>
-        <w:t>I can explain the mechanism. I can show evidence. I can handle a changed case. I can name a limit. Mark each as not yet, with help or independently, and attach supporting work.</w:t>
-      </w:r>
-    </w:p>
-    <w:p>
-      <w:r>
+        <w:t>Judge explanation, evidence, transfer and limits separately; attach the work behind your judgement.</w:t>
+      </w:r>
+    </w:p>
+    <w:p>
+      <w:pPr>
+        <w:pStyle w:val="ListBullet"/>
+      </w:pPr>
+      <w:r>
+        <w:t>I can explain the mechanism.</w:t>
+      </w:r>
+    </w:p>
+    <w:p>
+      <w:pPr>
+        <w:pStyle w:val="ListBullet"/>
+      </w:pPr>
+      <w:r>
+        <w:t>I can show evidence.</w:t>
+      </w:r>
+    </w:p>
+    <w:p>
+      <w:pPr>
+        <w:pStyle w:val="ListBullet"/>
+      </w:pPr>
+      <w:r>
+        <w:t>I can handle a changed case.</w:t>
+      </w:r>
+    </w:p>
+    <w:p>
+      <w:pPr>
+        <w:pStyle w:val="ListBullet"/>
+      </w:pPr>
+      <w:r>
+        <w:t>I can name a limit.</w:t>
+      </w:r>
+    </w:p>
+    <w:p>
+      <w:r>
+        <w:t>Mark each as not yet, with help or independently, and attach supporting work.</w:t>
+      </w:r>
+    </w:p>
+    <w:p>
+      <w:pPr>
+        <w:spacing w:line="336" w:lineRule="auto" w:after="180"/>
+      </w:pPr>
+      <w:r>
+        <w:rPr>
+          <w:b w:val="0"/>
+        </w:rPr>
         <w:t>Teacher review ____________________  Next step ____________________</w:t>
       </w:r>
     </w:p>
@@ -715,7 +1065,30 @@
     </w:p>
     <w:p>
       <w:r>
-        <w:t>A system shows only adventure books and records only adventure clicks. It concludes the reader dislikes poetry. Explain the missing evidence and propose a small test.</w:t>
+        <w:t>Use this earlier case as transfer practice. A case already discussed with feedback is not fresh assessment evidence.</w:t>
+      </w:r>
+    </w:p>
+    <w:p>
+      <w:pPr>
+        <w:spacing w:line="336" w:lineRule="auto" w:after="180"/>
+      </w:pPr>
+      <w:r>
+        <w:rPr>
+          <w:b w:val="0"/>
+        </w:rPr>
+        <w:t xml:space="preserve">A system shows only adventure books and records only adventure clicks. It concludes the reader dislikes poetry. Explain the missing </w:t>
+      </w:r>
+      <w:r>
+        <w:rPr>
+          <w:b/>
+        </w:rPr>
+        <w:t>evidence</w:t>
+      </w:r>
+      <w:r>
+        <w:rPr>
+          <w:b w:val="0"/>
+        </w:rPr>
+        <w:t xml:space="preserve"> and propose a small test.</w:t>
       </w:r>
     </w:p>
     <w:p>
@@ -762,7 +1135,13 @@
       </w:r>
     </w:p>
     <w:p>
-      <w:r>
+      <w:pPr>
+        <w:spacing w:line="336" w:lineRule="auto" w:after="180"/>
+      </w:pPr>
+      <w:r>
+        <w:rPr>
+          <w:b w:val="0"/>
+        </w:rPr>
         <w:t>Record support used: none, hint or teacher explanation.</w:t>
       </w:r>
     </w:p>
@@ -776,7 +1155,54 @@
     </w:p>
     <w:p>
       <w:r>
-        <w:t>Apply BookRec1 to J, K, L and M from the lesson. State eligibility or exclusion reason for each, the scores of eligible books and the recommendation. Explain why L’s two preference matches do not make it the winner.</w:t>
+        <w:t>Filter before scoring. Apply the supplied Recommendations facts and keep your reasoning.</w:t>
+      </w:r>
+    </w:p>
+    <w:p>
+      <w:pPr>
+        <w:spacing w:line="336" w:lineRule="auto" w:after="180"/>
+      </w:pPr>
+      <w:r>
+        <w:rPr>
+          <w:b w:val="0"/>
+        </w:rPr>
+        <w:t xml:space="preserve">Apply BookRec1 to J, K, L and M from the lesson. State </w:t>
+      </w:r>
+      <w:r>
+        <w:rPr>
+          <w:b/>
+        </w:rPr>
+        <w:t>eligibility</w:t>
+      </w:r>
+      <w:r>
+        <w:rPr>
+          <w:b w:val="0"/>
+        </w:rPr>
+        <w:t xml:space="preserve"> or exclusion reason for each, the scores of eligible books and the </w:t>
+      </w:r>
+      <w:r>
+        <w:rPr>
+          <w:b/>
+        </w:rPr>
+        <w:t>recommendation</w:t>
+      </w:r>
+      <w:r>
+        <w:rPr>
+          <w:b w:val="0"/>
+        </w:rPr>
+        <w:t xml:space="preserve">. Explain why L’s two </w:t>
+      </w:r>
+      <w:r>
+        <w:rPr>
+          <w:b/>
+        </w:rPr>
+        <w:t>preference</w:t>
+      </w:r>
+      <w:r>
+        <w:rPr>
+          <w:b w:val="0"/>
+        </w:rPr>
+        <w:t xml:space="preserve"> matches do not make it the winner.</w:t>
       </w:r>
     </w:p>
     <w:p>
@@ -827,7 +1253,30 @@
     </w:p>
     <w:p>
       <w:r>
-        <w:t>Write an explanation of why J was recommended that mentions one preference it does not match. A marketer adds guaranteed enjoyment. Explain why that phrase is unsupported.</w:t>
+        <w:t>Explain a recommendation honestly. Apply the supplied Recommendations facts and keep your reasoning.</w:t>
+      </w:r>
+    </w:p>
+    <w:p>
+      <w:pPr>
+        <w:spacing w:line="336" w:lineRule="auto" w:after="180"/>
+      </w:pPr>
+      <w:r>
+        <w:rPr>
+          <w:b w:val="0"/>
+        </w:rPr>
+        <w:t xml:space="preserve">Write an explanation of why J was recommended that mentions one </w:t>
+      </w:r>
+      <w:r>
+        <w:rPr>
+          <w:b/>
+        </w:rPr>
+        <w:t>preference</w:t>
+      </w:r>
+      <w:r>
+        <w:rPr>
+          <w:b w:val="0"/>
+        </w:rPr>
+        <w:t xml:space="preserve"> it does not match. A marketer adds guaranteed enjoyment. Explain why that phrase is unsupported.</w:t>
       </w:r>
     </w:p>
     <w:p>
@@ -878,6 +1327,17 @@
     </w:p>
     <w:p>
       <w:r>
+        <w:t>Do not label an unseen item rejected. Apply the supplied Recommendations facts and keep your reasoning.</w:t>
+      </w:r>
+    </w:p>
+    <w:p>
+      <w:pPr>
+        <w:spacing w:line="336" w:lineRule="auto" w:after="180"/>
+      </w:pPr>
+      <w:r>
+        <w:rPr>
+          <w:b w:val="0"/>
+        </w:rPr>
         <w:t>J was shown and clicked. K was never shown. Separate the observed records from the labels enjoyed and disliked. Write a question that could gather a stated reason while allowing no answer.</w:t>
       </w:r>
     </w:p>
@@ -929,7 +1389,52 @@
     </w:p>
     <w:p>
       <w:r>
-        <w:t>A fictional learner needs an indoor activity lasting at most 20 minutes. Preferences score 2 for drawing and 1 for solo. Candidates: A drawing, solo, outdoor, 10 minutes; B drawing, group, indoor, 20 minutes; C music, solo, indoor, 15 minutes; D drawing, group, indoor, 18 minutes. Filter, score and return all highest scorers. Only B is then shown and selected; C and D are not shown. State what the feedback establishes and what remains unknown.</w:t>
+        <w:t>Attempt before feedback. If this repeats the selected independent case, reuse that first attempt; otherwise keep a separate record. Transfer the process to activities. Apply the supplied Recommendations facts and keep your reasoning.</w:t>
+      </w:r>
+    </w:p>
+    <w:p>
+      <w:pPr>
+        <w:spacing w:line="336" w:lineRule="auto" w:after="180"/>
+      </w:pPr>
+      <w:r>
+        <w:rPr>
+          <w:b w:val="0"/>
+        </w:rPr>
+        <w:t xml:space="preserve">A fictional learner needs an indoor activity lasting at most 20 minutes. </w:t>
+      </w:r>
+      <w:r>
+        <w:rPr>
+          <w:b/>
+        </w:rPr>
+        <w:t>Preference</w:t>
+      </w:r>
+      <w:r>
+        <w:rPr>
+          <w:b w:val="0"/>
+        </w:rPr>
+        <w:t>s score 2 for drawing and 1 for solo.</w:t>
+      </w:r>
+    </w:p>
+    <w:p>
+      <w:pPr>
+        <w:spacing w:line="336" w:lineRule="auto" w:after="180"/>
+      </w:pPr>
+      <w:r>
+        <w:rPr>
+          <w:b w:val="0"/>
+        </w:rPr>
+        <w:t>Candidates: A drawing, solo, outdoor, 10 minutes; B drawing, group, indoor, 20 minutes; C music, solo, indoor, 15 minutes; D drawing, group, indoor, 18 minutes. Filter, score and return all highest scorers.</w:t>
+      </w:r>
+    </w:p>
+    <w:p>
+      <w:pPr>
+        <w:spacing w:line="336" w:lineRule="auto" w:after="180"/>
+      </w:pPr>
+      <w:r>
+        <w:rPr>
+          <w:b w:val="0"/>
+        </w:rPr>
+        <w:t>Only B is then shown and selected; C and D are not shown. State what the feedback establishes and what remains unknown.</w:t>
       </w:r>
     </w:p>
     <w:p>
@@ -990,7 +1495,41 @@
     </w:p>
     <w:p>
       <w:r>
-        <w:t>Return to BookRec1. J and K become unavailable, L remains Spanish, and M’s availability becomes unknown. A designer proposes recommending M anyway because it matches both preferences. Apply the requirements and propose an honest response.</w:t>
+        <w:t>Handle an empty eligible set. Apply the supplied Recommendations facts and keep your reasoning.</w:t>
+      </w:r>
+    </w:p>
+    <w:p>
+      <w:pPr>
+        <w:spacing w:line="336" w:lineRule="auto" w:after="180"/>
+      </w:pPr>
+      <w:r>
+        <w:rPr>
+          <w:b w:val="0"/>
+        </w:rPr>
+        <w:t xml:space="preserve">Return to BookRec1. J and K become unavailable, L remains Spanish, and M’s availability becomes unknown. A designer proposes recommending M anyway because it matches both </w:t>
+      </w:r>
+      <w:r>
+        <w:rPr>
+          <w:b/>
+        </w:rPr>
+        <w:t>preference</w:t>
+      </w:r>
+      <w:r>
+        <w:rPr>
+          <w:b w:val="0"/>
+        </w:rPr>
+        <w:t>s.</w:t>
+      </w:r>
+    </w:p>
+    <w:p>
+      <w:pPr>
+        <w:spacing w:line="336" w:lineRule="auto" w:after="180"/>
+      </w:pPr>
+      <w:r>
+        <w:rPr>
+          <w:b w:val="0"/>
+        </w:rPr>
+        <w:t>Apply the requirements and propose an honest response.</w:t>
       </w:r>
     </w:p>
     <w:p>
@@ -1037,6 +1576,11 @@
       </w:pPr>
       <w:r>
         <w:t>17. Feedback, return check and learning record</w:t>
+      </w:r>
+    </w:p>
+    <w:p>
+      <w:r>
+        <w:t>Record the first repaired step and a different case to revisit after a delay.</w:t>
       </w:r>
     </w:p>
     <w:tbl>
@@ -1176,7 +1720,13 @@
       </w:tr>
     </w:tbl>
     <w:p>
-      <w:r>
+      <w:pPr>
+        <w:spacing w:line="336" w:lineRule="auto" w:after="180"/>
+      </w:pPr>
+      <w:r>
+        <w:rPr>
+          <w:b w:val="0"/>
+        </w:rPr>
         <w:t>Revisit this idea with your teacher after a delay. Familiarity is different from explaining and using it on a changed case.</w:t>
       </w:r>
     </w:p>
@@ -1190,16 +1740,51 @@
     </w:p>
     <w:p>
       <w:r>
+        <w:t>A fictional classroom break chooser recommends a suitable paper activity. Explain the labelled step before checking the changed condition.</w:t>
+      </w:r>
+    </w:p>
+    <w:p>
+      <w:pPr>
+        <w:spacing w:line="336" w:lineRule="auto" w:after="180"/>
+      </w:pPr>
+      <w:r>
+        <w:rPr>
+          <w:b w:val="0"/>
+        </w:rPr>
         <w:t>A fictional classroom break chooser recommends a suitable paper activity.</w:t>
       </w:r>
     </w:p>
     <w:p>
-      <w:r>
-        <w:t>Must be quiet and take at most 12 minutes. Score 2 for puzzles and 1 for solo.</w:t>
-      </w:r>
-    </w:p>
-    <w:p>
-      <w:r>
+      <w:pPr>
+        <w:spacing w:line="336" w:lineRule="auto" w:after="180"/>
+      </w:pPr>
+      <w:r>
+        <w:rPr>
+          <w:b w:val="0"/>
+        </w:rPr>
+        <w:t xml:space="preserve">Must be quiet and take at most </w:t>
+      </w:r>
+      <w:r>
+        <w:rPr>
+          <w:b/>
+        </w:rPr>
+        <w:t>12 minutes</w:t>
+      </w:r>
+      <w:r>
+        <w:rPr>
+          <w:b w:val="0"/>
+        </w:rPr>
+        <w:t>. Score 2 for puzzles and 1 for solo.</w:t>
+      </w:r>
+    </w:p>
+    <w:p>
+      <w:pPr>
+        <w:spacing w:line="336" w:lineRule="auto" w:after="180"/>
+      </w:pPr>
+      <w:r>
+        <w:rPr>
+          <w:b w:val="0"/>
+        </w:rPr>
         <w:t>A puzzle,solo,noisy,8 min; B puzzle,group,quiet,12 min; C drawing,solo,quiet,10 min.</w:t>
       </w:r>
     </w:p>
@@ -1276,8 +1861,39 @@
       </w:r>
     </w:p>
     <w:p>
-      <w:r>
-        <w:t>Why does the recommendation change without changing anyone’s preferences?</w:t>
+      <w:pPr>
+        <w:spacing w:line="336" w:lineRule="auto" w:after="180"/>
+        <w:shd w:fill="F5F1FB"/>
+      </w:pPr>
+      <w:r>
+        <w:rPr>
+          <w:b w:val="0"/>
+        </w:rPr>
+        <w:t xml:space="preserve">Why does the </w:t>
+      </w:r>
+      <w:r>
+        <w:rPr>
+          <w:b/>
+        </w:rPr>
+        <w:t>recommendation</w:t>
+      </w:r>
+      <w:r>
+        <w:rPr>
+          <w:b w:val="0"/>
+        </w:rPr>
+        <w:t xml:space="preserve"> change without changing anyone’s </w:t>
+      </w:r>
+      <w:r>
+        <w:rPr>
+          <w:b/>
+        </w:rPr>
+        <w:t>preference</w:t>
+      </w:r>
+      <w:r>
+        <w:rPr>
+          <w:b w:val="0"/>
+        </w:rPr>
+        <w:t>s?</w:t>
       </w:r>
     </w:p>
     <w:p>
@@ -1319,13 +1935,58 @@
       </w:r>
     </w:p>
     <w:p>
-      <w:r>
-        <w:t>Support used: alone / hint / worked example. This record is practice evidence.</w:t>
-      </w:r>
-    </w:p>
-    <w:p>
-      <w:r>
-        <w:t>Project connection: Separate sorter requirements, preferences and observed feedback; document why a suggestion was eligible.</w:t>
+      <w:pPr>
+        <w:pStyle w:val="Heading3"/>
+      </w:pPr>
+      <w:r>
+        <w:t>Record the help used</w:t>
+      </w:r>
+    </w:p>
+    <w:p>
+      <w:pPr>
+        <w:spacing w:line="336" w:lineRule="auto" w:after="180"/>
+        <w:shd w:fill="F1F6F8"/>
+      </w:pPr>
+      <w:r>
+        <w:rPr>
+          <w:b w:val="0"/>
+        </w:rPr>
+        <w:t xml:space="preserve">Support used: alone / hint / worked example. This record is practice </w:t>
+      </w:r>
+      <w:r>
+        <w:rPr>
+          <w:b/>
+        </w:rPr>
+        <w:t>evidence</w:t>
+      </w:r>
+      <w:r>
+        <w:rPr>
+          <w:b w:val="0"/>
+        </w:rPr>
+        <w:t>.</w:t>
+      </w:r>
+    </w:p>
+    <w:p>
+      <w:pPr>
+        <w:spacing w:line="336" w:lineRule="auto" w:after="180"/>
+      </w:pPr>
+      <w:r>
+        <w:rPr>
+          <w:b w:val="0"/>
+        </w:rPr>
+        <w:t xml:space="preserve">Project connection: Separate sorter requirements, </w:t>
+      </w:r>
+      <w:r>
+        <w:rPr>
+          <w:b/>
+        </w:rPr>
+        <w:t>preference</w:t>
+      </w:r>
+      <w:r>
+        <w:rPr>
+          <w:b w:val="0"/>
+        </w:rPr>
+        <w:t>s and observed feedback; document why a suggestion was eligible.</w:t>
       </w:r>
     </w:p>
     <w:p>
@@ -1338,17 +1999,52 @@
     </w:p>
     <w:p>
       <w:r>
+        <w:t>Keep this week’s input, deciding step, result and limit together in the Helpful Classroom Sorter record.</w:t>
+      </w:r>
+    </w:p>
+    <w:p>
+      <w:pPr>
+        <w:spacing w:line="336" w:lineRule="auto" w:after="180"/>
+      </w:pPr>
+      <w:r>
+        <w:rPr>
+          <w:b w:val="0"/>
+        </w:rPr>
         <w:t>Project: Helpful Classroom Sorter</w:t>
       </w:r>
     </w:p>
     <w:p>
-      <w:r>
+      <w:pPr>
+        <w:spacing w:line="336" w:lineRule="auto" w:after="180"/>
+      </w:pPr>
+      <w:r>
+        <w:rPr>
+          <w:b w:val="0"/>
+        </w:rPr>
         <w:t>Current milestone: Evaluate and revise. Compare with your starting method, explain errors and record a justified revision.</w:t>
       </w:r>
     </w:p>
     <w:p>
-      <w:r>
-        <w:t>Separate sorter requirements, preferences and observed feedback; document why a suggestion was eligible.</w:t>
+      <w:pPr>
+        <w:spacing w:line="336" w:lineRule="auto" w:after="180"/>
+      </w:pPr>
+      <w:r>
+        <w:rPr>
+          <w:b w:val="0"/>
+        </w:rPr>
+        <w:t xml:space="preserve">Separate sorter requirements, </w:t>
+      </w:r>
+      <w:r>
+        <w:rPr>
+          <w:b/>
+        </w:rPr>
+        <w:t>preference</w:t>
+      </w:r>
+      <w:r>
+        <w:rPr>
+          <w:b w:val="0"/>
+        </w:rPr>
+        <w:t>s and observed feedback; document why a suggestion was eligible.</w:t>
       </w:r>
     </w:p>
     <w:tbl>
@@ -1510,11 +2206,28 @@
     </w:p>
     <w:p>
       <w:r>
+        <w:t>Try the supported questions before comparing with hints and feedback. Record what you repaired and the evidence you retained.</w:t>
+      </w:r>
+    </w:p>
+    <w:p>
+      <w:pPr>
+        <w:spacing w:line="336" w:lineRule="auto" w:after="180"/>
+      </w:pPr>
+      <w:r>
+        <w:rPr>
+          <w:b w:val="0"/>
+        </w:rPr>
         <w:t>Use this supported practice once, in the browser or on paper. Keep the reserved independent assessment for a separate first attempt before teacher feedback.</w:t>
       </w:r>
     </w:p>
     <w:p>
-      <w:r>
+      <w:pPr>
+        <w:spacing w:line="336" w:lineRule="auto" w:after="180"/>
+      </w:pPr>
+      <w:r>
+        <w:rPr>
+          <w:b w:val="0"/>
+        </w:rPr>
         <w:t>A fictional classroom break chooser recommends a suitable paper activity.</w:t>
       </w:r>
     </w:p>
@@ -1527,28 +2240,74 @@
       </w:r>
     </w:p>
     <w:p>
-      <w:r>
+      <w:pPr>
+        <w:spacing w:line="336" w:lineRule="auto" w:after="180"/>
+      </w:pPr>
+      <w:r>
+        <w:rPr>
+          <w:b w:val="0"/>
+        </w:rPr>
         <w:t>Which labelled step matches this detail? Choose B; preserve the reasons and any later feedback.</w:t>
       </w:r>
     </w:p>
     <w:p>
-      <w:r>
+      <w:pPr>
+        <w:spacing w:line="336" w:lineRule="auto" w:after="180"/>
+        <w:shd w:fill="F4F9FC"/>
+      </w:pPr>
+      <w:r>
+        <w:rPr>
+          <w:b w:val="0"/>
+        </w:rPr>
         <w:t>1. Recommend</w:t>
       </w:r>
     </w:p>
     <w:p>
-      <w:r>
+      <w:pPr>
+        <w:spacing w:line="336" w:lineRule="auto" w:after="180"/>
+        <w:shd w:fill="F4F9FC"/>
+      </w:pPr>
+      <w:r>
+        <w:rPr>
+          <w:b w:val="0"/>
+        </w:rPr>
         <w:t>2. Requirements</w:t>
       </w:r>
     </w:p>
     <w:p>
-      <w:r>
+      <w:pPr>
+        <w:spacing w:line="336" w:lineRule="auto" w:after="180"/>
+        <w:shd w:fill="F4F9FC"/>
+      </w:pPr>
+      <w:r>
+        <w:rPr>
+          <w:b w:val="0"/>
+        </w:rPr>
         <w:t>3. Eligible candidates</w:t>
       </w:r>
     </w:p>
     <w:p>
-      <w:r>
-        <w:t>4. Preference scores</w:t>
+      <w:pPr>
+        <w:spacing w:line="336" w:lineRule="auto" w:after="180"/>
+        <w:shd w:fill="F4F9FC"/>
+      </w:pPr>
+      <w:r>
+        <w:rPr>
+          <w:b w:val="0"/>
+        </w:rPr>
+        <w:t xml:space="preserve">4. </w:t>
+      </w:r>
+      <w:r>
+        <w:rPr>
+          <w:b/>
+        </w:rPr>
+        <w:t>Preference</w:t>
+      </w:r>
+      <w:r>
+        <w:rPr>
+          <w:b w:val="0"/>
+        </w:rPr>
+        <w:t xml:space="preserve"> scores</w:t>
       </w:r>
     </w:p>
     <w:p>
@@ -1585,41 +2344,173 @@
       </w:r>
     </w:p>
     <w:p>
-      <w:r>
+      <w:pPr>
+        <w:pStyle w:val="Heading3"/>
+      </w:pPr>
+      <w:r>
+        <w:t>Hint · try first</w:t>
+      </w:r>
+    </w:p>
+    <w:p>
+      <w:pPr>
+        <w:spacing w:line="336" w:lineRule="auto" w:after="180"/>
+        <w:shd w:fill="F1F6F8"/>
+      </w:pPr>
+      <w:r>
+        <w:rPr>
+          <w:b w:val="0"/>
+        </w:rPr>
         <w:t>Hint if needed: Read the steps in the pictorial case. Match the supplied detail to the stage that performs or records it.</w:t>
       </w:r>
     </w:p>
     <w:p>
-      <w:r>
-        <w:t>After your attempt, compare with the supported explanation: Recommend Choose B; preserve the reasons and any later feedback. A hard requirement determines whether an option can be chosen at all. Preferences rank the eligible options. The apparent best preference match, A, is not suitable under the quiet requirement. If a learner clicks C instead, the event alone does not tell us whether they disliked B, misclicked or wanted variety.</w:t>
-      </w:r>
-    </w:p>
-    <w:p>
       <w:pPr>
         <w:pStyle w:val="Heading3"/>
       </w:pPr>
       <w:r>
+        <w:t>Feedback · compare after trying</w:t>
+      </w:r>
+    </w:p>
+    <w:p>
+      <w:pPr>
+        <w:spacing w:line="336" w:lineRule="auto" w:after="180"/>
+        <w:shd w:fill="F1F6FC"/>
+      </w:pPr>
+      <w:r>
+        <w:rPr>
+          <w:b w:val="0"/>
+        </w:rPr>
+        <w:t>After your attempt, compare with the supported explanation: Recommend Choose B; preserve the reasons and any later feedback. A hard requirement determines whether an option can be chosen at all.</w:t>
+      </w:r>
+    </w:p>
+    <w:p>
+      <w:pPr>
+        <w:spacing w:line="336" w:lineRule="auto" w:after="180"/>
+        <w:shd w:fill="F1F6FC"/>
+      </w:pPr>
+      <w:r>
+        <w:rPr>
+          <w:b/>
+        </w:rPr>
+        <w:t>Preference</w:t>
+      </w:r>
+      <w:r>
+        <w:rPr>
+          <w:b w:val="0"/>
+        </w:rPr>
+        <w:t xml:space="preserve">s rank the eligible options. The apparent best </w:t>
+      </w:r>
+      <w:r>
+        <w:rPr>
+          <w:b/>
+        </w:rPr>
+        <w:t>preference</w:t>
+      </w:r>
+      <w:r>
+        <w:rPr>
+          <w:b w:val="0"/>
+        </w:rPr>
+        <w:t xml:space="preserve"> match, A, is not suitable under the quiet requirement.</w:t>
+      </w:r>
+    </w:p>
+    <w:p>
+      <w:pPr>
+        <w:spacing w:line="336" w:lineRule="auto" w:after="180"/>
+        <w:shd w:fill="F1F6FC"/>
+      </w:pPr>
+      <w:r>
+        <w:rPr>
+          <w:b w:val="0"/>
+        </w:rPr>
+        <w:t>If a learner clicks C instead, the event alone does not tell us whether they disliked B, misclicked or wanted variety.</w:t>
+      </w:r>
+    </w:p>
+    <w:p>
+      <w:pPr>
+        <w:pStyle w:val="Heading3"/>
+      </w:pPr>
+      <w:r>
         <w:t>Practice 2: explain the deciding evidence</w:t>
       </w:r>
     </w:p>
     <w:p>
-      <w:r>
+      <w:pPr>
+        <w:pStyle w:val="Heading3"/>
+      </w:pPr>
+      <w:r>
+        <w:t>Changed case · predict first</w:t>
+      </w:r>
+    </w:p>
+    <w:p>
+      <w:pPr>
+        <w:spacing w:line="336" w:lineRule="auto" w:after="180"/>
+        <w:shd w:fill="F5F1FB"/>
+      </w:pPr>
+      <w:r>
+        <w:rPr>
+          <w:b w:val="0"/>
+        </w:rPr>
         <w:t>Changed-case practice: Change the maximum time to 10 minutes. Which conclusion is supported by the supplied facts?</w:t>
       </w:r>
     </w:p>
     <w:p>
-      <w:r>
+      <w:pPr>
+        <w:spacing w:line="336" w:lineRule="auto" w:after="180"/>
+        <w:shd w:fill="F4F9FC"/>
+      </w:pPr>
+      <w:r>
+        <w:rPr>
+          <w:b w:val="0"/>
+        </w:rPr>
         <w:t>1. Only C remains eligible and is recommended.</w:t>
       </w:r>
     </w:p>
     <w:p>
-      <w:r>
-        <w:t>2. This one example guarantees correct results for every future input.</w:t>
-      </w:r>
-    </w:p>
-    <w:p>
-      <w:r>
-        <w:t>3. We can decide the result without examining the changed input or the procedure.</w:t>
+      <w:pPr>
+        <w:spacing w:line="336" w:lineRule="auto" w:after="180"/>
+        <w:shd w:fill="F4F9FC"/>
+      </w:pPr>
+      <w:r>
+        <w:rPr>
+          <w:b w:val="0"/>
+        </w:rPr>
+        <w:t xml:space="preserve">2. This one example guarantees correct results for every future </w:t>
+      </w:r>
+      <w:r>
+        <w:rPr>
+          <w:b/>
+        </w:rPr>
+        <w:t>input</w:t>
+      </w:r>
+      <w:r>
+        <w:rPr>
+          <w:b w:val="0"/>
+        </w:rPr>
+        <w:t>.</w:t>
+      </w:r>
+    </w:p>
+    <w:p>
+      <w:pPr>
+        <w:spacing w:line="336" w:lineRule="auto" w:after="180"/>
+        <w:shd w:fill="F4F9FC"/>
+      </w:pPr>
+      <w:r>
+        <w:rPr>
+          <w:b w:val="0"/>
+        </w:rPr>
+        <w:t xml:space="preserve">3. We can decide the result without examining the changed </w:t>
+      </w:r>
+      <w:r>
+        <w:rPr>
+          <w:b/>
+        </w:rPr>
+        <w:t>input</w:t>
+      </w:r>
+      <w:r>
+        <w:rPr>
+          <w:b w:val="0"/>
+        </w:rPr>
+        <w:t xml:space="preserve"> or the procedure.</w:t>
       </w:r>
     </w:p>
     <w:p>
@@ -1656,36 +2547,213 @@
       </w:r>
     </w:p>
     <w:p>
-      <w:r>
+      <w:pPr>
+        <w:pStyle w:val="Heading3"/>
+      </w:pPr>
+      <w:r>
+        <w:t>Hint · try first</w:t>
+      </w:r>
+    </w:p>
+    <w:p>
+      <w:pPr>
+        <w:spacing w:line="336" w:lineRule="auto" w:after="180"/>
+        <w:shd w:fill="F1F6F8"/>
+      </w:pPr>
+      <w:r>
+        <w:rPr>
+          <w:b w:val="0"/>
+        </w:rPr>
         <w:t>Hint if needed: Use the changed condition and the deciding step in the pictorial trace. The answer must say what follows from those facts.</w:t>
       </w:r>
     </w:p>
     <w:p>
-      <w:r>
-        <w:t>After your attempt, compare with the supported explanation: Only C remains eligible and is recommended. B takes 12 minutes; A is still noisy.</w:t>
-      </w:r>
-    </w:p>
-    <w:p>
       <w:pPr>
         <w:pStyle w:val="Heading3"/>
       </w:pPr>
       <w:r>
+        <w:t>Feedback · compare after trying</w:t>
+      </w:r>
+    </w:p>
+    <w:p>
+      <w:pPr>
+        <w:spacing w:line="336" w:lineRule="auto" w:after="180"/>
+        <w:shd w:fill="F1F6FC"/>
+      </w:pPr>
+      <w:r>
+        <w:rPr>
+          <w:b w:val="0"/>
+        </w:rPr>
+        <w:t xml:space="preserve">After your attempt, compare with the supported explanation: Only C remains eligible and is recommended. B takes </w:t>
+      </w:r>
+      <w:r>
+        <w:rPr>
+          <w:b/>
+        </w:rPr>
+        <w:t>12 minutes</w:t>
+      </w:r>
+      <w:r>
+        <w:rPr>
+          <w:b w:val="0"/>
+        </w:rPr>
+        <w:t>; A is still noisy.</w:t>
+      </w:r>
+    </w:p>
+    <w:p>
+      <w:pPr>
+        <w:pStyle w:val="Heading3"/>
+      </w:pPr>
+      <w:r>
         <w:t>Repair a missing building block</w:t>
       </w:r>
     </w:p>
     <w:p>
-      <w:r>
-        <w:t>Review Similarity (ai-1/19). Goal: Calculate similarity using explicitly selected features and a stated scoring rule. Short practice: Point to the matches supporting C’s new score and explain why there is no tie.. Return to this week and explain what you changed.</w:t>
-      </w:r>
-    </w:p>
-    <w:p>
-      <w:r>
-        <w:t>Review Prediction Is Not Fact (ai-1/17). Goal: Separate a recorded prediction from the observation used to check it. Short practice: Which field changes the observation label, and which field changes the model prediction?. Return to this week and explain what you changed.</w:t>
-      </w:r>
-    </w:p>
-    <w:p>
-      <w:r>
-        <w:t>Review Build a Human Classifier (ai-1/14). Goal: Construct a classifier with a stated input format, selected rule and recorded output. Short practice: Trace 0 cm and explain why clarification is different from predicting short.. Return to this week and explain what you changed.</w:t>
+      <w:pPr>
+        <w:spacing w:line="336" w:lineRule="auto" w:after="180"/>
+      </w:pPr>
+      <w:r>
+        <w:rPr>
+          <w:b w:val="0"/>
+        </w:rPr>
+        <w:t>Review Similarity (ai-1/19). Goal: Calculate similarity using explicitly selected features and a stated scoring rule. Short practice: Point to the matches supporting C’s new score and explain why there is no tie..</w:t>
+      </w:r>
+    </w:p>
+    <w:p>
+      <w:pPr>
+        <w:spacing w:line="336" w:lineRule="auto" w:after="180"/>
+      </w:pPr>
+      <w:r>
+        <w:rPr>
+          <w:b w:val="0"/>
+        </w:rPr>
+        <w:t>Return to this week and explain what you changed.</w:t>
+      </w:r>
+    </w:p>
+    <w:p>
+      <w:pPr>
+        <w:spacing w:line="336" w:lineRule="auto" w:after="180"/>
+      </w:pPr>
+      <w:r>
+        <w:rPr>
+          <w:b w:val="0"/>
+        </w:rPr>
+        <w:t xml:space="preserve">Review </w:t>
+      </w:r>
+      <w:r>
+        <w:rPr>
+          <w:b/>
+        </w:rPr>
+        <w:t>Prediction</w:t>
+      </w:r>
+      <w:r>
+        <w:rPr>
+          <w:b w:val="0"/>
+        </w:rPr>
+        <w:t xml:space="preserve"> Is Not Fact (ai-1/17). Goal: Separate a recorded </w:t>
+      </w:r>
+      <w:r>
+        <w:rPr>
+          <w:b/>
+        </w:rPr>
+        <w:t>prediction</w:t>
+      </w:r>
+      <w:r>
+        <w:rPr>
+          <w:b w:val="0"/>
+        </w:rPr>
+        <w:t xml:space="preserve"> from the </w:t>
+      </w:r>
+      <w:r>
+        <w:rPr>
+          <w:b/>
+        </w:rPr>
+        <w:t>observation</w:t>
+      </w:r>
+      <w:r>
+        <w:rPr>
+          <w:b w:val="0"/>
+        </w:rPr>
+        <w:t xml:space="preserve"> used to check it. Short practice: Which field changes the </w:t>
+      </w:r>
+      <w:r>
+        <w:rPr>
+          <w:b/>
+        </w:rPr>
+        <w:t>observation</w:t>
+      </w:r>
+      <w:r>
+        <w:rPr>
+          <w:b w:val="0"/>
+        </w:rPr>
+        <w:t xml:space="preserve"> label, and which field changes the model </w:t>
+      </w:r>
+      <w:r>
+        <w:rPr>
+          <w:b/>
+        </w:rPr>
+        <w:t>prediction</w:t>
+      </w:r>
+      <w:r>
+        <w:rPr>
+          <w:b w:val="0"/>
+        </w:rPr>
+        <w:t>?.</w:t>
+      </w:r>
+    </w:p>
+    <w:p>
+      <w:pPr>
+        <w:spacing w:line="336" w:lineRule="auto" w:after="180"/>
+      </w:pPr>
+      <w:r>
+        <w:rPr>
+          <w:b w:val="0"/>
+        </w:rPr>
+        <w:t>Return to this week and explain what you changed.</w:t>
+      </w:r>
+    </w:p>
+    <w:p>
+      <w:pPr>
+        <w:spacing w:line="336" w:lineRule="auto" w:after="180"/>
+      </w:pPr>
+      <w:r>
+        <w:rPr>
+          <w:b w:val="0"/>
+        </w:rPr>
+        <w:t xml:space="preserve">Review Build a Human Classifier (ai-1/14). Goal: Construct a classifier with a stated </w:t>
+      </w:r>
+      <w:r>
+        <w:rPr>
+          <w:b/>
+        </w:rPr>
+        <w:t>input</w:t>
+      </w:r>
+      <w:r>
+        <w:rPr>
+          <w:b w:val="0"/>
+        </w:rPr>
+        <w:t xml:space="preserve"> format, selected rule and recorded </w:t>
+      </w:r>
+      <w:r>
+        <w:rPr>
+          <w:b/>
+        </w:rPr>
+        <w:t>output</w:t>
+      </w:r>
+      <w:r>
+        <w:rPr>
+          <w:b w:val="0"/>
+        </w:rPr>
+        <w:t>.</w:t>
+      </w:r>
+    </w:p>
+    <w:p>
+      <w:pPr>
+        <w:spacing w:line="336" w:lineRule="auto" w:after="180"/>
+      </w:pPr>
+      <w:r>
+        <w:rPr>
+          <w:b w:val="0"/>
+        </w:rPr>
+        <w:t>Short practice: Trace 0 cm and explain why clarification is different from predicting short.. Return to this week and explain what you changed.</w:t>
       </w:r>
     </w:p>
     <w:p>
@@ -1697,8 +2765,37 @@
       </w:r>
     </w:p>
     <w:p>
-      <w:r>
-        <w:t>Use Download completed work in the hosted lesson to export your answers, reflections, practice feedback and code-run evidence. Open the HTML copy to read or print it. Drafts stay in this browser when storage is available; clear drafts on a shared device.</w:t>
+      <w:pPr>
+        <w:spacing w:line="336" w:lineRule="auto" w:after="180"/>
+      </w:pPr>
+      <w:r>
+        <w:rPr>
+          <w:b w:val="0"/>
+        </w:rPr>
+        <w:t xml:space="preserve">Use Download completed work in the hosted lesson to export your answers, reflections, practice feedback and code-run </w:t>
+      </w:r>
+      <w:r>
+        <w:rPr>
+          <w:b/>
+        </w:rPr>
+        <w:t>evidence</w:t>
+      </w:r>
+      <w:r>
+        <w:rPr>
+          <w:b w:val="0"/>
+        </w:rPr>
+        <w:t>. Open the HTML copy to read or print it.</w:t>
+      </w:r>
+    </w:p>
+    <w:p>
+      <w:pPr>
+        <w:spacing w:line="336" w:lineRule="auto" w:after="180"/>
+      </w:pPr>
+      <w:r>
+        <w:rPr>
+          <w:b w:val="0"/>
+        </w:rPr>
+        <w:t>Drafts stay in this browser when storage is available; clear drafts on a shared device.</w:t>
       </w:r>
     </w:p>
     <w:p>
@@ -1712,6 +2809,803 @@
     <w:p>
       <w:r>
         <w:t>________________________________________________________________</w:t>
+      </w:r>
+    </w:p>
+    <w:p>
+      <w:r>
+        <w:t>________________________________________________________________</w:t>
+      </w:r>
+    </w:p>
+    <w:p>
+      <w:r>
+        <w:t>________________________________________________________________</w:t>
+      </w:r>
+    </w:p>
+    <w:p>
+      <w:r>
+        <w:t>________________________________________________________________</w:t>
+      </w:r>
+    </w:p>
+    <w:p>
+      <w:r>
+        <w:t>________________________________________________________________</w:t>
+      </w:r>
+    </w:p>
+    <w:p>
+      <w:pPr>
+        <w:pStyle w:val="Heading1"/>
+      </w:pPr>
+      <w:r>
+        <w:t>21. Visual concept journey</w:t>
+      </w:r>
+    </w:p>
+    <w:p>
+      <w:r>
+        <w:t>Explain each Recommendations picture from its labels, then record a relevant limit.</w:t>
+      </w:r>
+    </w:p>
+    <w:p>
+      <w:pPr>
+        <w:pStyle w:val="Heading3"/>
+      </w:pPr>
+      <w:r>
+        <w:t>01. Recommendations: the case</w:t>
+      </w:r>
+    </w:p>
+    <w:p>
+      <w:r>
+        <w:drawing>
+          <wp:inline xmlns:a="http://schemas.openxmlformats.org/drawingml/2006/main" xmlns:pic="http://schemas.openxmlformats.org/drawingml/2006/picture">
+            <wp:extent cx="5486400" cy="2840736"/>
+            <wp:docPr id="3" name="Picture 3" descr="A fictional classroom break chooser recommends a suitable paper activity. Supplied facts: Must be quiet and take at most 12 minutes. Score 2 for puzzles and 1 for solo. A puzzle,solo,noisy,8 min; B puzzle,group,quiet,12 min; C drawing,solo,quiet,10 min."/>
+            <wp:cNvGraphicFramePr>
+              <a:graphicFrameLocks noChangeAspect="1"/>
+            </wp:cNvGraphicFramePr>
+            <a:graphic>
+              <a:graphicData uri="http://schemas.openxmlformats.org/drawingml/2006/picture">
+                <pic:pic>
+                  <pic:nvPicPr>
+                    <pic:cNvPr id="0" name="academy-story-ai-1-20-01.png"/>
+                    <pic:cNvPicPr/>
+                  </pic:nvPicPr>
+                  <pic:blipFill>
+                    <a:blip r:embed="rId11"/>
+                    <a:stretch>
+                      <a:fillRect/>
+                    </a:stretch>
+                  </pic:blipFill>
+                  <pic:spPr>
+                    <a:xfrm>
+                      <a:off x="0" y="0"/>
+                      <a:ext cx="5486400" cy="2840736"/>
+                    </a:xfrm>
+                    <a:prstGeom prst="rect"/>
+                  </pic:spPr>
+                </pic:pic>
+              </a:graphicData>
+            </a:graphic>
+          </wp:inline>
+        </w:drawing>
+      </w:r>
+    </w:p>
+    <w:p>
+      <w:pPr>
+        <w:spacing w:line="336" w:lineRule="auto" w:after="180"/>
+      </w:pPr>
+      <w:r>
+        <w:rPr>
+          <w:b w:val="0"/>
+        </w:rPr>
+        <w:t xml:space="preserve">A fictional classroom break chooser recommends a suitable paper activity. Supplied facts: Must be quiet and take at most </w:t>
+      </w:r>
+      <w:r>
+        <w:rPr>
+          <w:b/>
+        </w:rPr>
+        <w:t>12 minutes</w:t>
+      </w:r>
+      <w:r>
+        <w:rPr>
+          <w:b w:val="0"/>
+        </w:rPr>
+        <w:t>. Score 2 for puzzles and 1 for solo.</w:t>
+      </w:r>
+    </w:p>
+    <w:p>
+      <w:pPr>
+        <w:spacing w:line="336" w:lineRule="auto" w:after="180"/>
+      </w:pPr>
+      <w:r>
+        <w:rPr>
+          <w:b w:val="0"/>
+        </w:rPr>
+        <w:t>A puzzle,solo,noisy,8 min; B puzzle,group,quiet,12 min; C drawing,solo,quiet,10 min.</w:t>
+      </w:r>
+    </w:p>
+    <w:p>
+      <w:pPr>
+        <w:spacing w:line="336" w:lineRule="auto" w:after="180"/>
+        <w:shd w:fill="F5F1FB"/>
+      </w:pPr>
+      <w:r>
+        <w:rPr>
+          <w:b w:val="0"/>
+        </w:rPr>
+        <w:t>Point to the given fact that matters most. Explain why it matters.</w:t>
+      </w:r>
+    </w:p>
+    <w:p>
+      <w:pPr>
+        <w:pStyle w:val="Heading3"/>
+      </w:pPr>
+      <w:r>
+        <w:t>My picture explanation, deciding evidence and one limit</w:t>
+      </w:r>
+    </w:p>
+    <w:p>
+      <w:r>
+        <w:t>________________________________________________________________</w:t>
+      </w:r>
+    </w:p>
+    <w:p>
+      <w:r>
+        <w:t>________________________________________________________________</w:t>
+      </w:r>
+    </w:p>
+    <w:p>
+      <w:r>
+        <w:t>________________________________________________________________</w:t>
+      </w:r>
+    </w:p>
+    <w:p>
+      <w:r>
+        <w:t>________________________________________________________________</w:t>
+      </w:r>
+    </w:p>
+    <w:p>
+      <w:pPr>
+        <w:pStyle w:val="Heading3"/>
+      </w:pPr>
+      <w:r>
+        <w:t>02. Follow the deciding steps</w:t>
+      </w:r>
+    </w:p>
+    <w:p>
+      <w:r>
+        <w:drawing>
+          <wp:inline xmlns:a="http://schemas.openxmlformats.org/drawingml/2006/main" xmlns:pic="http://schemas.openxmlformats.org/drawingml/2006/picture">
+            <wp:extent cx="5486400" cy="4005072"/>
+            <wp:docPr id="4" name="Picture 4" descr="Requirements: Reject A because it is noisy despite a preference score of 3. → Eligible candidates: B and C both satisfy time and quiet requirements. → Preference scores: B scores 2; C scores 1. → Recommend: Choose B; preserve the reasons and any later feedback."/>
+            <wp:cNvGraphicFramePr>
+              <a:graphicFrameLocks noChangeAspect="1"/>
+            </wp:cNvGraphicFramePr>
+            <a:graphic>
+              <a:graphicData uri="http://schemas.openxmlformats.org/drawingml/2006/picture">
+                <pic:pic>
+                  <pic:nvPicPr>
+                    <pic:cNvPr id="0" name="academy-story-ai-1-20-02.png"/>
+                    <pic:cNvPicPr/>
+                  </pic:nvPicPr>
+                  <pic:blipFill>
+                    <a:blip r:embed="rId12"/>
+                    <a:stretch>
+                      <a:fillRect/>
+                    </a:stretch>
+                  </pic:blipFill>
+                  <pic:spPr>
+                    <a:xfrm>
+                      <a:off x="0" y="0"/>
+                      <a:ext cx="5486400" cy="4005072"/>
+                    </a:xfrm>
+                    <a:prstGeom prst="rect"/>
+                  </pic:spPr>
+                </pic:pic>
+              </a:graphicData>
+            </a:graphic>
+          </wp:inline>
+        </w:drawing>
+      </w:r>
+    </w:p>
+    <w:p>
+      <w:pPr>
+        <w:spacing w:line="336" w:lineRule="auto" w:after="180"/>
+      </w:pPr>
+      <w:r>
+        <w:rPr>
+          <w:b w:val="0"/>
+        </w:rPr>
+        <w:t xml:space="preserve">Requirements: Reject A because it is noisy despite a </w:t>
+      </w:r>
+      <w:r>
+        <w:rPr>
+          <w:b/>
+        </w:rPr>
+        <w:t>preference</w:t>
+      </w:r>
+      <w:r>
+        <w:rPr>
+          <w:b w:val="0"/>
+        </w:rPr>
+        <w:t xml:space="preserve"> score of 3. → Eligible candidates: B and C both satisfy time and quiet requirements. → </w:t>
+      </w:r>
+      <w:r>
+        <w:rPr>
+          <w:b/>
+        </w:rPr>
+        <w:t>Preference</w:t>
+      </w:r>
+      <w:r>
+        <w:rPr>
+          <w:b w:val="0"/>
+        </w:rPr>
+        <w:t xml:space="preserve"> scores: B scores 2; C scores 1. → Recommend: Choose B; preserve the reasons and any later feedback.</w:t>
+      </w:r>
+    </w:p>
+    <w:p>
+      <w:pPr>
+        <w:spacing w:line="336" w:lineRule="auto" w:after="180"/>
+        <w:shd w:fill="F5F1FB"/>
+      </w:pPr>
+      <w:r>
+        <w:rPr>
+          <w:b w:val="0"/>
+        </w:rPr>
+        <w:t xml:space="preserve">Point to each numbered stage and explain which recorded </w:t>
+      </w:r>
+      <w:r>
+        <w:rPr>
+          <w:b/>
+        </w:rPr>
+        <w:t>input</w:t>
+      </w:r>
+      <w:r>
+        <w:rPr>
+          <w:b w:val="0"/>
+        </w:rPr>
+        <w:t xml:space="preserve"> it uses.</w:t>
+      </w:r>
+    </w:p>
+    <w:p>
+      <w:pPr>
+        <w:pStyle w:val="Heading3"/>
+      </w:pPr>
+      <w:r>
+        <w:t>My picture explanation, deciding evidence and one limit</w:t>
+      </w:r>
+    </w:p>
+    <w:p>
+      <w:r>
+        <w:t>________________________________________________________________</w:t>
+      </w:r>
+    </w:p>
+    <w:p>
+      <w:r>
+        <w:t>________________________________________________________________</w:t>
+      </w:r>
+    </w:p>
+    <w:p>
+      <w:r>
+        <w:t>________________________________________________________________</w:t>
+      </w:r>
+    </w:p>
+    <w:p>
+      <w:r>
+        <w:t>________________________________________________________________</w:t>
+      </w:r>
+    </w:p>
+    <w:p>
+      <w:pPr>
+        <w:pStyle w:val="Heading3"/>
+      </w:pPr>
+      <w:r>
+        <w:t>03. Requirements before preferences</w:t>
+      </w:r>
+    </w:p>
+    <w:p>
+      <w:r>
+        <w:drawing>
+          <wp:inline xmlns:a="http://schemas.openxmlformats.org/drawingml/2006/main" xmlns:pic="http://schemas.openxmlformats.org/drawingml/2006/picture">
+            <wp:extent cx="5486400" cy="3617976"/>
+            <wp:docPr id="5" name="Picture 5" descr="Requirements before preferences. A: Quiet = No, Minutes = 8, Score = 3, Status = excluded. B: Quiet = Yes, Minutes = 12, Score = 2, Status = eligible. C: Quiet = Yes, Minutes = 10, Score = 1, Status = eligible."/>
+            <wp:cNvGraphicFramePr>
+              <a:graphicFrameLocks noChangeAspect="1"/>
+            </wp:cNvGraphicFramePr>
+            <a:graphic>
+              <a:graphicData uri="http://schemas.openxmlformats.org/drawingml/2006/picture">
+                <pic:pic>
+                  <pic:nvPicPr>
+                    <pic:cNvPr id="0" name="academy-story-ai-1-20-03.png"/>
+                    <pic:cNvPicPr/>
+                  </pic:nvPicPr>
+                  <pic:blipFill>
+                    <a:blip r:embed="rId13"/>
+                    <a:stretch>
+                      <a:fillRect/>
+                    </a:stretch>
+                  </pic:blipFill>
+                  <pic:spPr>
+                    <a:xfrm>
+                      <a:off x="0" y="0"/>
+                      <a:ext cx="5486400" cy="3617976"/>
+                    </a:xfrm>
+                    <a:prstGeom prst="rect"/>
+                  </pic:spPr>
+                </pic:pic>
+              </a:graphicData>
+            </a:graphic>
+          </wp:inline>
+        </w:drawing>
+      </w:r>
+    </w:p>
+    <w:p>
+      <w:pPr>
+        <w:spacing w:line="336" w:lineRule="auto" w:after="180"/>
+      </w:pPr>
+      <w:r>
+        <w:rPr>
+          <w:b w:val="0"/>
+        </w:rPr>
+        <w:t xml:space="preserve">Requirements before </w:t>
+      </w:r>
+      <w:r>
+        <w:rPr>
+          <w:b/>
+        </w:rPr>
+        <w:t>preference</w:t>
+      </w:r>
+      <w:r>
+        <w:rPr>
+          <w:b w:val="0"/>
+        </w:rPr>
+        <w:t>s. A: Quiet = No, Minutes = 8, Score = 3, Status = excluded. B: Quiet = Yes, Minutes = 12, Score = 2, Status = eligible. C: Quiet = Yes, Minutes = 10, Score = 1, Status = eligible.</w:t>
+      </w:r>
+    </w:p>
+    <w:p>
+      <w:pPr>
+        <w:spacing w:line="336" w:lineRule="auto" w:after="180"/>
+        <w:shd w:fill="F5F1FB"/>
+      </w:pPr>
+      <w:r>
+        <w:rPr>
+          <w:b w:val="0"/>
+        </w:rPr>
+        <w:t>Read the labels and values. Explain the relationship the model shows.</w:t>
+      </w:r>
+    </w:p>
+    <w:p>
+      <w:pPr>
+        <w:pStyle w:val="Heading3"/>
+      </w:pPr>
+      <w:r>
+        <w:t>My picture explanation, deciding evidence and one limit</w:t>
+      </w:r>
+    </w:p>
+    <w:p>
+      <w:r>
+        <w:t>________________________________________________________________</w:t>
+      </w:r>
+    </w:p>
+    <w:p>
+      <w:r>
+        <w:t>________________________________________________________________</w:t>
+      </w:r>
+    </w:p>
+    <w:p>
+      <w:r>
+        <w:t>________________________________________________________________</w:t>
+      </w:r>
+    </w:p>
+    <w:p>
+      <w:r>
+        <w:t>________________________________________________________________</w:t>
+      </w:r>
+    </w:p>
+    <w:p>
+      <w:pPr>
+        <w:pStyle w:val="Heading3"/>
+      </w:pPr>
+      <w:r>
+        <w:t>04. Change one thing. Trace what follows.</w:t>
+      </w:r>
+    </w:p>
+    <w:p>
+      <w:r>
+        <w:drawing>
+          <wp:inline xmlns:a="http://schemas.openxmlformats.org/drawingml/2006/main" xmlns:pic="http://schemas.openxmlformats.org/drawingml/2006/picture">
+            <wp:extent cx="5486400" cy="3026664"/>
+            <wp:docPr id="6" name="Picture 6" descr="Original case: Choose B; preserve the reasons and any later feedback. Changed condition: Change the maximum time to 10 minutes. Expected result: Only C remains eligible and is recommended. Reason: B takes 12 minutes; A is still noisy."/>
+            <wp:cNvGraphicFramePr>
+              <a:graphicFrameLocks noChangeAspect="1"/>
+            </wp:cNvGraphicFramePr>
+            <a:graphic>
+              <a:graphicData uri="http://schemas.openxmlformats.org/drawingml/2006/picture">
+                <pic:pic>
+                  <pic:nvPicPr>
+                    <pic:cNvPr id="0" name="academy-story-ai-1-20-04.png"/>
+                    <pic:cNvPicPr/>
+                  </pic:nvPicPr>
+                  <pic:blipFill>
+                    <a:blip r:embed="rId14"/>
+                    <a:stretch>
+                      <a:fillRect/>
+                    </a:stretch>
+                  </pic:blipFill>
+                  <pic:spPr>
+                    <a:xfrm>
+                      <a:off x="0" y="0"/>
+                      <a:ext cx="5486400" cy="3026664"/>
+                    </a:xfrm>
+                    <a:prstGeom prst="rect"/>
+                  </pic:spPr>
+                </pic:pic>
+              </a:graphicData>
+            </a:graphic>
+          </wp:inline>
+        </w:drawing>
+      </w:r>
+    </w:p>
+    <w:p>
+      <w:pPr>
+        <w:spacing w:line="336" w:lineRule="auto" w:after="180"/>
+      </w:pPr>
+      <w:r>
+        <w:rPr>
+          <w:b w:val="0"/>
+        </w:rPr>
+        <w:t>Original case: Choose B; preserve the reasons and any later feedback. Changed condition: Change the maximum time to 10 minutes. Expected result: Only C remains eligible and is recommended.</w:t>
+      </w:r>
+    </w:p>
+    <w:p>
+      <w:pPr>
+        <w:spacing w:line="336" w:lineRule="auto" w:after="180"/>
+      </w:pPr>
+      <w:r>
+        <w:rPr>
+          <w:b w:val="0"/>
+        </w:rPr>
+        <w:t xml:space="preserve">Reason: B takes </w:t>
+      </w:r>
+      <w:r>
+        <w:rPr>
+          <w:b/>
+        </w:rPr>
+        <w:t>12 minutes</w:t>
+      </w:r>
+      <w:r>
+        <w:rPr>
+          <w:b w:val="0"/>
+        </w:rPr>
+        <w:t>; A is still noisy.</w:t>
+      </w:r>
+    </w:p>
+    <w:p>
+      <w:pPr>
+        <w:spacing w:line="336" w:lineRule="auto" w:after="180"/>
+        <w:shd w:fill="F5F1FB"/>
+      </w:pPr>
+      <w:r>
+        <w:rPr>
+          <w:b w:val="0"/>
+        </w:rPr>
+        <w:t>Predict before checking the worked changed-case result. Name what changed and what the supplied facts allow you to conclude.</w:t>
+      </w:r>
+    </w:p>
+    <w:p>
+      <w:pPr>
+        <w:pStyle w:val="Heading3"/>
+      </w:pPr>
+      <w:r>
+        <w:t>My picture explanation, deciding evidence and one limit</w:t>
+      </w:r>
+    </w:p>
+    <w:p>
+      <w:r>
+        <w:t>________________________________________________________________</w:t>
+      </w:r>
+    </w:p>
+    <w:p>
+      <w:r>
+        <w:t>________________________________________________________________</w:t>
+      </w:r>
+    </w:p>
+    <w:p>
+      <w:r>
+        <w:t>________________________________________________________________</w:t>
+      </w:r>
+    </w:p>
+    <w:p>
+      <w:r>
+        <w:t>________________________________________________________________</w:t>
+      </w:r>
+    </w:p>
+    <w:p>
+      <w:pPr>
+        <w:pStyle w:val="Heading3"/>
+      </w:pPr>
+      <w:r>
+        <w:t>05. Connect the explanation to its limit</w:t>
+      </w:r>
+    </w:p>
+    <w:p>
+      <w:r>
+        <w:drawing>
+          <wp:inline xmlns:a="http://schemas.openxmlformats.org/drawingml/2006/main" xmlns:pic="http://schemas.openxmlformats.org/drawingml/2006/picture">
+            <wp:extent cx="5486400" cy="2834640"/>
+            <wp:docPr id="7" name="Picture 7" descr="A hard requirement determines whether an option can be chosen at all. Preferences rank the eligible options. The apparent best preference match, A, is not suitable under the quiet requirement. If a learner clicks C instead, the event alone does not tell us whether they disliked B, misclicked or wanted variety. Limit: One click is an observed event, not proof of satisfaction or a stable personal preference."/>
+            <wp:cNvGraphicFramePr>
+              <a:graphicFrameLocks noChangeAspect="1"/>
+            </wp:cNvGraphicFramePr>
+            <a:graphic>
+              <a:graphicData uri="http://schemas.openxmlformats.org/drawingml/2006/picture">
+                <pic:pic>
+                  <pic:nvPicPr>
+                    <pic:cNvPr id="0" name="academy-story-ai-1-20-05.png"/>
+                    <pic:cNvPicPr/>
+                  </pic:nvPicPr>
+                  <pic:blipFill>
+                    <a:blip r:embed="rId15"/>
+                    <a:stretch>
+                      <a:fillRect/>
+                    </a:stretch>
+                  </pic:blipFill>
+                  <pic:spPr>
+                    <a:xfrm>
+                      <a:off x="0" y="0"/>
+                      <a:ext cx="5486400" cy="2834640"/>
+                    </a:xfrm>
+                    <a:prstGeom prst="rect"/>
+                  </pic:spPr>
+                </pic:pic>
+              </a:graphicData>
+            </a:graphic>
+          </wp:inline>
+        </w:drawing>
+      </w:r>
+    </w:p>
+    <w:p>
+      <w:pPr>
+        <w:spacing w:line="336" w:lineRule="auto" w:after="180"/>
+      </w:pPr>
+      <w:r>
+        <w:rPr>
+          <w:b w:val="0"/>
+        </w:rPr>
+        <w:t xml:space="preserve">A hard requirement determines whether an option can be chosen at all. </w:t>
+      </w:r>
+      <w:r>
+        <w:rPr>
+          <w:b/>
+        </w:rPr>
+        <w:t>Preference</w:t>
+      </w:r>
+      <w:r>
+        <w:rPr>
+          <w:b w:val="0"/>
+        </w:rPr>
+        <w:t xml:space="preserve">s rank the eligible options. The apparent best </w:t>
+      </w:r>
+      <w:r>
+        <w:rPr>
+          <w:b/>
+        </w:rPr>
+        <w:t>preference</w:t>
+      </w:r>
+      <w:r>
+        <w:rPr>
+          <w:b w:val="0"/>
+        </w:rPr>
+        <w:t xml:space="preserve"> match, A, is not suitable under the quiet requirement.</w:t>
+      </w:r>
+    </w:p>
+    <w:p>
+      <w:pPr>
+        <w:spacing w:line="336" w:lineRule="auto" w:after="180"/>
+      </w:pPr>
+      <w:r>
+        <w:rPr>
+          <w:b w:val="0"/>
+        </w:rPr>
+        <w:t xml:space="preserve">If a learner clicks C instead, the event alone does not tell us whether they disliked B, misclicked or wanted variety. Limit: One click is an observed event, not proof of satisfaction or a stable personal </w:t>
+      </w:r>
+      <w:r>
+        <w:rPr>
+          <w:b/>
+        </w:rPr>
+        <w:t>preference</w:t>
+      </w:r>
+      <w:r>
+        <w:rPr>
+          <w:b w:val="0"/>
+        </w:rPr>
+        <w:t>.</w:t>
+      </w:r>
+    </w:p>
+    <w:p>
+      <w:pPr>
+        <w:spacing w:line="336" w:lineRule="auto" w:after="180"/>
+        <w:shd w:fill="F5F1FB"/>
+      </w:pPr>
+      <w:r>
+        <w:rPr>
+          <w:b w:val="0"/>
+        </w:rPr>
+        <w:t>Explain the case, then point to a limit on the claim.</w:t>
+      </w:r>
+    </w:p>
+    <w:p>
+      <w:pPr>
+        <w:pStyle w:val="Heading3"/>
+      </w:pPr>
+      <w:r>
+        <w:t>My picture explanation, deciding evidence and one limit</w:t>
+      </w:r>
+    </w:p>
+    <w:p>
+      <w:r>
+        <w:t>________________________________________________________________</w:t>
+      </w:r>
+    </w:p>
+    <w:p>
+      <w:r>
+        <w:t>________________________________________________________________</w:t>
+      </w:r>
+    </w:p>
+    <w:p>
+      <w:r>
+        <w:t>________________________________________________________________</w:t>
+      </w:r>
+    </w:p>
+    <w:p>
+      <w:r>
+        <w:t>________________________________________________________________</w:t>
+      </w:r>
+    </w:p>
+    <w:p>
+      <w:pPr>
+        <w:pStyle w:val="Heading3"/>
+      </w:pPr>
+      <w:r>
+        <w:t>06. Make the idea visible in your project</w:t>
+      </w:r>
+    </w:p>
+    <w:p>
+      <w:r>
+        <w:drawing>
+          <wp:inline xmlns:a="http://schemas.openxmlformats.org/drawingml/2006/main" xmlns:pic="http://schemas.openxmlformats.org/drawingml/2006/picture">
+            <wp:extent cx="5486400" cy="3380232"/>
+            <wp:docPr id="8" name="Picture 8" descr="Separate sorter requirements, preferences and observed feedback; document why a suggestion was eligible. Draw your input, deciding step, result and limit. Supported question: Why does the recommendation change without changing anyone’s preferences?"/>
+            <wp:cNvGraphicFramePr>
+              <a:graphicFrameLocks noChangeAspect="1"/>
+            </wp:cNvGraphicFramePr>
+            <a:graphic>
+              <a:graphicData uri="http://schemas.openxmlformats.org/drawingml/2006/picture">
+                <pic:pic>
+                  <pic:nvPicPr>
+                    <pic:cNvPr id="0" name="academy-story-ai-1-20-06.png"/>
+                    <pic:cNvPicPr/>
+                  </pic:nvPicPr>
+                  <pic:blipFill>
+                    <a:blip r:embed="rId16"/>
+                    <a:stretch>
+                      <a:fillRect/>
+                    </a:stretch>
+                  </pic:blipFill>
+                  <pic:spPr>
+                    <a:xfrm>
+                      <a:off x="0" y="0"/>
+                      <a:ext cx="5486400" cy="3380232"/>
+                    </a:xfrm>
+                    <a:prstGeom prst="rect"/>
+                  </pic:spPr>
+                </pic:pic>
+              </a:graphicData>
+            </a:graphic>
+          </wp:inline>
+        </w:drawing>
+      </w:r>
+    </w:p>
+    <w:p>
+      <w:pPr>
+        <w:spacing w:line="336" w:lineRule="auto" w:after="180"/>
+        <w:shd w:fill="F5F1FB"/>
+      </w:pPr>
+      <w:r>
+        <w:rPr>
+          <w:b w:val="0"/>
+        </w:rPr>
+        <w:t xml:space="preserve">Separate sorter requirements, </w:t>
+      </w:r>
+      <w:r>
+        <w:rPr>
+          <w:b/>
+        </w:rPr>
+        <w:t>preference</w:t>
+      </w:r>
+      <w:r>
+        <w:rPr>
+          <w:b w:val="0"/>
+        </w:rPr>
+        <w:t xml:space="preserve">s and observed feedback; document why a suggestion was eligible. Draw your </w:t>
+      </w:r>
+      <w:r>
+        <w:rPr>
+          <w:b/>
+        </w:rPr>
+        <w:t>input</w:t>
+      </w:r>
+      <w:r>
+        <w:rPr>
+          <w:b w:val="0"/>
+        </w:rPr>
+        <w:t>, deciding step, result and limit.</w:t>
+      </w:r>
+    </w:p>
+    <w:p>
+      <w:pPr>
+        <w:spacing w:line="336" w:lineRule="auto" w:after="180"/>
+        <w:shd w:fill="F5F1FB"/>
+      </w:pPr>
+      <w:r>
+        <w:rPr>
+          <w:b w:val="0"/>
+        </w:rPr>
+        <w:t xml:space="preserve">Supported question: Why does the </w:t>
+      </w:r>
+      <w:r>
+        <w:rPr>
+          <w:b/>
+        </w:rPr>
+        <w:t>recommendation</w:t>
+      </w:r>
+      <w:r>
+        <w:rPr>
+          <w:b w:val="0"/>
+        </w:rPr>
+        <w:t xml:space="preserve"> change without changing anyone’s </w:t>
+      </w:r>
+      <w:r>
+        <w:rPr>
+          <w:b/>
+        </w:rPr>
+        <w:t>preference</w:t>
+      </w:r>
+      <w:r>
+        <w:rPr>
+          <w:b w:val="0"/>
+        </w:rPr>
+        <w:t>s?</w:t>
+      </w:r>
+    </w:p>
+    <w:p>
+      <w:pPr>
+        <w:spacing w:line="336" w:lineRule="auto" w:after="180"/>
+        <w:shd w:fill="F5F1FB"/>
+      </w:pPr>
+      <w:r>
+        <w:rPr>
+          <w:b w:val="0"/>
+        </w:rPr>
+        <w:t xml:space="preserve">Draw your project trace and justify the deciding step using </w:t>
+      </w:r>
+      <w:r>
+        <w:rPr>
+          <w:b/>
+        </w:rPr>
+        <w:t>evidence</w:t>
+      </w:r>
+      <w:r>
+        <w:rPr>
+          <w:b w:val="0"/>
+        </w:rPr>
+        <w:t>.</w:t>
+      </w:r>
+    </w:p>
+    <w:p>
+      <w:pPr>
+        <w:pStyle w:val="Heading3"/>
+      </w:pPr>
+      <w:r>
+        <w:t>My picture explanation, deciding evidence and one limit</w:t>
       </w:r>
     </w:p>
     <w:p>

--- a/downloads/workbook/ai-1-week-20.docx
+++ b/downloads/workbook/ai-1-week-20.docx
@@ -25,50 +25,216 @@
         <w:pStyle w:val="Heading1"/>
       </w:pPr>
       <w:r>
-        <w:t>01. Recall and choose your starting point</w:t>
-      </w:r>
-    </w:p>
-    <w:p>
-      <w:r>
-        <w:t>Record your starting explanation for Recommendations before opening notes. Show any later correction separately.</w:t>
-      </w:r>
-    </w:p>
-    <w:p>
-      <w:pPr>
-        <w:spacing w:line="336" w:lineRule="auto" w:after="180"/>
-      </w:pPr>
-      <w:r>
-        <w:rPr>
-          <w:b w:val="0"/>
-        </w:rPr>
+        <w:t>One connected recommendation record.</w:t>
+      </w:r>
+    </w:p>
+    <w:p>
+      <w:r>
+        <w:t>Filter books, explain a preference tradeoff, inspect exposure and handle pending requirements.</w:t>
+      </w:r>
+    </w:p>
+    <w:p>
+      <w:r>
+        <w:t>Keep the purpose, eligible candidates, scores and feedback context together.</w:t>
+      </w:r>
+    </w:p>
+    <w:p>
+      <w:pPr>
+        <w:pStyle w:val="Heading1"/>
+      </w:pPr>
+      <w:r>
+        <w:t>01. Recall: reconnect earlier ideas</w:t>
+      </w:r>
+    </w:p>
+    <w:p>
+      <w:r>
+        <w:t>Retrieve before opening notes.</w:t>
+      </w:r>
+    </w:p>
+    <w:p>
+      <w:pPr>
+        <w:pStyle w:val="Heading2"/>
+      </w:pPr>
+      <w:r>
+        <w:t>Retrieve and explain</w:t>
+      </w:r>
+    </w:p>
+    <w:p>
+      <w:pPr>
+        <w:pStyle w:val="ListBullet"/>
+      </w:pPr>
+      <w:r>
         <w:t>Try the recall before opening notes. Then use a different colour or a labelled second line to correct your explanation.</w:t>
       </w:r>
     </w:p>
     <w:p>
       <w:pPr>
+        <w:pStyle w:val="ListBullet"/>
+      </w:pPr>
+      <w:r>
+        <w:t>Without opening the old lesson, explain one key idea from Similarity. Give an example and a mistake that the idea helps you avoid.</w:t>
+      </w:r>
+    </w:p>
+    <w:p>
+      <w:pPr>
         <w:pStyle w:val="Heading3"/>
       </w:pPr>
       <w:r>
+        <w:t>My remembered idea, example and correction</w:t>
+      </w:r>
+    </w:p>
+    <w:p>
+      <w:r>
+        <w:t>________________________________________________________________</w:t>
+      </w:r>
+    </w:p>
+    <w:p>
+      <w:r>
+        <w:t>________________________________________________________________</w:t>
+      </w:r>
+    </w:p>
+    <w:p>
+      <w:r>
+        <w:t>________________________________________________________________</w:t>
+      </w:r>
+    </w:p>
+    <w:p>
+      <w:pPr>
+        <w:pStyle w:val="ListBullet"/>
+      </w:pPr>
+      <w:r>
+        <w:t>Without opening the old lesson, explain one key idea from Prediction Is Not Fact. Give an example and a mistake that the idea helps you avoid.</w:t>
+      </w:r>
+    </w:p>
+    <w:p>
+      <w:pPr>
+        <w:pStyle w:val="Heading3"/>
+      </w:pPr>
+      <w:r>
+        <w:t>My remembered idea, example and correction</w:t>
+      </w:r>
+    </w:p>
+    <w:p>
+      <w:r>
+        <w:t>________________________________________________________________</w:t>
+      </w:r>
+    </w:p>
+    <w:p>
+      <w:r>
+        <w:t>________________________________________________________________</w:t>
+      </w:r>
+    </w:p>
+    <w:p>
+      <w:r>
+        <w:t>________________________________________________________________</w:t>
+      </w:r>
+    </w:p>
+    <w:p>
+      <w:pPr>
+        <w:pStyle w:val="ListBullet"/>
+      </w:pPr>
+      <w:r>
+        <w:t>Without opening the old lesson, explain one key idea from Build a Human Classifier. Give an example and a mistake that the idea helps you avoid.</w:t>
+      </w:r>
+    </w:p>
+    <w:p>
+      <w:pPr>
+        <w:pStyle w:val="Heading3"/>
+      </w:pPr>
+      <w:r>
+        <w:t>My remembered idea, example and correction</w:t>
+      </w:r>
+    </w:p>
+    <w:p>
+      <w:r>
+        <w:t>________________________________________________________________</w:t>
+      </w:r>
+    </w:p>
+    <w:p>
+      <w:r>
+        <w:t>________________________________________________________________</w:t>
+      </w:r>
+    </w:p>
+    <w:p>
+      <w:r>
+        <w:t>________________________________________________________________</w:t>
+      </w:r>
+    </w:p>
+    <w:p>
+      <w:pPr>
+        <w:pStyle w:val="Heading2"/>
+      </w:pPr>
+      <w:r>
+        <w:t>Earlier wording, alternatives and picture transcripts · reference / check after trying</w:t>
+      </w:r>
+    </w:p>
+    <w:p>
+      <w:pPr>
+        <w:pStyle w:val="Heading3"/>
+      </w:pPr>
+      <w:r>
         <w:t>Similarity</w:t>
       </w:r>
     </w:p>
     <w:p>
       <w:pPr>
-        <w:spacing w:line="336" w:lineRule="auto" w:after="180"/>
-      </w:pPr>
-      <w:r>
-        <w:rPr>
-          <w:b w:val="0"/>
-        </w:rPr>
-        <w:t>Without opening the old lesson, explain one key idea from Similarity. Give an example and a mistake that the idea helps you avoid.</w:t>
-      </w:r>
-    </w:p>
-    <w:p>
-      <w:pPr>
         <w:pStyle w:val="Heading3"/>
       </w:pPr>
       <w:r>
-        <w:t>My remembered idea, example and correction</w:t>
+        <w:t>Prediction Is Not Fact</w:t>
+      </w:r>
+    </w:p>
+    <w:p>
+      <w:pPr>
+        <w:pStyle w:val="Heading3"/>
+      </w:pPr>
+      <w:r>
+        <w:t>Build a Human Classifier</w:t>
+      </w:r>
+    </w:p>
+    <w:p>
+      <w:pPr>
+        <w:pStyle w:val="Heading1"/>
+      </w:pPr>
+      <w:r>
+        <w:t>12. W1 · Filter and score BookRec1</w:t>
+      </w:r>
+    </w:p>
+    <w:p>
+      <w:r>
+        <w:t>Use the supplied records and explain each exclusion.</w:t>
+      </w:r>
+    </w:p>
+    <w:p>
+      <w:pPr>
+        <w:pStyle w:val="Heading2"/>
+      </w:pPr>
+      <w:r>
+        <w:t>Your evidence record</w:t>
+      </w:r>
+    </w:p>
+    <w:p>
+      <w:pPr>
+        <w:pStyle w:val="ListBullet"/>
+      </w:pPr>
+      <w:r>
+        <w:t>BookRec1 reference: require English and available. Score eligible books 2 for topic space and 1 for format comic; return all tied highest scores. J=space,prose,English,available; K=animals,comic,English,available; L=space,comic,Spanish,available; M=space,comic,English,unavailable. Unknown required facts mark a candidate pending verification. If none are verified eligible, report no verified eligible option and retain the pending reason.</w:t>
+      </w:r>
+    </w:p>
+    <w:p>
+      <w:pPr>
+        <w:pStyle w:val="ListBullet"/>
+      </w:pPr>
+      <w:r>
+        <w:t>Apply BookRec1 to J, K, L and M from the lesson. State eligibility or exclusion reason for each, the scores of eligible books and the recommendation. Explain why L’s two preference matches do not make it the winner.</w:t>
+      </w:r>
+    </w:p>
+    <w:p>
+      <w:pPr>
+        <w:pStyle w:val="Heading3"/>
+      </w:pPr>
+      <w:r>
+        <w:t>My reasoning and evidence</w:t>
       </w:r>
     </w:p>
     <w:p>
@@ -87,34 +253,114 @@
       </w:r>
     </w:p>
     <w:p>
+      <w:r>
+        <w:t>________________________________________________________________</w:t>
+      </w:r>
+    </w:p>
+    <w:p>
+      <w:r>
+        <w:t>________________________________________________________________</w:t>
+      </w:r>
+    </w:p>
+    <w:p>
+      <w:r>
+        <w:t>________________________________________________________________</w:t>
+      </w:r>
+    </w:p>
+    <w:p>
+      <w:pPr>
+        <w:pStyle w:val="Heading1"/>
+      </w:pPr>
+      <w:r>
+        <w:t>13. W2 · Explain J’s recommendation honestly</w:t>
+      </w:r>
+    </w:p>
+    <w:p>
+      <w:r>
+        <w:t>Name both its matched preference and the one it lacks.</w:t>
+      </w:r>
+    </w:p>
+    <w:p>
+      <w:pPr>
+        <w:pStyle w:val="Heading2"/>
+      </w:pPr>
+      <w:r>
+        <w:t>Your evidence record</w:t>
+      </w:r>
+    </w:p>
+    <w:p>
+      <w:pPr>
+        <w:pStyle w:val="ListBullet"/>
+      </w:pPr>
+      <w:r>
+        <w:t>Write an explanation of why J was recommended that mentions one preference it does not match. A marketer adds guaranteed enjoyment. Explain why that phrase is unsupported.</w:t>
+      </w:r>
+    </w:p>
+    <w:p>
       <w:pPr>
         <w:pStyle w:val="Heading3"/>
       </w:pPr>
       <w:r>
-        <w:t>Prediction Is Not Fact</w:t>
-      </w:r>
-    </w:p>
-    <w:p>
-      <w:pPr>
-        <w:spacing w:line="336" w:lineRule="auto" w:after="180"/>
-      </w:pPr>
-      <w:r>
-        <w:rPr>
-          <w:b w:val="0"/>
-        </w:rPr>
-        <w:t xml:space="preserve">Without opening the old lesson, explain one key idea from </w:t>
-      </w:r>
-      <w:r>
-        <w:rPr>
-          <w:b/>
-        </w:rPr>
-        <w:t>Prediction</w:t>
-      </w:r>
-      <w:r>
-        <w:rPr>
-          <w:b w:val="0"/>
-        </w:rPr>
-        <w:t xml:space="preserve"> Is Not Fact. Give an example and a mistake that the idea helps you avoid.</w:t>
+        <w:t>My reasoning and evidence</w:t>
+      </w:r>
+    </w:p>
+    <w:p>
+      <w:r>
+        <w:t>________________________________________________________________</w:t>
+      </w:r>
+    </w:p>
+    <w:p>
+      <w:r>
+        <w:t>________________________________________________________________</w:t>
+      </w:r>
+    </w:p>
+    <w:p>
+      <w:r>
+        <w:t>________________________________________________________________</w:t>
+      </w:r>
+    </w:p>
+    <w:p>
+      <w:r>
+        <w:t>________________________________________________________________</w:t>
+      </w:r>
+    </w:p>
+    <w:p>
+      <w:r>
+        <w:t>________________________________________________________________</w:t>
+      </w:r>
+    </w:p>
+    <w:p>
+      <w:r>
+        <w:t>________________________________________________________________</w:t>
+      </w:r>
+    </w:p>
+    <w:p>
+      <w:pPr>
+        <w:pStyle w:val="Heading1"/>
+      </w:pPr>
+      <w:r>
+        <w:t>14. W3 · Separate observed events from inferred feelings</w:t>
+      </w:r>
+    </w:p>
+    <w:p>
+      <w:r>
+        <w:t>Retain what was shown and allow an unanswered feedback request.</w:t>
+      </w:r>
+    </w:p>
+    <w:p>
+      <w:pPr>
+        <w:pStyle w:val="Heading2"/>
+      </w:pPr>
+      <w:r>
+        <w:t>Your evidence record</w:t>
+      </w:r>
+    </w:p>
+    <w:p>
+      <w:pPr>
+        <w:pStyle w:val="ListBullet"/>
+      </w:pPr>
+      <w:r>
+        <w:t>J was shown and clicked. K was never shown. Separate the observed records from the labels enjoyed and disliked. Write a question that could gather a stated reason while allowing no answer.</w:t>
       </w:r>
     </w:p>
     <w:p>
@@ -122,7 +368,7 @@
         <w:pStyle w:val="Heading3"/>
       </w:pPr>
       <w:r>
-        <w:t>My remembered idea, example and correction</w:t>
+        <w:t>My reasoning and evidence</w:t>
       </w:r>
     </w:p>
     <w:p>
@@ -141,30 +387,55 @@
       </w:r>
     </w:p>
     <w:p>
+      <w:r>
+        <w:t>________________________________________________________________</w:t>
+      </w:r>
+    </w:p>
+    <w:p>
+      <w:r>
+        <w:t>________________________________________________________________</w:t>
+      </w:r>
+    </w:p>
+    <w:p>
+      <w:r>
+        <w:t>________________________________________________________________</w:t>
+      </w:r>
+    </w:p>
+    <w:p>
+      <w:pPr>
+        <w:pStyle w:val="Heading1"/>
+      </w:pPr>
+      <w:r>
+        <w:t>16. W5 · Handle missing eligibility information</w:t>
+      </w:r>
+    </w:p>
+    <w:p>
+      <w:r>
+        <w:t>Keep unknown availability pending instead of overriding a requirement.</w:t>
+      </w:r>
+    </w:p>
+    <w:p>
+      <w:pPr>
+        <w:pStyle w:val="Heading2"/>
+      </w:pPr>
+      <w:r>
+        <w:t>Your evidence record</w:t>
+      </w:r>
+    </w:p>
+    <w:p>
+      <w:pPr>
+        <w:pStyle w:val="ListBullet"/>
+      </w:pPr>
+      <w:r>
+        <w:t>Return to BookRec1. J and K become unavailable, L remains Spanish, and M’s availability becomes unknown. A designer proposes recommending M anyway because it matches both preferences. Apply the requirements and propose an honest response.</w:t>
+      </w:r>
+    </w:p>
+    <w:p>
       <w:pPr>
         <w:pStyle w:val="Heading3"/>
       </w:pPr>
       <w:r>
-        <w:t>Build a Human Classifier</w:t>
-      </w:r>
-    </w:p>
-    <w:p>
-      <w:pPr>
-        <w:spacing w:line="336" w:lineRule="auto" w:after="180"/>
-      </w:pPr>
-      <w:r>
-        <w:rPr>
-          <w:b w:val="0"/>
-        </w:rPr>
-        <w:t>Without opening the old lesson, explain one key idea from Build a Human Classifier. Give an example and a mistake that the idea helps you avoid.</w:t>
-      </w:r>
-    </w:p>
-    <w:p>
-      <w:pPr>
-        <w:pStyle w:val="Heading3"/>
-      </w:pPr>
-      <w:r>
-        <w:t>My remembered idea, example and correction</w:t>
+        <w:t>My reasoning and evidence</w:t>
       </w:r>
     </w:p>
     <w:p>
@@ -183,262 +454,39 @@
       </w:r>
     </w:p>
     <w:p>
+      <w:r>
+        <w:t>________________________________________________________________</w:t>
+      </w:r>
+    </w:p>
+    <w:p>
+      <w:r>
+        <w:t>________________________________________________________________</w:t>
+      </w:r>
+    </w:p>
+    <w:p>
+      <w:r>
+        <w:t>________________________________________________________________</w:t>
+      </w:r>
+    </w:p>
+    <w:p>
       <w:pPr>
         <w:pStyle w:val="Heading1"/>
       </w:pPr>
       <w:r>
-        <w:t>02. Practise with fading help</w:t>
-      </w:r>
-    </w:p>
-    <w:p>
-      <w:r>
-        <w:t>Complete the supported Recommendations trace and record the first step you can explain without help.</w:t>
-      </w:r>
-    </w:p>
-    <w:p>
-      <w:pPr>
-        <w:spacing w:line="336" w:lineRule="auto" w:after="180"/>
-      </w:pPr>
-      <w:r>
-        <w:rPr>
-          <w:b w:val="0"/>
-        </w:rPr>
-        <w:t xml:space="preserve">Use W2: Explain a </w:t>
-      </w:r>
-      <w:r>
-        <w:rPr>
-          <w:b/>
-        </w:rPr>
-        <w:t>recommendation</w:t>
-      </w:r>
-      <w:r>
-        <w:rPr>
-          <w:b w:val="0"/>
-        </w:rPr>
-        <w:t xml:space="preserve"> honestly for </w:t>
-      </w:r>
-      <w:r>
-        <w:rPr>
-          <w:b/>
-        </w:rPr>
-        <w:t>Recommendation</w:t>
-      </w:r>
-      <w:r>
-        <w:rPr>
-          <w:b w:val="0"/>
-        </w:rPr>
-        <w:t>s and feedback. Record the answer once; the lesson and workbook refer to the same attempt.</w:t>
-      </w:r>
-    </w:p>
-    <w:tbl>
-      <w:tblPr>
-        <w:tblStyle w:val="LightShading-Accent1"/>
-        <w:tblW w:type="auto" w:w="0"/>
-        <w:tblLook w:firstColumn="1" w:firstRow="1" w:lastColumn="0" w:lastRow="0" w:noHBand="0" w:noVBand="1" w:val="04A0"/>
-      </w:tblPr>
-      <w:tblGrid>
-        <w:gridCol w:w="2556"/>
-        <w:gridCol w:w="2556"/>
-        <w:gridCol w:w="2556"/>
-        <w:gridCol w:w="2556"/>
-      </w:tblGrid>
-      <w:tr>
-        <w:trPr>
-          <w:tblHeader/>
-        </w:trPr>
-        <w:tc>
-          <w:tcPr>
-            <w:tcW w:type="dxa" w:w="2556"/>
-          </w:tcPr>
-          <w:p>
-            <w:r>
-              <w:t>Given inputs</w:t>
-            </w:r>
-          </w:p>
-        </w:tc>
-        <w:tc>
-          <w:tcPr>
-            <w:tcW w:type="dxa" w:w="2556"/>
-          </w:tcPr>
-          <w:p>
-            <w:r>
-              <w:t>Procedure I chose</w:t>
-            </w:r>
-          </w:p>
-        </w:tc>
-        <w:tc>
-          <w:tcPr>
-            <w:tcW w:type="dxa" w:w="2556"/>
-          </w:tcPr>
-          <w:p>
-            <w:r>
-              <w:t>Middle steps</w:t>
-            </w:r>
-          </w:p>
-        </w:tc>
-        <w:tc>
-          <w:tcPr>
-            <w:tcW w:type="dxa" w:w="2556"/>
-          </w:tcPr>
-          <w:p>
-            <w:r>
-              <w:t>Result and check</w:t>
-            </w:r>
-          </w:p>
-        </w:tc>
-      </w:tr>
-      <w:tr>
-        <w:tc>
-          <w:tcPr>
-            <w:tcW w:type="dxa" w:w="2556"/>
-          </w:tcPr>
-          <w:p>
-            <w:r/>
-          </w:p>
-        </w:tc>
-        <w:tc>
-          <w:tcPr>
-            <w:tcW w:type="dxa" w:w="2556"/>
-          </w:tcPr>
-          <w:p>
-            <w:r/>
-          </w:p>
-        </w:tc>
-        <w:tc>
-          <w:tcPr>
-            <w:tcW w:type="dxa" w:w="2556"/>
-          </w:tcPr>
-          <w:p>
-            <w:r/>
-          </w:p>
-        </w:tc>
-        <w:tc>
-          <w:tcPr>
-            <w:tcW w:type="dxa" w:w="2556"/>
-          </w:tcPr>
-          <w:p>
-            <w:r/>
-          </w:p>
-        </w:tc>
-      </w:tr>
-    </w:tbl>
-    <w:p>
-      <w:pPr>
-        <w:pStyle w:val="Heading3"/>
-      </w:pPr>
-      <w:r>
-        <w:t>The step I completed without help, and the hint I needed</w:t>
-      </w:r>
-    </w:p>
-    <w:p>
-      <w:r>
-        <w:t>________________________________________________________________</w:t>
-      </w:r>
-    </w:p>
-    <w:p>
-      <w:r>
-        <w:t>________________________________________________________________</w:t>
-      </w:r>
-    </w:p>
-    <w:p>
-      <w:r>
-        <w:t>________________________________________________________________</w:t>
-      </w:r>
-    </w:p>
-    <w:p>
-      <w:pPr>
-        <w:pStyle w:val="Heading1"/>
-      </w:pPr>
-      <w:r>
-        <w:t>03. Individual reasoning check</w:t>
-      </w:r>
-    </w:p>
-    <w:p>
-      <w:r>
-        <w:t>Check the proposed Recommendations explanation against the supplied facts before discussing it.</w:t>
-      </w:r>
-    </w:p>
-    <w:p>
-      <w:pPr>
-        <w:spacing w:line="336" w:lineRule="auto" w:after="180"/>
-      </w:pPr>
-      <w:r>
-        <w:rPr>
-          <w:b w:val="0"/>
-        </w:rPr>
-        <w:t xml:space="preserve">Use the worked case for </w:t>
-      </w:r>
-      <w:r>
-        <w:rPr>
-          <w:b/>
-        </w:rPr>
-        <w:t>Recommendation</w:t>
-      </w:r>
-      <w:r>
-        <w:rPr>
-          <w:b w:val="0"/>
-        </w:rPr>
-        <w:t>s and feedback. Proposed explanation: “A high score can cancel a failed requirement”. Decide whether this explanation is supported.</w:t>
-      </w:r>
-    </w:p>
-    <w:p>
-      <w:pPr>
-        <w:spacing w:line="336" w:lineRule="auto" w:after="180"/>
-      </w:pPr>
-      <w:r>
-        <w:rPr>
-          <w:b w:val="0"/>
-        </w:rPr>
-        <w:t>Point to the step or supplied fact that decides; explain your repair if needed.</w:t>
-      </w:r>
-    </w:p>
-    <w:p>
-      <w:pPr>
-        <w:pStyle w:val="Heading3"/>
-      </w:pPr>
-      <w:r>
-        <w:t>My explanation before partner discussion</w:t>
-      </w:r>
-    </w:p>
-    <w:p>
-      <w:r>
-        <w:t>________________________________________________________________</w:t>
-      </w:r>
-    </w:p>
-    <w:p>
-      <w:r>
-        <w:t>________________________________________________________________</w:t>
-      </w:r>
-    </w:p>
-    <w:p>
-      <w:r>
-        <w:t>________________________________________________________________</w:t>
-      </w:r>
-    </w:p>
-    <w:p>
-      <w:r>
-        <w:t>________________________________________________________________</w:t>
-      </w:r>
-    </w:p>
-    <w:p>
-      <w:pPr>
-        <w:pStyle w:val="Heading1"/>
-      </w:pPr>
-      <w:r>
-        <w:t>04. Independent transfer case</w:t>
-      </w:r>
-    </w:p>
-    <w:p>
-      <w:r>
-        <w:t>Write one first attempt at the reserved independent case before feedback. Repeated copies of that case refer to the same recorded attempt.</w:t>
-      </w:r>
-    </w:p>
-    <w:p>
-      <w:pPr>
-        <w:pStyle w:val="Heading3"/>
-      </w:pPr>
-      <w:r>
-        <w:t>Independent case: Transfer the process to activities</w:t>
+        <w:t>04. W4 · Transfer the process to activities</w:t>
+      </w:r>
+    </w:p>
+    <w:p>
+      <w:r>
+        <w:t>Keep one first attempt before hints or feedback.</w:t>
+      </w:r>
+    </w:p>
+    <w:p>
+      <w:pPr>
+        <w:pStyle w:val="Heading2"/>
+      </w:pPr>
+      <w:r>
+        <w:t>Read and explain independently</w:t>
       </w:r>
     </w:p>
     <w:p>
@@ -531,6 +579,14 @@
     </w:p>
     <w:p>
       <w:pPr>
+        <w:pStyle w:val="Heading2"/>
+      </w:pPr>
+      <w:r>
+        <w:t>Keep a fair record</w:t>
+      </w:r>
+    </w:p>
+    <w:p>
+      <w:pPr>
         <w:spacing w:line="336" w:lineRule="auto" w:after="180"/>
       </w:pPr>
       <w:r>
@@ -542,15 +598,39 @@
     </w:p>
     <w:p>
       <w:pPr>
+        <w:pStyle w:val="Heading2"/>
+      </w:pPr>
+      <w:r>
+        <w:t>Earlier wording, alternatives and picture transcripts · reference / check after trying</w:t>
+      </w:r>
+    </w:p>
+    <w:p>
+      <w:pPr>
+        <w:pStyle w:val="Heading3"/>
+      </w:pPr>
+      <w:r>
+        <w:t>Independent case: Transfer the process to activities</w:t>
+      </w:r>
+    </w:p>
+    <w:p>
+      <w:pPr>
         <w:pStyle w:val="Heading1"/>
       </w:pPr>
       <w:r>
-        <w:t>05. Your learning target</w:t>
-      </w:r>
-    </w:p>
-    <w:p>
-      <w:r>
-        <w:t>Connect the Recommendations target to a trace and a justified conclusion.</w:t>
+        <w:t>09. Project · Keep the decision and its evidence</w:t>
+      </w:r>
+    </w:p>
+    <w:p>
+      <w:r>
+        <w:t>Add this week’s change to your existing project record.</w:t>
+      </w:r>
+    </w:p>
+    <w:p>
+      <w:pPr>
+        <w:pStyle w:val="Heading2"/>
+      </w:pPr>
+      <w:r>
+        <w:t>Your evidence record</w:t>
       </w:r>
     </w:p>
     <w:p>
@@ -561,7 +641,30 @@
         <w:rPr>
           <w:b w:val="0"/>
         </w:rPr>
-        <w:t xml:space="preserve">A system shows only adventure books and records only adventure clicks. It concludes the reader dislikes poetry. Explain the missing </w:t>
+        <w:t xml:space="preserve">If the sorter ranks bins, state the </w:t>
+      </w:r>
+      <w:r>
+        <w:rPr>
+          <w:b/>
+        </w:rPr>
+        <w:t>objective</w:t>
+      </w:r>
+      <w:r>
+        <w:rPr>
+          <w:b w:val="0"/>
+        </w:rPr>
+        <w:t xml:space="preserve"> and show why the top suggestion is not a command.</w:t>
+      </w:r>
+    </w:p>
+    <w:p>
+      <w:pPr>
+        <w:spacing w:line="336" w:lineRule="auto" w:after="180"/>
+      </w:pPr>
+      <w:r>
+        <w:rPr>
+          <w:b w:val="0"/>
+        </w:rPr>
+        <w:t xml:space="preserve">The project change and </w:t>
       </w:r>
       <w:r>
         <w:rPr>
@@ -573,7 +676,40 @@
         <w:rPr>
           <w:b w:val="0"/>
         </w:rPr>
-        <w:t xml:space="preserve"> and propose a small test.</w:t>
+        <w:t xml:space="preserve"> I will keep</w:t>
+      </w:r>
+    </w:p>
+    <w:p>
+      <w:pPr>
+        <w:pStyle w:val="Heading3"/>
+      </w:pPr>
+      <w:r>
+        <w:t>Write or draw your reasoning and evidence.</w:t>
+      </w:r>
+    </w:p>
+    <w:p>
+      <w:r>
+        <w:t>________________________________________________________________</w:t>
+      </w:r>
+    </w:p>
+    <w:p>
+      <w:r>
+        <w:t>________________________________________________________________</w:t>
+      </w:r>
+    </w:p>
+    <w:p>
+      <w:r>
+        <w:t>________________________________________________________________</w:t>
+      </w:r>
+    </w:p>
+    <w:p>
+      <w:r>
+        <w:t>________________________________________________________________</w:t>
+      </w:r>
+    </w:p>
+    <w:p>
+      <w:r>
+        <w:t>________________________________________________________________</w:t>
       </w:r>
     </w:p>
     <w:p>
@@ -581,1006 +717,20 @@
         <w:pStyle w:val="Heading1"/>
       </w:pPr>
       <w:r>
-        <w:t>06. Solve the given case</w:t>
-      </w:r>
-    </w:p>
-    <w:p>
-      <w:r>
-        <w:t>Solve the supplied Recommendations case and show the deciding evidence.</w:t>
-      </w:r>
-    </w:p>
-    <w:p>
-      <w:pPr>
-        <w:spacing w:line="336" w:lineRule="auto" w:after="180"/>
-      </w:pPr>
-      <w:r>
-        <w:rPr>
-          <w:b w:val="0"/>
-        </w:rPr>
-        <w:t>A recommender suggests adventure books after one adventure-book choice.</w:t>
-      </w:r>
-    </w:p>
-    <w:p>
-      <w:pPr>
-        <w:spacing w:line="336" w:lineRule="auto" w:after="180"/>
-      </w:pPr>
-      <w:r>
-        <w:rPr>
-          <w:b w:val="0"/>
-        </w:rPr>
-        <w:t xml:space="preserve">Explain its </w:t>
-      </w:r>
-      <w:r>
-        <w:rPr>
-          <w:b/>
-        </w:rPr>
-        <w:t>evidence</w:t>
-      </w:r>
-      <w:r>
-        <w:rPr>
-          <w:b w:val="0"/>
-        </w:rPr>
-        <w:t xml:space="preserve"> and limitation.</w:t>
-      </w:r>
-    </w:p>
-    <w:p>
-      <w:pPr>
-        <w:spacing w:line="336" w:lineRule="auto" w:after="180"/>
-      </w:pPr>
-      <w:r>
-        <w:rPr>
-          <w:b w:val="0"/>
-        </w:rPr>
-        <w:t xml:space="preserve">Show your trace, calculation or </w:t>
-      </w:r>
-      <w:r>
-        <w:rPr>
-          <w:b/>
-        </w:rPr>
-        <w:t>evidence</w:t>
-      </w:r>
-    </w:p>
-    <w:p>
-      <w:pPr>
-        <w:pStyle w:val="Heading3"/>
-      </w:pPr>
-      <w:r>
-        <w:t>Write or draw your reasoning and evidence.</w:t>
-      </w:r>
-    </w:p>
-    <w:p>
-      <w:r>
-        <w:t>________________________________________________________________</w:t>
-      </w:r>
-    </w:p>
-    <w:p>
-      <w:r>
-        <w:t>________________________________________________________________</w:t>
-      </w:r>
-    </w:p>
-    <w:p>
-      <w:r>
-        <w:t>________________________________________________________________</w:t>
-      </w:r>
-    </w:p>
-    <w:p>
-      <w:r>
-        <w:t>________________________________________________________________</w:t>
-      </w:r>
-    </w:p>
-    <w:p>
-      <w:r>
-        <w:t>________________________________________________________________</w:t>
-      </w:r>
-    </w:p>
-    <w:p>
-      <w:pPr>
-        <w:pStyle w:val="Heading1"/>
-      </w:pPr>
-      <w:r>
-        <w:t>07. Check a changed case</w:t>
-      </w:r>
-    </w:p>
-    <w:p>
-      <w:r>
-        <w:t>Apply the procedure to the changed case and record why the conclusion follows.</w:t>
-      </w:r>
-    </w:p>
-    <w:p>
-      <w:pPr>
-        <w:spacing w:line="336" w:lineRule="auto" w:after="180"/>
-        <w:shd w:fill="F5F1FB"/>
-      </w:pPr>
-      <w:r>
-        <w:rPr>
-          <w:b w:val="0"/>
-        </w:rPr>
-        <w:t>A recommender suggests a space book because you liked two space books. Does the suggestion prove you will enjoy it? What feedback could help next time?</w:t>
-      </w:r>
-    </w:p>
-    <w:p>
-      <w:pPr>
-        <w:spacing w:line="336" w:lineRule="auto" w:after="180"/>
-      </w:pPr>
-      <w:r>
-        <w:rPr>
-          <w:b w:val="0"/>
-        </w:rPr>
-        <w:t>My independent answer and reason</w:t>
-      </w:r>
-    </w:p>
-    <w:p>
-      <w:pPr>
-        <w:pStyle w:val="Heading3"/>
-      </w:pPr>
-      <w:r>
-        <w:t>Write or draw your reasoning and evidence.</w:t>
-      </w:r>
-    </w:p>
-    <w:p>
-      <w:r>
-        <w:t>________________________________________________________________</w:t>
-      </w:r>
-    </w:p>
-    <w:p>
-      <w:r>
-        <w:t>________________________________________________________________</w:t>
-      </w:r>
-    </w:p>
-    <w:p>
-      <w:r>
-        <w:t>________________________________________________________________</w:t>
-      </w:r>
-    </w:p>
-    <w:p>
-      <w:r>
-        <w:t>________________________________________________________________</w:t>
-      </w:r>
-    </w:p>
-    <w:p>
-      <w:r>
-        <w:t>________________________________________________________________</w:t>
-      </w:r>
-    </w:p>
-    <w:p>
-      <w:pPr>
-        <w:pStyle w:val="Heading3"/>
-      </w:pPr>
-      <w:r>
-        <w:t>Week 20 Test and reflect</w:t>
-      </w:r>
-    </w:p>
-    <w:p>
-      <w:pPr>
-        <w:pStyle w:val="Heading1"/>
-      </w:pPr>
-      <w:r>
-        <w:t>08. Design a revealing test</w:t>
-      </w:r>
-    </w:p>
-    <w:p>
-      <w:r>
-        <w:t>Specify a changed input, expected result and observation separately.</w:t>
-      </w:r>
-    </w:p>
-    <w:p>
-      <w:pPr>
-        <w:spacing w:line="336" w:lineRule="auto" w:after="180"/>
-      </w:pPr>
-      <w:r>
-        <w:rPr>
-          <w:b w:val="0"/>
-        </w:rPr>
-        <w:t xml:space="preserve">Create a changed </w:t>
-      </w:r>
-      <w:r>
-        <w:rPr>
-          <w:b/>
-        </w:rPr>
-        <w:t>input</w:t>
-      </w:r>
-      <w:r>
-        <w:rPr>
-          <w:b w:val="0"/>
-        </w:rPr>
-        <w:t>, boundary case or missing-information case. Write the expected answer or safe response before testing.</w:t>
-      </w:r>
-    </w:p>
-    <w:tbl>
-      <w:tblPr>
-        <w:tblStyle w:val="LightShading-Accent1"/>
-        <w:tblW w:type="auto" w:w="0"/>
-        <w:tblLook w:firstColumn="1" w:firstRow="1" w:lastColumn="0" w:lastRow="0" w:noHBand="0" w:noVBand="1" w:val="04A0"/>
-      </w:tblPr>
-      <w:tblGrid>
-        <w:gridCol w:w="5112"/>
-        <w:gridCol w:w="5112"/>
-      </w:tblGrid>
-      <w:tr>
-        <w:trPr>
-          <w:tblHeader/>
-        </w:trPr>
-        <w:tc>
-          <w:tcPr>
-            <w:tcW w:type="dxa" w:w="5112"/>
-          </w:tcPr>
-          <w:p>
-            <w:r>
-              <w:t>Test record</w:t>
-            </w:r>
-          </w:p>
-        </w:tc>
-        <w:tc>
-          <w:tcPr>
-            <w:tcW w:type="dxa" w:w="5112"/>
-          </w:tcPr>
-          <w:p>
-            <w:r>
-              <w:t>My evidence</w:t>
-            </w:r>
-          </w:p>
-        </w:tc>
-      </w:tr>
-      <w:tr>
-        <w:tc>
-          <w:tcPr>
-            <w:tcW w:type="dxa" w:w="5112"/>
-          </w:tcPr>
-          <w:p>
-            <w:r>
-              <w:t>Changed input or condition</w:t>
-            </w:r>
-          </w:p>
-        </w:tc>
-        <w:tc>
-          <w:tcPr>
-            <w:tcW w:type="dxa" w:w="5112"/>
-          </w:tcPr>
-          <w:p>
-            <w:r/>
-          </w:p>
-        </w:tc>
-      </w:tr>
-      <w:tr>
-        <w:tc>
-          <w:tcPr>
-            <w:tcW w:type="dxa" w:w="5112"/>
-          </w:tcPr>
-          <w:p>
-            <w:r>
-              <w:t>Expected answer or fallback</w:t>
-            </w:r>
-          </w:p>
-        </w:tc>
-        <w:tc>
-          <w:tcPr>
-            <w:tcW w:type="dxa" w:w="5112"/>
-          </w:tcPr>
-          <w:p>
-            <w:r/>
-          </w:p>
-        </w:tc>
-      </w:tr>
-      <w:tr>
-        <w:tc>
-          <w:tcPr>
-            <w:tcW w:type="dxa" w:w="5112"/>
-          </w:tcPr>
-          <w:p>
-            <w:r>
-              <w:t>Observed result</w:t>
-            </w:r>
-          </w:p>
-        </w:tc>
-        <w:tc>
-          <w:tcPr>
-            <w:tcW w:type="dxa" w:w="5112"/>
-          </w:tcPr>
-          <w:p>
-            <w:r/>
-          </w:p>
-        </w:tc>
-      </w:tr>
-      <w:tr>
-        <w:tc>
-          <w:tcPr>
-            <w:tcW w:type="dxa" w:w="5112"/>
-          </w:tcPr>
-          <w:p>
-            <w:r>
-              <w:t>Why the result occurred</w:t>
-            </w:r>
-          </w:p>
-        </w:tc>
-        <w:tc>
-          <w:tcPr>
-            <w:tcW w:type="dxa" w:w="5112"/>
-          </w:tcPr>
-          <w:p>
-            <w:r/>
-          </w:p>
-        </w:tc>
-      </w:tr>
-    </w:tbl>
-    <w:p>
-      <w:pPr>
-        <w:pStyle w:val="Heading1"/>
-      </w:pPr>
-      <w:r>
-        <w:t>09. Project checkpoint</w:t>
-      </w:r>
-    </w:p>
-    <w:p>
-      <w:r>
-        <w:t>Justify what Recommendations adds to Helpful Classroom Sorter and keep the evidence.</w:t>
-      </w:r>
-    </w:p>
-    <w:p>
-      <w:pPr>
-        <w:spacing w:line="336" w:lineRule="auto" w:after="180"/>
-      </w:pPr>
-      <w:r>
-        <w:rPr>
-          <w:b w:val="0"/>
-        </w:rPr>
-        <w:t xml:space="preserve">If the sorter ranks bins, state the </w:t>
-      </w:r>
-      <w:r>
-        <w:rPr>
-          <w:b/>
-        </w:rPr>
-        <w:t>objective</w:t>
-      </w:r>
-      <w:r>
-        <w:rPr>
-          <w:b w:val="0"/>
-        </w:rPr>
-        <w:t xml:space="preserve"> and show why the top suggestion is not a command.</w:t>
-      </w:r>
-    </w:p>
-    <w:p>
-      <w:pPr>
-        <w:spacing w:line="336" w:lineRule="auto" w:after="180"/>
-      </w:pPr>
-      <w:r>
-        <w:rPr>
-          <w:b w:val="0"/>
-        </w:rPr>
-        <w:t xml:space="preserve">The project change and </w:t>
-      </w:r>
-      <w:r>
-        <w:rPr>
-          <w:b/>
-        </w:rPr>
-        <w:t>evidence</w:t>
-      </w:r>
-      <w:r>
-        <w:rPr>
-          <w:b w:val="0"/>
-        </w:rPr>
-        <w:t xml:space="preserve"> I will keep</w:t>
-      </w:r>
-    </w:p>
-    <w:p>
-      <w:pPr>
-        <w:pStyle w:val="Heading3"/>
-      </w:pPr>
-      <w:r>
-        <w:t>Write or draw your reasoning and evidence.</w:t>
-      </w:r>
-    </w:p>
-    <w:p>
-      <w:r>
-        <w:t>________________________________________________________________</w:t>
-      </w:r>
-    </w:p>
-    <w:p>
-      <w:r>
-        <w:t>________________________________________________________________</w:t>
-      </w:r>
-    </w:p>
-    <w:p>
-      <w:r>
-        <w:t>________________________________________________________________</w:t>
-      </w:r>
-    </w:p>
-    <w:p>
-      <w:r>
-        <w:t>________________________________________________________________</w:t>
-      </w:r>
-    </w:p>
-    <w:p>
-      <w:r>
-        <w:t>________________________________________________________________</w:t>
-      </w:r>
-    </w:p>
-    <w:p>
-      <w:pPr>
-        <w:pStyle w:val="Heading1"/>
-      </w:pPr>
-      <w:r>
-        <w:t>10. Self check</w:t>
-      </w:r>
-    </w:p>
-    <w:p>
-      <w:r>
-        <w:t>Judge explanation, evidence, transfer and limits separately; attach the work behind your judgement.</w:t>
-      </w:r>
-    </w:p>
-    <w:p>
-      <w:pPr>
-        <w:pStyle w:val="ListBullet"/>
-      </w:pPr>
-      <w:r>
-        <w:t>I can explain the mechanism.</w:t>
-      </w:r>
-    </w:p>
-    <w:p>
-      <w:pPr>
-        <w:pStyle w:val="ListBullet"/>
-      </w:pPr>
-      <w:r>
-        <w:t>I can show evidence.</w:t>
-      </w:r>
-    </w:p>
-    <w:p>
-      <w:pPr>
-        <w:pStyle w:val="ListBullet"/>
-      </w:pPr>
-      <w:r>
-        <w:t>I can handle a changed case.</w:t>
-      </w:r>
-    </w:p>
-    <w:p>
-      <w:pPr>
-        <w:pStyle w:val="ListBullet"/>
-      </w:pPr>
-      <w:r>
-        <w:t>I can name a limit.</w:t>
-      </w:r>
-    </w:p>
-    <w:p>
-      <w:r>
-        <w:t>Mark each as not yet, with help or independently, and attach supporting work.</w:t>
-      </w:r>
-    </w:p>
-    <w:p>
-      <w:pPr>
-        <w:spacing w:line="336" w:lineRule="auto" w:after="180"/>
-      </w:pPr>
-      <w:r>
-        <w:rPr>
-          <w:b w:val="0"/>
-        </w:rPr>
-        <w:t>Teacher review ____________________  Next step ____________________</w:t>
-      </w:r>
-    </w:p>
-    <w:p>
-      <w:pPr>
-        <w:pStyle w:val="Heading1"/>
-      </w:pPr>
-      <w:r>
-        <w:t>11. Transfer practice from the original programme</w:t>
-      </w:r>
-    </w:p>
-    <w:p>
-      <w:r>
-        <w:t>Use this earlier case as transfer practice. A case already discussed with feedback is not fresh assessment evidence.</w:t>
-      </w:r>
-    </w:p>
-    <w:p>
-      <w:pPr>
-        <w:spacing w:line="336" w:lineRule="auto" w:after="180"/>
-      </w:pPr>
-      <w:r>
-        <w:rPr>
-          <w:b w:val="0"/>
-        </w:rPr>
-        <w:t xml:space="preserve">A system shows only adventure books and records only adventure clicks. It concludes the reader dislikes poetry. Explain the missing </w:t>
-      </w:r>
-      <w:r>
-        <w:rPr>
-          <w:b/>
-        </w:rPr>
-        <w:t>evidence</w:t>
-      </w:r>
-      <w:r>
-        <w:rPr>
-          <w:b w:val="0"/>
-        </w:rPr>
-        <w:t xml:space="preserve"> and propose a small test.</w:t>
-      </w:r>
-    </w:p>
-    <w:p>
-      <w:pPr>
-        <w:pStyle w:val="Heading3"/>
-      </w:pPr>
-      <w:r>
-        <w:t>My independently reasoned answer</w:t>
-      </w:r>
-    </w:p>
-    <w:p>
-      <w:r>
-        <w:t>________________________________________________________________</w:t>
-      </w:r>
-    </w:p>
-    <w:p>
-      <w:r>
-        <w:t>________________________________________________________________</w:t>
-      </w:r>
-    </w:p>
-    <w:p>
-      <w:r>
-        <w:t>________________________________________________________________</w:t>
-      </w:r>
-    </w:p>
-    <w:p>
-      <w:r>
-        <w:t>________________________________________________________________</w:t>
-      </w:r>
-    </w:p>
-    <w:p>
-      <w:r>
-        <w:t>________________________________________________________________</w:t>
-      </w:r>
-    </w:p>
-    <w:p>
-      <w:r>
-        <w:t>________________________________________________________________</w:t>
-      </w:r>
-    </w:p>
-    <w:p>
-      <w:r>
-        <w:t>________________________________________________________________</w:t>
-      </w:r>
-    </w:p>
-    <w:p>
-      <w:pPr>
-        <w:spacing w:line="336" w:lineRule="auto" w:after="180"/>
-      </w:pPr>
-      <w:r>
-        <w:rPr>
-          <w:b w:val="0"/>
-        </w:rPr>
-        <w:t>Record support used: none, hint or teacher explanation.</w:t>
-      </w:r>
-    </w:p>
-    <w:p>
-      <w:pPr>
-        <w:pStyle w:val="Heading1"/>
-      </w:pPr>
-      <w:r>
-        <w:t>12. W1 Filter before scoring</w:t>
-      </w:r>
-    </w:p>
-    <w:p>
-      <w:r>
-        <w:t>Filter before scoring. Apply the supplied Recommendations facts and keep your reasoning.</w:t>
-      </w:r>
-    </w:p>
-    <w:p>
-      <w:pPr>
-        <w:spacing w:line="336" w:lineRule="auto" w:after="180"/>
-      </w:pPr>
-      <w:r>
-        <w:rPr>
-          <w:b w:val="0"/>
-        </w:rPr>
-        <w:t xml:space="preserve">Apply BookRec1 to J, K, L and M from the lesson. State </w:t>
-      </w:r>
-      <w:r>
-        <w:rPr>
-          <w:b/>
-        </w:rPr>
-        <w:t>eligibility</w:t>
-      </w:r>
-      <w:r>
-        <w:rPr>
-          <w:b w:val="0"/>
-        </w:rPr>
-        <w:t xml:space="preserve"> or exclusion reason for each, the scores of eligible books and the </w:t>
-      </w:r>
-      <w:r>
-        <w:rPr>
-          <w:b/>
-        </w:rPr>
-        <w:t>recommendation</w:t>
-      </w:r>
-      <w:r>
-        <w:rPr>
-          <w:b w:val="0"/>
-        </w:rPr>
-        <w:t xml:space="preserve">. Explain why L’s two </w:t>
-      </w:r>
-      <w:r>
-        <w:rPr>
-          <w:b/>
-        </w:rPr>
-        <w:t>preference</w:t>
-      </w:r>
-      <w:r>
-        <w:rPr>
-          <w:b w:val="0"/>
-        </w:rPr>
-        <w:t xml:space="preserve"> matches do not make it the winner.</w:t>
-      </w:r>
-    </w:p>
-    <w:p>
-      <w:pPr>
-        <w:pStyle w:val="Heading3"/>
-      </w:pPr>
-      <w:r>
-        <w:t>My reasoning and evidence</w:t>
-      </w:r>
-    </w:p>
-    <w:p>
-      <w:r>
-        <w:t>________________________________________________________________</w:t>
-      </w:r>
-    </w:p>
-    <w:p>
-      <w:r>
-        <w:t>________________________________________________________________</w:t>
-      </w:r>
-    </w:p>
-    <w:p>
-      <w:r>
-        <w:t>________________________________________________________________</w:t>
-      </w:r>
-    </w:p>
-    <w:p>
-      <w:r>
-        <w:t>________________________________________________________________</w:t>
-      </w:r>
-    </w:p>
-    <w:p>
-      <w:r>
-        <w:t>________________________________________________________________</w:t>
-      </w:r>
-    </w:p>
-    <w:p>
-      <w:r>
-        <w:t>________________________________________________________________</w:t>
-      </w:r>
-    </w:p>
-    <w:p>
-      <w:pPr>
-        <w:pStyle w:val="Heading1"/>
-      </w:pPr>
-      <w:r>
-        <w:t>13. W2 Explain a recommendation honestly</w:t>
-      </w:r>
-    </w:p>
-    <w:p>
-      <w:r>
-        <w:t>Explain a recommendation honestly. Apply the supplied Recommendations facts and keep your reasoning.</w:t>
-      </w:r>
-    </w:p>
-    <w:p>
-      <w:pPr>
-        <w:spacing w:line="336" w:lineRule="auto" w:after="180"/>
-      </w:pPr>
-      <w:r>
-        <w:rPr>
-          <w:b w:val="0"/>
-        </w:rPr>
-        <w:t xml:space="preserve">Write an explanation of why J was recommended that mentions one </w:t>
-      </w:r>
-      <w:r>
-        <w:rPr>
-          <w:b/>
-        </w:rPr>
-        <w:t>preference</w:t>
-      </w:r>
-      <w:r>
-        <w:rPr>
-          <w:b w:val="0"/>
-        </w:rPr>
-        <w:t xml:space="preserve"> it does not match. A marketer adds guaranteed enjoyment. Explain why that phrase is unsupported.</w:t>
-      </w:r>
-    </w:p>
-    <w:p>
-      <w:pPr>
-        <w:pStyle w:val="Heading3"/>
-      </w:pPr>
-      <w:r>
-        <w:t>My reasoning and evidence</w:t>
-      </w:r>
-    </w:p>
-    <w:p>
-      <w:r>
-        <w:t>________________________________________________________________</w:t>
-      </w:r>
-    </w:p>
-    <w:p>
-      <w:r>
-        <w:t>________________________________________________________________</w:t>
-      </w:r>
-    </w:p>
-    <w:p>
-      <w:r>
-        <w:t>________________________________________________________________</w:t>
-      </w:r>
-    </w:p>
-    <w:p>
-      <w:r>
-        <w:t>________________________________________________________________</w:t>
-      </w:r>
-    </w:p>
-    <w:p>
-      <w:r>
-        <w:t>________________________________________________________________</w:t>
-      </w:r>
-    </w:p>
-    <w:p>
-      <w:r>
-        <w:t>________________________________________________________________</w:t>
-      </w:r>
-    </w:p>
-    <w:p>
-      <w:pPr>
-        <w:pStyle w:val="Heading1"/>
-      </w:pPr>
-      <w:r>
-        <w:t>14. W3 Do not label an unseen item rejected</w:t>
-      </w:r>
-    </w:p>
-    <w:p>
-      <w:r>
-        <w:t>Do not label an unseen item rejected. Apply the supplied Recommendations facts and keep your reasoning.</w:t>
-      </w:r>
-    </w:p>
-    <w:p>
-      <w:pPr>
-        <w:spacing w:line="336" w:lineRule="auto" w:after="180"/>
-      </w:pPr>
-      <w:r>
-        <w:rPr>
-          <w:b w:val="0"/>
-        </w:rPr>
-        <w:t>J was shown and clicked. K was never shown. Separate the observed records from the labels enjoyed and disliked. Write a question that could gather a stated reason while allowing no answer.</w:t>
-      </w:r>
-    </w:p>
-    <w:p>
-      <w:pPr>
-        <w:pStyle w:val="Heading3"/>
-      </w:pPr>
-      <w:r>
-        <w:t>My reasoning and evidence</w:t>
-      </w:r>
-    </w:p>
-    <w:p>
-      <w:r>
-        <w:t>________________________________________________________________</w:t>
-      </w:r>
-    </w:p>
-    <w:p>
-      <w:r>
-        <w:t>________________________________________________________________</w:t>
-      </w:r>
-    </w:p>
-    <w:p>
-      <w:r>
-        <w:t>________________________________________________________________</w:t>
-      </w:r>
-    </w:p>
-    <w:p>
-      <w:r>
-        <w:t>________________________________________________________________</w:t>
-      </w:r>
-    </w:p>
-    <w:p>
-      <w:r>
-        <w:t>________________________________________________________________</w:t>
-      </w:r>
-    </w:p>
-    <w:p>
-      <w:r>
-        <w:t>________________________________________________________________</w:t>
-      </w:r>
-    </w:p>
-    <w:p>
-      <w:pPr>
-        <w:pStyle w:val="Heading1"/>
-      </w:pPr>
-      <w:r>
-        <w:t>15. W4 Transfer the process to activities</w:t>
-      </w:r>
-    </w:p>
-    <w:p>
-      <w:r>
-        <w:t>Attempt before feedback. If this repeats the selected independent case, reuse that first attempt; otherwise keep a separate record. Transfer the process to activities. Apply the supplied Recommendations facts and keep your reasoning.</w:t>
-      </w:r>
-    </w:p>
-    <w:p>
-      <w:pPr>
-        <w:spacing w:line="336" w:lineRule="auto" w:after="180"/>
-      </w:pPr>
-      <w:r>
-        <w:rPr>
-          <w:b w:val="0"/>
-        </w:rPr>
-        <w:t xml:space="preserve">A fictional learner needs an indoor activity lasting at most 20 minutes. </w:t>
-      </w:r>
-      <w:r>
-        <w:rPr>
-          <w:b/>
-        </w:rPr>
-        <w:t>Preference</w:t>
-      </w:r>
-      <w:r>
-        <w:rPr>
-          <w:b w:val="0"/>
-        </w:rPr>
-        <w:t>s score 2 for drawing and 1 for solo.</w:t>
-      </w:r>
-    </w:p>
-    <w:p>
-      <w:pPr>
-        <w:spacing w:line="336" w:lineRule="auto" w:after="180"/>
-      </w:pPr>
-      <w:r>
-        <w:rPr>
-          <w:b w:val="0"/>
-        </w:rPr>
-        <w:t>Candidates: A drawing, solo, outdoor, 10 minutes; B drawing, group, indoor, 20 minutes; C music, solo, indoor, 15 minutes; D drawing, group, indoor, 18 minutes. Filter, score and return all highest scorers.</w:t>
-      </w:r>
-    </w:p>
-    <w:p>
-      <w:pPr>
-        <w:spacing w:line="336" w:lineRule="auto" w:after="180"/>
-      </w:pPr>
-      <w:r>
-        <w:rPr>
-          <w:b w:val="0"/>
-        </w:rPr>
-        <w:t>Only B is then shown and selected; C and D are not shown. State what the feedback establishes and what remains unknown.</w:t>
-      </w:r>
-    </w:p>
-    <w:p>
-      <w:pPr>
-        <w:pStyle w:val="Heading3"/>
-      </w:pPr>
-      <w:r>
-        <w:t>My reasoning and evidence</w:t>
-      </w:r>
-    </w:p>
-    <w:p>
-      <w:r>
-        <w:t>________________________________________________________________</w:t>
-      </w:r>
-    </w:p>
-    <w:p>
-      <w:r>
-        <w:t>________________________________________________________________</w:t>
-      </w:r>
-    </w:p>
-    <w:p>
-      <w:r>
-        <w:t>________________________________________________________________</w:t>
-      </w:r>
-    </w:p>
-    <w:p>
-      <w:r>
-        <w:t>________________________________________________________________</w:t>
-      </w:r>
-    </w:p>
-    <w:p>
-      <w:r>
-        <w:t>________________________________________________________________</w:t>
-      </w:r>
-    </w:p>
-    <w:p>
-      <w:r>
-        <w:t>________________________________________________________________</w:t>
-      </w:r>
-    </w:p>
-    <w:p>
-      <w:r>
-        <w:t>________________________________________________________________</w:t>
-      </w:r>
-    </w:p>
-    <w:p>
-      <w:r>
-        <w:t>________________________________________________________________</w:t>
-      </w:r>
-    </w:p>
-    <w:p>
-      <w:pPr>
-        <w:pStyle w:val="Heading1"/>
-      </w:pPr>
-      <w:r>
-        <w:t>16. W5 Handle an empty eligible set</w:t>
-      </w:r>
-    </w:p>
-    <w:p>
-      <w:r>
-        <w:t>Handle an empty eligible set. Apply the supplied Recommendations facts and keep your reasoning.</w:t>
-      </w:r>
-    </w:p>
-    <w:p>
-      <w:pPr>
-        <w:spacing w:line="336" w:lineRule="auto" w:after="180"/>
-      </w:pPr>
-      <w:r>
-        <w:rPr>
-          <w:b w:val="0"/>
-        </w:rPr>
-        <w:t xml:space="preserve">Return to BookRec1. J and K become unavailable, L remains Spanish, and M’s availability becomes unknown. A designer proposes recommending M anyway because it matches both </w:t>
-      </w:r>
-      <w:r>
-        <w:rPr>
-          <w:b/>
-        </w:rPr>
-        <w:t>preference</w:t>
-      </w:r>
-      <w:r>
-        <w:rPr>
-          <w:b w:val="0"/>
-        </w:rPr>
-        <w:t>s.</w:t>
-      </w:r>
-    </w:p>
-    <w:p>
-      <w:pPr>
-        <w:spacing w:line="336" w:lineRule="auto" w:after="180"/>
-      </w:pPr>
-      <w:r>
-        <w:rPr>
-          <w:b w:val="0"/>
-        </w:rPr>
-        <w:t>Apply the requirements and propose an honest response.</w:t>
-      </w:r>
-    </w:p>
-    <w:p>
-      <w:pPr>
-        <w:pStyle w:val="Heading3"/>
-      </w:pPr>
-      <w:r>
-        <w:t>My reasoning and evidence</w:t>
-      </w:r>
-    </w:p>
-    <w:p>
-      <w:r>
-        <w:t>________________________________________________________________</w:t>
-      </w:r>
-    </w:p>
-    <w:p>
-      <w:r>
-        <w:t>________________________________________________________________</w:t>
-      </w:r>
-    </w:p>
-    <w:p>
-      <w:r>
-        <w:t>________________________________________________________________</w:t>
-      </w:r>
-    </w:p>
-    <w:p>
-      <w:r>
-        <w:t>________________________________________________________________</w:t>
-      </w:r>
-    </w:p>
-    <w:p>
-      <w:r>
-        <w:t>________________________________________________________________</w:t>
-      </w:r>
-    </w:p>
-    <w:p>
-      <w:r>
-        <w:t>________________________________________________________________</w:t>
-      </w:r>
-    </w:p>
-    <w:p>
-      <w:pPr>
-        <w:pStyle w:val="Heading1"/>
-      </w:pPr>
-      <w:r>
-        <w:t>17. Feedback, return check and learning record</w:t>
-      </w:r>
-    </w:p>
-    <w:p>
-      <w:r>
-        <w:t>Record the first repaired step and a different case to revisit after a delay.</w:t>
+        <w:t>17. Feedback · Repair and return</w:t>
+      </w:r>
+    </w:p>
+    <w:p>
+      <w:r>
+        <w:t>Keep the first attempt, the repair and a changed-case return.</w:t>
+      </w:r>
+    </w:p>
+    <w:p>
+      <w:pPr>
+        <w:pStyle w:val="Heading2"/>
+      </w:pPr>
+      <w:r>
+        <w:t>Your evidence record</w:t>
       </w:r>
     </w:p>
     <w:tbl>
@@ -1735,12 +885,956 @@
         <w:pStyle w:val="Heading1"/>
       </w:pPr>
       <w:r>
-        <w:t>18. Pictorial case practice: Recommendations</w:t>
-      </w:r>
-    </w:p>
-    <w:p>
-      <w:r>
-        <w:t>A fictional classroom break chooser recommends a suitable paper activity. Explain the labelled step before checking the changed condition.</w:t>
+        <w:t>10. Finish · Judge the evidence in your work</w:t>
+      </w:r>
+    </w:p>
+    <w:p>
+      <w:r>
+        <w:t>Point to work that supports your confidence level.</w:t>
+      </w:r>
+    </w:p>
+    <w:p>
+      <w:pPr>
+        <w:pStyle w:val="Heading2"/>
+      </w:pPr>
+      <w:r>
+        <w:t>Your evidence record</w:t>
+      </w:r>
+    </w:p>
+    <w:p>
+      <w:pPr>
+        <w:pStyle w:val="ListBullet"/>
+      </w:pPr>
+      <w:r>
+        <w:t>I can explain the mechanism.</w:t>
+      </w:r>
+    </w:p>
+    <w:p>
+      <w:pPr>
+        <w:pStyle w:val="ListBullet"/>
+      </w:pPr>
+      <w:r>
+        <w:t>I can show evidence.</w:t>
+      </w:r>
+    </w:p>
+    <w:p>
+      <w:pPr>
+        <w:pStyle w:val="ListBullet"/>
+      </w:pPr>
+      <w:r>
+        <w:t>I can handle a changed case.</w:t>
+      </w:r>
+    </w:p>
+    <w:p>
+      <w:pPr>
+        <w:pStyle w:val="ListBullet"/>
+      </w:pPr>
+      <w:r>
+        <w:t>I can name a limit.</w:t>
+      </w:r>
+    </w:p>
+    <w:p>
+      <w:r>
+        <w:t>Mark each as not yet, with help or independently, and attach supporting work.</w:t>
+      </w:r>
+    </w:p>
+    <w:p>
+      <w:pPr>
+        <w:spacing w:line="336" w:lineRule="auto" w:after="180"/>
+      </w:pPr>
+      <w:r>
+        <w:rPr>
+          <w:b w:val="0"/>
+        </w:rPr>
+        <w:t>Teacher review ____________________  Next step ____________________</w:t>
+      </w:r>
+    </w:p>
+    <w:p>
+      <w:pPr>
+        <w:pStyle w:val="Heading1"/>
+      </w:pPr>
+      <w:r>
+        <w:t>Reference bank and extra practice</w:t>
+      </w:r>
+    </w:p>
+    <w:p>
+      <w:pPr>
+        <w:pStyle w:val="Heading1"/>
+      </w:pPr>
+      <w:r>
+        <w:t>02. Reference · Supported W2 record</w:t>
+      </w:r>
+    </w:p>
+    <w:p>
+      <w:r>
+        <w:t>This is the same W2 attempt. Keep one response record.</w:t>
+      </w:r>
+    </w:p>
+    <w:p>
+      <w:pPr>
+        <w:pStyle w:val="Heading2"/>
+      </w:pPr>
+      <w:r>
+        <w:t>Use this when helpful</w:t>
+      </w:r>
+    </w:p>
+    <w:p>
+      <w:pPr>
+        <w:spacing w:line="336" w:lineRule="auto" w:after="180"/>
+      </w:pPr>
+      <w:r>
+        <w:rPr>
+          <w:b w:val="0"/>
+        </w:rPr>
+        <w:t xml:space="preserve">Use W2: Explain a </w:t>
+      </w:r>
+      <w:r>
+        <w:rPr>
+          <w:b/>
+        </w:rPr>
+        <w:t>recommendation</w:t>
+      </w:r>
+      <w:r>
+        <w:rPr>
+          <w:b w:val="0"/>
+        </w:rPr>
+        <w:t xml:space="preserve"> honestly for </w:t>
+      </w:r>
+      <w:r>
+        <w:rPr>
+          <w:b/>
+        </w:rPr>
+        <w:t>Recommendation</w:t>
+      </w:r>
+      <w:r>
+        <w:rPr>
+          <w:b w:val="0"/>
+        </w:rPr>
+        <w:t>s and feedback. Record the answer once; the lesson and workbook refer to the same attempt.</w:t>
+      </w:r>
+    </w:p>
+    <w:tbl>
+      <w:tblPr>
+        <w:tblStyle w:val="LightShading-Accent1"/>
+        <w:tblW w:type="auto" w:w="0"/>
+        <w:tblLook w:firstColumn="1" w:firstRow="1" w:lastColumn="0" w:lastRow="0" w:noHBand="0" w:noVBand="1" w:val="04A0"/>
+      </w:tblPr>
+      <w:tblGrid>
+        <w:gridCol w:w="2556"/>
+        <w:gridCol w:w="2556"/>
+        <w:gridCol w:w="2556"/>
+        <w:gridCol w:w="2556"/>
+      </w:tblGrid>
+      <w:tr>
+        <w:trPr>
+          <w:tblHeader/>
+        </w:trPr>
+        <w:tc>
+          <w:tcPr>
+            <w:tcW w:type="dxa" w:w="2556"/>
+          </w:tcPr>
+          <w:p>
+            <w:r>
+              <w:t>Given inputs</w:t>
+            </w:r>
+          </w:p>
+        </w:tc>
+        <w:tc>
+          <w:tcPr>
+            <w:tcW w:type="dxa" w:w="2556"/>
+          </w:tcPr>
+          <w:p>
+            <w:r>
+              <w:t>Procedure I chose</w:t>
+            </w:r>
+          </w:p>
+        </w:tc>
+        <w:tc>
+          <w:tcPr>
+            <w:tcW w:type="dxa" w:w="2556"/>
+          </w:tcPr>
+          <w:p>
+            <w:r>
+              <w:t>Middle steps</w:t>
+            </w:r>
+          </w:p>
+        </w:tc>
+        <w:tc>
+          <w:tcPr>
+            <w:tcW w:type="dxa" w:w="2556"/>
+          </w:tcPr>
+          <w:p>
+            <w:r>
+              <w:t>Result and check</w:t>
+            </w:r>
+          </w:p>
+        </w:tc>
+      </w:tr>
+      <w:tr>
+        <w:tc>
+          <w:tcPr>
+            <w:tcW w:type="dxa" w:w="2556"/>
+          </w:tcPr>
+          <w:p>
+            <w:r/>
+          </w:p>
+        </w:tc>
+        <w:tc>
+          <w:tcPr>
+            <w:tcW w:type="dxa" w:w="2556"/>
+          </w:tcPr>
+          <w:p>
+            <w:r/>
+          </w:p>
+        </w:tc>
+        <w:tc>
+          <w:tcPr>
+            <w:tcW w:type="dxa" w:w="2556"/>
+          </w:tcPr>
+          <w:p>
+            <w:r/>
+          </w:p>
+        </w:tc>
+        <w:tc>
+          <w:tcPr>
+            <w:tcW w:type="dxa" w:w="2556"/>
+          </w:tcPr>
+          <w:p>
+            <w:r/>
+          </w:p>
+        </w:tc>
+      </w:tr>
+    </w:tbl>
+    <w:p>
+      <w:pPr>
+        <w:pStyle w:val="Heading3"/>
+      </w:pPr>
+      <w:r>
+        <w:t>The step I completed without help, and the hint I needed</w:t>
+      </w:r>
+    </w:p>
+    <w:p>
+      <w:r>
+        <w:t>________________________________________________________________</w:t>
+      </w:r>
+    </w:p>
+    <w:p>
+      <w:r>
+        <w:t>________________________________________________________________</w:t>
+      </w:r>
+    </w:p>
+    <w:p>
+      <w:r>
+        <w:t>________________________________________________________________</w:t>
+      </w:r>
+    </w:p>
+    <w:p>
+      <w:pPr>
+        <w:pStyle w:val="Heading1"/>
+      </w:pPr>
+      <w:r>
+        <w:t>03. Extra practice · Repair the explanation</w:t>
+      </w:r>
+    </w:p>
+    <w:p>
+      <w:r>
+        <w:t>Explain the deciding fact before discussing the answer.</w:t>
+      </w:r>
+    </w:p>
+    <w:p>
+      <w:pPr>
+        <w:pStyle w:val="Heading2"/>
+      </w:pPr>
+      <w:r>
+        <w:t>Use this when helpful</w:t>
+      </w:r>
+    </w:p>
+    <w:p>
+      <w:pPr>
+        <w:spacing w:line="336" w:lineRule="auto" w:after="180"/>
+      </w:pPr>
+      <w:r>
+        <w:rPr>
+          <w:b w:val="0"/>
+        </w:rPr>
+        <w:t xml:space="preserve">Use the worked case for </w:t>
+      </w:r>
+      <w:r>
+        <w:rPr>
+          <w:b/>
+        </w:rPr>
+        <w:t>Recommendation</w:t>
+      </w:r>
+      <w:r>
+        <w:rPr>
+          <w:b w:val="0"/>
+        </w:rPr>
+        <w:t>s and feedback. Proposed explanation: “A high score can cancel a failed requirement”. Decide whether this explanation is supported.</w:t>
+      </w:r>
+    </w:p>
+    <w:p>
+      <w:pPr>
+        <w:spacing w:line="336" w:lineRule="auto" w:after="180"/>
+      </w:pPr>
+      <w:r>
+        <w:rPr>
+          <w:b w:val="0"/>
+        </w:rPr>
+        <w:t>Point to the step or supplied fact that decides; explain your repair if needed.</w:t>
+      </w:r>
+    </w:p>
+    <w:p>
+      <w:pPr>
+        <w:pStyle w:val="Heading3"/>
+      </w:pPr>
+      <w:r>
+        <w:t>My explanation before partner discussion</w:t>
+      </w:r>
+    </w:p>
+    <w:p>
+      <w:r>
+        <w:t>________________________________________________________________</w:t>
+      </w:r>
+    </w:p>
+    <w:p>
+      <w:r>
+        <w:t>________________________________________________________________</w:t>
+      </w:r>
+    </w:p>
+    <w:p>
+      <w:r>
+        <w:t>________________________________________________________________</w:t>
+      </w:r>
+    </w:p>
+    <w:p>
+      <w:r>
+        <w:t>________________________________________________________________</w:t>
+      </w:r>
+    </w:p>
+    <w:p>
+      <w:pPr>
+        <w:pStyle w:val="Heading1"/>
+      </w:pPr>
+      <w:r>
+        <w:t>05. Reference · Original learning target</w:t>
+      </w:r>
+    </w:p>
+    <w:p>
+      <w:r>
+        <w:t>Use this target to inspect an explanation.</w:t>
+      </w:r>
+    </w:p>
+    <w:p>
+      <w:pPr>
+        <w:pStyle w:val="Heading2"/>
+      </w:pPr>
+      <w:r>
+        <w:t>Use this when helpful</w:t>
+      </w:r>
+    </w:p>
+    <w:p>
+      <w:pPr>
+        <w:spacing w:line="336" w:lineRule="auto" w:after="180"/>
+      </w:pPr>
+      <w:r>
+        <w:rPr>
+          <w:b w:val="0"/>
+        </w:rPr>
+        <w:t xml:space="preserve">A system shows only adventure books and records only adventure clicks. It concludes the reader dislikes poetry. Explain the missing </w:t>
+      </w:r>
+      <w:r>
+        <w:rPr>
+          <w:b/>
+        </w:rPr>
+        <w:t>evidence</w:t>
+      </w:r>
+      <w:r>
+        <w:rPr>
+          <w:b w:val="0"/>
+        </w:rPr>
+        <w:t xml:space="preserve"> and propose a small test.</w:t>
+      </w:r>
+    </w:p>
+    <w:p>
+      <w:pPr>
+        <w:pStyle w:val="Heading1"/>
+      </w:pPr>
+      <w:r>
+        <w:t>06. Extra practice · A complete case</w:t>
+      </w:r>
+    </w:p>
+    <w:p>
+      <w:r>
+        <w:t>Try the question before checking the worked explanation.</w:t>
+      </w:r>
+    </w:p>
+    <w:p>
+      <w:pPr>
+        <w:pStyle w:val="Heading2"/>
+      </w:pPr>
+      <w:r>
+        <w:t>Use this when helpful</w:t>
+      </w:r>
+    </w:p>
+    <w:p>
+      <w:pPr>
+        <w:spacing w:line="336" w:lineRule="auto" w:after="180"/>
+      </w:pPr>
+      <w:r>
+        <w:rPr>
+          <w:b w:val="0"/>
+        </w:rPr>
+        <w:t>A recommender suggests adventure books after one adventure-book choice.</w:t>
+      </w:r>
+    </w:p>
+    <w:p>
+      <w:pPr>
+        <w:spacing w:line="336" w:lineRule="auto" w:after="180"/>
+      </w:pPr>
+      <w:r>
+        <w:rPr>
+          <w:b w:val="0"/>
+        </w:rPr>
+        <w:t xml:space="preserve">Explain its </w:t>
+      </w:r>
+      <w:r>
+        <w:rPr>
+          <w:b/>
+        </w:rPr>
+        <w:t>evidence</w:t>
+      </w:r>
+      <w:r>
+        <w:rPr>
+          <w:b w:val="0"/>
+        </w:rPr>
+        <w:t xml:space="preserve"> and limitation.</w:t>
+      </w:r>
+    </w:p>
+    <w:p>
+      <w:pPr>
+        <w:spacing w:line="336" w:lineRule="auto" w:after="180"/>
+      </w:pPr>
+      <w:r>
+        <w:rPr>
+          <w:b w:val="0"/>
+        </w:rPr>
+        <w:t xml:space="preserve">Show your trace, calculation or </w:t>
+      </w:r>
+      <w:r>
+        <w:rPr>
+          <w:b/>
+        </w:rPr>
+        <w:t>evidence</w:t>
+      </w:r>
+    </w:p>
+    <w:p>
+      <w:pPr>
+        <w:pStyle w:val="Heading3"/>
+      </w:pPr>
+      <w:r>
+        <w:t>Write or draw your reasoning and evidence.</w:t>
+      </w:r>
+    </w:p>
+    <w:p>
+      <w:r>
+        <w:t>________________________________________________________________</w:t>
+      </w:r>
+    </w:p>
+    <w:p>
+      <w:r>
+        <w:t>________________________________________________________________</w:t>
+      </w:r>
+    </w:p>
+    <w:p>
+      <w:r>
+        <w:t>________________________________________________________________</w:t>
+      </w:r>
+    </w:p>
+    <w:p>
+      <w:r>
+        <w:t>________________________________________________________________</w:t>
+      </w:r>
+    </w:p>
+    <w:p>
+      <w:r>
+        <w:t>________________________________________________________________</w:t>
+      </w:r>
+    </w:p>
+    <w:p>
+      <w:pPr>
+        <w:pStyle w:val="Heading1"/>
+      </w:pPr>
+      <w:r>
+        <w:t>07. Extra practice · A changed case</w:t>
+      </w:r>
+    </w:p>
+    <w:p>
+      <w:r>
+        <w:t>Keep this practice separate from the reserved independent attempt.</w:t>
+      </w:r>
+    </w:p>
+    <w:p>
+      <w:pPr>
+        <w:pStyle w:val="Heading2"/>
+      </w:pPr>
+      <w:r>
+        <w:t>Use this when helpful</w:t>
+      </w:r>
+    </w:p>
+    <w:p>
+      <w:pPr>
+        <w:spacing w:line="336" w:lineRule="auto" w:after="180"/>
+      </w:pPr>
+      <w:r>
+        <w:rPr>
+          <w:b w:val="0"/>
+        </w:rPr>
+        <w:t>A recommender suggests a space book because you liked two space books. Does the suggestion prove you will enjoy it? What feedback could help next time?</w:t>
+      </w:r>
+    </w:p>
+    <w:p>
+      <w:pPr>
+        <w:spacing w:line="336" w:lineRule="auto" w:after="180"/>
+      </w:pPr>
+      <w:r>
+        <w:rPr>
+          <w:b w:val="0"/>
+        </w:rPr>
+        <w:t>My practice answer and reason</w:t>
+      </w:r>
+    </w:p>
+    <w:p>
+      <w:pPr>
+        <w:pStyle w:val="Heading3"/>
+      </w:pPr>
+      <w:r>
+        <w:t>Write or draw your reasoning and evidence.</w:t>
+      </w:r>
+    </w:p>
+    <w:p>
+      <w:r>
+        <w:t>________________________________________________________________</w:t>
+      </w:r>
+    </w:p>
+    <w:p>
+      <w:r>
+        <w:t>________________________________________________________________</w:t>
+      </w:r>
+    </w:p>
+    <w:p>
+      <w:r>
+        <w:t>________________________________________________________________</w:t>
+      </w:r>
+    </w:p>
+    <w:p>
+      <w:r>
+        <w:t>________________________________________________________________</w:t>
+      </w:r>
+    </w:p>
+    <w:p>
+      <w:r>
+        <w:t>________________________________________________________________</w:t>
+      </w:r>
+    </w:p>
+    <w:p>
+      <w:pPr>
+        <w:pStyle w:val="Heading3"/>
+      </w:pPr>
+      <w:r>
+        <w:t>Week 20 Test and reflect</w:t>
+      </w:r>
+    </w:p>
+    <w:p>
+      <w:pPr>
+        <w:pStyle w:val="Heading1"/>
+      </w:pPr>
+      <w:r>
+        <w:t>08. Extra practice · Design a revealing test</w:t>
+      </w:r>
+    </w:p>
+    <w:p>
+      <w:r>
+        <w:t>Predict before tracing or testing.</w:t>
+      </w:r>
+    </w:p>
+    <w:p>
+      <w:pPr>
+        <w:pStyle w:val="Heading2"/>
+      </w:pPr>
+      <w:r>
+        <w:t>Use this when helpful</w:t>
+      </w:r>
+    </w:p>
+    <w:p>
+      <w:pPr>
+        <w:spacing w:line="336" w:lineRule="auto" w:after="180"/>
+      </w:pPr>
+      <w:r>
+        <w:rPr>
+          <w:b w:val="0"/>
+        </w:rPr>
+        <w:t xml:space="preserve">Create a changed </w:t>
+      </w:r>
+      <w:r>
+        <w:rPr>
+          <w:b/>
+        </w:rPr>
+        <w:t>input</w:t>
+      </w:r>
+      <w:r>
+        <w:rPr>
+          <w:b w:val="0"/>
+        </w:rPr>
+        <w:t>, boundary case or missing-information case. Write the expected answer or safe response before testing.</w:t>
+      </w:r>
+    </w:p>
+    <w:tbl>
+      <w:tblPr>
+        <w:tblStyle w:val="LightShading-Accent1"/>
+        <w:tblW w:type="auto" w:w="0"/>
+        <w:tblLook w:firstColumn="1" w:firstRow="1" w:lastColumn="0" w:lastRow="0" w:noHBand="0" w:noVBand="1" w:val="04A0"/>
+      </w:tblPr>
+      <w:tblGrid>
+        <w:gridCol w:w="5112"/>
+        <w:gridCol w:w="5112"/>
+      </w:tblGrid>
+      <w:tr>
+        <w:trPr>
+          <w:tblHeader/>
+        </w:trPr>
+        <w:tc>
+          <w:tcPr>
+            <w:tcW w:type="dxa" w:w="5112"/>
+          </w:tcPr>
+          <w:p>
+            <w:r>
+              <w:t>Test record</w:t>
+            </w:r>
+          </w:p>
+        </w:tc>
+        <w:tc>
+          <w:tcPr>
+            <w:tcW w:type="dxa" w:w="5112"/>
+          </w:tcPr>
+          <w:p>
+            <w:r>
+              <w:t>My evidence</w:t>
+            </w:r>
+          </w:p>
+        </w:tc>
+      </w:tr>
+      <w:tr>
+        <w:tc>
+          <w:tcPr>
+            <w:tcW w:type="dxa" w:w="5112"/>
+          </w:tcPr>
+          <w:p>
+            <w:r>
+              <w:t>Changed input or condition</w:t>
+            </w:r>
+          </w:p>
+        </w:tc>
+        <w:tc>
+          <w:tcPr>
+            <w:tcW w:type="dxa" w:w="5112"/>
+          </w:tcPr>
+          <w:p>
+            <w:r/>
+          </w:p>
+        </w:tc>
+      </w:tr>
+      <w:tr>
+        <w:tc>
+          <w:tcPr>
+            <w:tcW w:type="dxa" w:w="5112"/>
+          </w:tcPr>
+          <w:p>
+            <w:r>
+              <w:t>Expected answer or fallback</w:t>
+            </w:r>
+          </w:p>
+        </w:tc>
+        <w:tc>
+          <w:tcPr>
+            <w:tcW w:type="dxa" w:w="5112"/>
+          </w:tcPr>
+          <w:p>
+            <w:r/>
+          </w:p>
+        </w:tc>
+      </w:tr>
+      <w:tr>
+        <w:tc>
+          <w:tcPr>
+            <w:tcW w:type="dxa" w:w="5112"/>
+          </w:tcPr>
+          <w:p>
+            <w:r>
+              <w:t>Observed result</w:t>
+            </w:r>
+          </w:p>
+        </w:tc>
+        <w:tc>
+          <w:tcPr>
+            <w:tcW w:type="dxa" w:w="5112"/>
+          </w:tcPr>
+          <w:p>
+            <w:r/>
+          </w:p>
+        </w:tc>
+      </w:tr>
+      <w:tr>
+        <w:tc>
+          <w:tcPr>
+            <w:tcW w:type="dxa" w:w="5112"/>
+          </w:tcPr>
+          <w:p>
+            <w:r>
+              <w:t>Why the result occurred</w:t>
+            </w:r>
+          </w:p>
+        </w:tc>
+        <w:tc>
+          <w:tcPr>
+            <w:tcW w:type="dxa" w:w="5112"/>
+          </w:tcPr>
+          <w:p>
+            <w:r/>
+          </w:p>
+        </w:tc>
+      </w:tr>
+    </w:tbl>
+    <w:p>
+      <w:pPr>
+        <w:pStyle w:val="Heading1"/>
+      </w:pPr>
+      <w:r>
+        <w:t>11. Reference · Original target response space</w:t>
+      </w:r>
+    </w:p>
+    <w:p>
+      <w:r>
+        <w:t>This teaching case is practice rather than a fresh assessment.</w:t>
+      </w:r>
+    </w:p>
+    <w:p>
+      <w:pPr>
+        <w:pStyle w:val="Heading2"/>
+      </w:pPr>
+      <w:r>
+        <w:t>Use this when helpful</w:t>
+      </w:r>
+    </w:p>
+    <w:p>
+      <w:pPr>
+        <w:spacing w:line="336" w:lineRule="auto" w:after="180"/>
+      </w:pPr>
+      <w:r>
+        <w:rPr>
+          <w:b w:val="0"/>
+        </w:rPr>
+        <w:t xml:space="preserve">A system shows only adventure books and records only adventure clicks. It concludes the reader dislikes poetry. Explain the missing </w:t>
+      </w:r>
+      <w:r>
+        <w:rPr>
+          <w:b/>
+        </w:rPr>
+        <w:t>evidence</w:t>
+      </w:r>
+      <w:r>
+        <w:rPr>
+          <w:b w:val="0"/>
+        </w:rPr>
+        <w:t xml:space="preserve"> and propose a small test.</w:t>
+      </w:r>
+    </w:p>
+    <w:p>
+      <w:pPr>
+        <w:pStyle w:val="Heading3"/>
+      </w:pPr>
+      <w:r>
+        <w:t>My explanation after practice</w:t>
+      </w:r>
+    </w:p>
+    <w:p>
+      <w:r>
+        <w:t>________________________________________________________________</w:t>
+      </w:r>
+    </w:p>
+    <w:p>
+      <w:r>
+        <w:t>________________________________________________________________</w:t>
+      </w:r>
+    </w:p>
+    <w:p>
+      <w:r>
+        <w:t>________________________________________________________________</w:t>
+      </w:r>
+    </w:p>
+    <w:p>
+      <w:r>
+        <w:t>________________________________________________________________</w:t>
+      </w:r>
+    </w:p>
+    <w:p>
+      <w:r>
+        <w:t>________________________________________________________________</w:t>
+      </w:r>
+    </w:p>
+    <w:p>
+      <w:r>
+        <w:t>________________________________________________________________</w:t>
+      </w:r>
+    </w:p>
+    <w:p>
+      <w:r>
+        <w:t>________________________________________________________________</w:t>
+      </w:r>
+    </w:p>
+    <w:p>
+      <w:pPr>
+        <w:spacing w:line="336" w:lineRule="auto" w:after="180"/>
+      </w:pPr>
+      <w:r>
+        <w:rPr>
+          <w:b w:val="0"/>
+        </w:rPr>
+        <w:t>Record support used: none, hint or teacher explanation.</w:t>
+      </w:r>
+    </w:p>
+    <w:p>
+      <w:pPr>
+        <w:pStyle w:val="Heading1"/>
+      </w:pPr>
+      <w:r>
+        <w:t>15. Reference · Independent-case response copy</w:t>
+      </w:r>
+    </w:p>
+    <w:p>
+      <w:r>
+        <w:t>This duplicates W4. Reuse the same first-attempt record.</w:t>
+      </w:r>
+    </w:p>
+    <w:p>
+      <w:pPr>
+        <w:pStyle w:val="Heading2"/>
+      </w:pPr>
+      <w:r>
+        <w:t>Use this when helpful</w:t>
+      </w:r>
+    </w:p>
+    <w:p>
+      <w:pPr>
+        <w:spacing w:line="336" w:lineRule="auto" w:after="180"/>
+      </w:pPr>
+      <w:r>
+        <w:rPr>
+          <w:b w:val="0"/>
+        </w:rPr>
+        <w:t xml:space="preserve">A fictional learner needs an indoor activity lasting at most 20 minutes. </w:t>
+      </w:r>
+      <w:r>
+        <w:rPr>
+          <w:b/>
+        </w:rPr>
+        <w:t>Preference</w:t>
+      </w:r>
+      <w:r>
+        <w:rPr>
+          <w:b w:val="0"/>
+        </w:rPr>
+        <w:t>s score 2 for drawing and 1 for solo.</w:t>
+      </w:r>
+    </w:p>
+    <w:p>
+      <w:pPr>
+        <w:spacing w:line="336" w:lineRule="auto" w:after="180"/>
+      </w:pPr>
+      <w:r>
+        <w:rPr>
+          <w:b w:val="0"/>
+        </w:rPr>
+        <w:t>Candidates: A drawing, solo, outdoor, 10 minutes; B drawing, group, indoor, 20 minutes; C music, solo, indoor, 15 minutes; D drawing, group, indoor, 18 minutes. Filter, score and return all highest scorers.</w:t>
+      </w:r>
+    </w:p>
+    <w:p>
+      <w:pPr>
+        <w:spacing w:line="336" w:lineRule="auto" w:after="180"/>
+      </w:pPr>
+      <w:r>
+        <w:rPr>
+          <w:b w:val="0"/>
+        </w:rPr>
+        <w:t>Only B is then shown and selected; C and D are not shown. State what the feedback establishes and what remains unknown.</w:t>
+      </w:r>
+    </w:p>
+    <w:p>
+      <w:pPr>
+        <w:pStyle w:val="Heading3"/>
+      </w:pPr>
+      <w:r>
+        <w:t>My reasoning and evidence</w:t>
+      </w:r>
+    </w:p>
+    <w:p>
+      <w:r>
+        <w:t>________________________________________________________________</w:t>
+      </w:r>
+    </w:p>
+    <w:p>
+      <w:r>
+        <w:t>________________________________________________________________</w:t>
+      </w:r>
+    </w:p>
+    <w:p>
+      <w:r>
+        <w:t>________________________________________________________________</w:t>
+      </w:r>
+    </w:p>
+    <w:p>
+      <w:r>
+        <w:t>________________________________________________________________</w:t>
+      </w:r>
+    </w:p>
+    <w:p>
+      <w:r>
+        <w:t>________________________________________________________________</w:t>
+      </w:r>
+    </w:p>
+    <w:p>
+      <w:r>
+        <w:t>________________________________________________________________</w:t>
+      </w:r>
+    </w:p>
+    <w:p>
+      <w:r>
+        <w:t>________________________________________________________________</w:t>
+      </w:r>
+    </w:p>
+    <w:p>
+      <w:r>
+        <w:t>________________________________________________________________</w:t>
+      </w:r>
+    </w:p>
+    <w:p>
+      <w:pPr>
+        <w:pStyle w:val="Heading1"/>
+      </w:pPr>
+      <w:r>
+        <w:t>18. Extra practice · Use the worked picture</w:t>
+      </w:r>
+    </w:p>
+    <w:p>
+      <w:r>
+        <w:t>Keep the explanation and the support you used.</w:t>
+      </w:r>
+    </w:p>
+    <w:p>
+      <w:pPr>
+        <w:pStyle w:val="Heading2"/>
+      </w:pPr>
+      <w:r>
+        <w:t>Use this when helpful</w:t>
       </w:r>
     </w:p>
     <w:p>
@@ -1863,7 +1957,6 @@
     <w:p>
       <w:pPr>
         <w:spacing w:line="336" w:lineRule="auto" w:after="180"/>
-        <w:shd w:fill="F5F1FB"/>
       </w:pPr>
       <w:r>
         <w:rPr>
@@ -1936,16 +2029,7 @@
     </w:p>
     <w:p>
       <w:pPr>
-        <w:pStyle w:val="Heading3"/>
-      </w:pPr>
-      <w:r>
-        <w:t>Record the help used</w:t>
-      </w:r>
-    </w:p>
-    <w:p>
-      <w:pPr>
         <w:spacing w:line="336" w:lineRule="auto" w:after="180"/>
-        <w:shd w:fill="F1F6F8"/>
       </w:pPr>
       <w:r>
         <w:rPr>
@@ -1994,12 +2078,20 @@
         <w:pStyle w:val="Heading1"/>
       </w:pPr>
       <w:r>
-        <w:t>19. Project portfolio milestone</w:t>
-      </w:r>
-    </w:p>
-    <w:p>
-      <w:r>
-        <w:t>Keep this week’s input, deciding step, result and limit together in the Helpful Classroom Sorter record.</w:t>
+        <w:t>19. Reference · Project portfolio record</w:t>
+      </w:r>
+    </w:p>
+    <w:p>
+      <w:r>
+        <w:t>Extend your main project response when helpful.</w:t>
+      </w:r>
+    </w:p>
+    <w:p>
+      <w:pPr>
+        <w:pStyle w:val="Heading2"/>
+      </w:pPr>
+      <w:r>
+        <w:t>Use this when helpful</w:t>
       </w:r>
     </w:p>
     <w:p>
@@ -2201,12 +2293,529 @@
         <w:pStyle w:val="Heading1"/>
       </w:pPr>
       <w:r>
-        <w:t>20. Supported practice and learning evidence</w:t>
-      </w:r>
-    </w:p>
-    <w:p>
-      <w:r>
-        <w:t>Try the supported questions before comparing with hints and feedback. Record what you repaired and the evidence you retained.</w:t>
+        <w:t>20. Extra practice: pictures, repair and feedback</w:t>
+      </w:r>
+    </w:p>
+    <w:p>
+      <w:r>
+        <w:t>Attempt each question before opening its explanation. Use one browser or paper copy.</w:t>
+      </w:r>
+    </w:p>
+    <w:p>
+      <w:pPr>
+        <w:pStyle w:val="Heading2"/>
+      </w:pPr>
+      <w:r>
+        <w:t>First supported question</w:t>
+      </w:r>
+    </w:p>
+    <w:p>
+      <w:pPr>
+        <w:pStyle w:val="ListBullet"/>
+      </w:pPr>
+      <w:r>
+        <w:t>A fictional classroom break chooser recommends a suitable paper activity.</w:t>
+      </w:r>
+    </w:p>
+    <w:p>
+      <w:pPr>
+        <w:pStyle w:val="Heading3"/>
+      </w:pPr>
+      <w:r>
+        <w:t>Practice 1: explain the deciding evidence</w:t>
+      </w:r>
+    </w:p>
+    <w:p>
+      <w:pPr>
+        <w:pStyle w:val="ListBullet"/>
+      </w:pPr>
+      <w:r>
+        <w:t>Which labelled step matches this detail? Choose B; preserve the reasons and any later feedback.</w:t>
+      </w:r>
+    </w:p>
+    <w:p>
+      <w:pPr>
+        <w:pStyle w:val="ListBullet"/>
+      </w:pPr>
+      <w:r>
+        <w:t>1. Recommend</w:t>
+      </w:r>
+    </w:p>
+    <w:p>
+      <w:pPr>
+        <w:pStyle w:val="ListBullet"/>
+      </w:pPr>
+      <w:r>
+        <w:t>2. Requirements</w:t>
+      </w:r>
+    </w:p>
+    <w:p>
+      <w:pPr>
+        <w:pStyle w:val="ListBullet"/>
+      </w:pPr>
+      <w:r>
+        <w:t>3. Eligible candidates</w:t>
+      </w:r>
+    </w:p>
+    <w:p>
+      <w:pPr>
+        <w:pStyle w:val="ListBullet"/>
+      </w:pPr>
+      <w:r>
+        <w:t>4. Preference scores</w:t>
+      </w:r>
+    </w:p>
+    <w:p>
+      <w:pPr>
+        <w:pStyle w:val="Heading3"/>
+      </w:pPr>
+      <w:r>
+        <w:t>My selected conclusion, deciding fact and explanation</w:t>
+      </w:r>
+    </w:p>
+    <w:p>
+      <w:r>
+        <w:t>________________________________________________________________</w:t>
+      </w:r>
+    </w:p>
+    <w:p>
+      <w:r>
+        <w:t>________________________________________________________________</w:t>
+      </w:r>
+    </w:p>
+    <w:p>
+      <w:r>
+        <w:t>________________________________________________________________</w:t>
+      </w:r>
+    </w:p>
+    <w:p>
+      <w:r>
+        <w:t>________________________________________________________________</w:t>
+      </w:r>
+    </w:p>
+    <w:p>
+      <w:r>
+        <w:t>________________________________________________________________</w:t>
+      </w:r>
+    </w:p>
+    <w:p>
+      <w:pPr>
+        <w:pStyle w:val="ListBullet"/>
+      </w:pPr>
+      <w:r>
+        <w:t>Hint if needed: Read the steps in the pictorial case. Match the supplied detail to the stage that performs or records it.</w:t>
+      </w:r>
+    </w:p>
+    <w:p>
+      <w:pPr>
+        <w:pStyle w:val="Heading2"/>
+      </w:pPr>
+      <w:r>
+        <w:t>Check the first explanation · reference / check after trying</w:t>
+      </w:r>
+    </w:p>
+    <w:p>
+      <w:pPr>
+        <w:spacing w:line="336" w:lineRule="auto" w:after="180"/>
+      </w:pPr>
+      <w:r>
+        <w:rPr>
+          <w:b w:val="0"/>
+        </w:rPr>
+        <w:t>After your attempt, compare with the supported explanation: Recommend Choose B; preserve the reasons and any later feedback. A hard requirement determines whether an option can be chosen at all.</w:t>
+      </w:r>
+    </w:p>
+    <w:p>
+      <w:pPr>
+        <w:spacing w:line="336" w:lineRule="auto" w:after="180"/>
+      </w:pPr>
+      <w:r>
+        <w:rPr>
+          <w:b/>
+        </w:rPr>
+        <w:t>Preference</w:t>
+      </w:r>
+      <w:r>
+        <w:rPr>
+          <w:b w:val="0"/>
+        </w:rPr>
+        <w:t xml:space="preserve">s rank the eligible options. The apparent best </w:t>
+      </w:r>
+      <w:r>
+        <w:rPr>
+          <w:b/>
+        </w:rPr>
+        <w:t>preference</w:t>
+      </w:r>
+      <w:r>
+        <w:rPr>
+          <w:b w:val="0"/>
+        </w:rPr>
+        <w:t xml:space="preserve"> match, A, is not suitable under the quiet requirement.</w:t>
+      </w:r>
+    </w:p>
+    <w:p>
+      <w:pPr>
+        <w:spacing w:line="336" w:lineRule="auto" w:after="180"/>
+      </w:pPr>
+      <w:r>
+        <w:rPr>
+          <w:b w:val="0"/>
+        </w:rPr>
+        <w:t>If a learner clicks C instead, the event alone does not tell us whether they disliked B, misclicked or wanted variety.</w:t>
+      </w:r>
+    </w:p>
+    <w:p>
+      <w:pPr>
+        <w:pStyle w:val="Heading2"/>
+      </w:pPr>
+      <w:r>
+        <w:t>Changed-case question</w:t>
+      </w:r>
+    </w:p>
+    <w:p>
+      <w:pPr>
+        <w:pStyle w:val="Heading3"/>
+      </w:pPr>
+      <w:r>
+        <w:t>Practice 2: explain the deciding evidence</w:t>
+      </w:r>
+    </w:p>
+    <w:p>
+      <w:pPr>
+        <w:pStyle w:val="ListBullet"/>
+      </w:pPr>
+      <w:r>
+        <w:t>Changed-case practice: Change the maximum time to 10 minutes. Which conclusion is supported by the supplied facts?</w:t>
+      </w:r>
+    </w:p>
+    <w:p>
+      <w:pPr>
+        <w:pStyle w:val="ListBullet"/>
+      </w:pPr>
+      <w:r>
+        <w:t>1. Only C remains eligible and is recommended.</w:t>
+      </w:r>
+    </w:p>
+    <w:p>
+      <w:pPr>
+        <w:pStyle w:val="ListBullet"/>
+      </w:pPr>
+      <w:r>
+        <w:t>2. This one example guarantees correct results for every future input.</w:t>
+      </w:r>
+    </w:p>
+    <w:p>
+      <w:pPr>
+        <w:pStyle w:val="ListBullet"/>
+      </w:pPr>
+      <w:r>
+        <w:t>3. We can decide the result without examining the changed input or the procedure.</w:t>
+      </w:r>
+    </w:p>
+    <w:p>
+      <w:pPr>
+        <w:pStyle w:val="Heading3"/>
+      </w:pPr>
+      <w:r>
+        <w:t>My selected conclusion, deciding fact and explanation</w:t>
+      </w:r>
+    </w:p>
+    <w:p>
+      <w:r>
+        <w:t>________________________________________________________________</w:t>
+      </w:r>
+    </w:p>
+    <w:p>
+      <w:r>
+        <w:t>________________________________________________________________</w:t>
+      </w:r>
+    </w:p>
+    <w:p>
+      <w:r>
+        <w:t>________________________________________________________________</w:t>
+      </w:r>
+    </w:p>
+    <w:p>
+      <w:r>
+        <w:t>________________________________________________________________</w:t>
+      </w:r>
+    </w:p>
+    <w:p>
+      <w:r>
+        <w:t>________________________________________________________________</w:t>
+      </w:r>
+    </w:p>
+    <w:p>
+      <w:pPr>
+        <w:pStyle w:val="ListBullet"/>
+      </w:pPr>
+      <w:r>
+        <w:t>Hint if needed: Use the changed condition and the deciding step in the pictorial trace. The answer must say what follows from those facts.</w:t>
+      </w:r>
+    </w:p>
+    <w:p>
+      <w:pPr>
+        <w:pStyle w:val="Heading2"/>
+      </w:pPr>
+      <w:r>
+        <w:t>Check the changed case · reference / check after trying</w:t>
+      </w:r>
+    </w:p>
+    <w:p>
+      <w:pPr>
+        <w:spacing w:line="336" w:lineRule="auto" w:after="180"/>
+      </w:pPr>
+      <w:r>
+        <w:rPr>
+          <w:b w:val="0"/>
+        </w:rPr>
+        <w:t xml:space="preserve">After your attempt, compare with the supported explanation: Only C remains eligible and is recommended. B takes </w:t>
+      </w:r>
+      <w:r>
+        <w:rPr>
+          <w:b/>
+        </w:rPr>
+        <w:t>12 minutes</w:t>
+      </w:r>
+      <w:r>
+        <w:rPr>
+          <w:b w:val="0"/>
+        </w:rPr>
+        <w:t>; A is still noisy.</w:t>
+      </w:r>
+    </w:p>
+    <w:p>
+      <w:pPr>
+        <w:pStyle w:val="Heading2"/>
+      </w:pPr>
+      <w:r>
+        <w:t>Repair and save your work</w:t>
+      </w:r>
+    </w:p>
+    <w:p>
+      <w:pPr>
+        <w:spacing w:line="336" w:lineRule="auto" w:after="180"/>
+      </w:pPr>
+      <w:r>
+        <w:rPr>
+          <w:b w:val="0"/>
+        </w:rPr>
+        <w:t>Review Similarity (ai-1/19). Goal: Calculate similarity using explicitly selected features and a stated scoring rule. Short practice: Point to the matches supporting C’s new score and explain why there is no tie..</w:t>
+      </w:r>
+    </w:p>
+    <w:p>
+      <w:pPr>
+        <w:spacing w:line="336" w:lineRule="auto" w:after="180"/>
+      </w:pPr>
+      <w:r>
+        <w:rPr>
+          <w:b w:val="0"/>
+        </w:rPr>
+        <w:t>Return to this week and explain what you changed.</w:t>
+      </w:r>
+    </w:p>
+    <w:p>
+      <w:pPr>
+        <w:spacing w:line="336" w:lineRule="auto" w:after="180"/>
+      </w:pPr>
+      <w:r>
+        <w:rPr>
+          <w:b w:val="0"/>
+        </w:rPr>
+        <w:t xml:space="preserve">Review </w:t>
+      </w:r>
+      <w:r>
+        <w:rPr>
+          <w:b/>
+        </w:rPr>
+        <w:t>Prediction</w:t>
+      </w:r>
+      <w:r>
+        <w:rPr>
+          <w:b w:val="0"/>
+        </w:rPr>
+        <w:t xml:space="preserve"> Is Not Fact (ai-1/17). Goal: Separate a recorded </w:t>
+      </w:r>
+      <w:r>
+        <w:rPr>
+          <w:b/>
+        </w:rPr>
+        <w:t>prediction</w:t>
+      </w:r>
+      <w:r>
+        <w:rPr>
+          <w:b w:val="0"/>
+        </w:rPr>
+        <w:t xml:space="preserve"> from the </w:t>
+      </w:r>
+      <w:r>
+        <w:rPr>
+          <w:b/>
+        </w:rPr>
+        <w:t>observation</w:t>
+      </w:r>
+      <w:r>
+        <w:rPr>
+          <w:b w:val="0"/>
+        </w:rPr>
+        <w:t xml:space="preserve"> used to check it. Short practice: Which field changes the </w:t>
+      </w:r>
+      <w:r>
+        <w:rPr>
+          <w:b/>
+        </w:rPr>
+        <w:t>observation</w:t>
+      </w:r>
+      <w:r>
+        <w:rPr>
+          <w:b w:val="0"/>
+        </w:rPr>
+        <w:t xml:space="preserve"> label, and which field changes the model </w:t>
+      </w:r>
+      <w:r>
+        <w:rPr>
+          <w:b/>
+        </w:rPr>
+        <w:t>prediction</w:t>
+      </w:r>
+      <w:r>
+        <w:rPr>
+          <w:b w:val="0"/>
+        </w:rPr>
+        <w:t>?.</w:t>
+      </w:r>
+    </w:p>
+    <w:p>
+      <w:pPr>
+        <w:spacing w:line="336" w:lineRule="auto" w:after="180"/>
+      </w:pPr>
+      <w:r>
+        <w:rPr>
+          <w:b w:val="0"/>
+        </w:rPr>
+        <w:t>Return to this week and explain what you changed.</w:t>
+      </w:r>
+    </w:p>
+    <w:p>
+      <w:pPr>
+        <w:spacing w:line="336" w:lineRule="auto" w:after="180"/>
+      </w:pPr>
+      <w:r>
+        <w:rPr>
+          <w:b w:val="0"/>
+        </w:rPr>
+        <w:t xml:space="preserve">Review Build a Human Classifier (ai-1/14). Goal: Construct a classifier with a stated </w:t>
+      </w:r>
+      <w:r>
+        <w:rPr>
+          <w:b/>
+        </w:rPr>
+        <w:t>input</w:t>
+      </w:r>
+      <w:r>
+        <w:rPr>
+          <w:b w:val="0"/>
+        </w:rPr>
+        <w:t xml:space="preserve"> format, selected rule and recorded </w:t>
+      </w:r>
+      <w:r>
+        <w:rPr>
+          <w:b/>
+        </w:rPr>
+        <w:t>output</w:t>
+      </w:r>
+      <w:r>
+        <w:rPr>
+          <w:b w:val="0"/>
+        </w:rPr>
+        <w:t>.</w:t>
+      </w:r>
+    </w:p>
+    <w:p>
+      <w:pPr>
+        <w:spacing w:line="336" w:lineRule="auto" w:after="180"/>
+      </w:pPr>
+      <w:r>
+        <w:rPr>
+          <w:b w:val="0"/>
+        </w:rPr>
+        <w:t>Short practice: Trace 0 cm and explain why clarification is different from predicting short.. Return to this week and explain what you changed.</w:t>
+      </w:r>
+    </w:p>
+    <w:p>
+      <w:pPr>
+        <w:spacing w:line="336" w:lineRule="auto" w:after="180"/>
+      </w:pPr>
+      <w:r>
+        <w:rPr>
+          <w:b w:val="0"/>
+        </w:rPr>
+        <w:t xml:space="preserve">Use Download completed work in the hosted lesson to export your answers, reflections, practice feedback and code-run </w:t>
+      </w:r>
+      <w:r>
+        <w:rPr>
+          <w:b/>
+        </w:rPr>
+        <w:t>evidence</w:t>
+      </w:r>
+      <w:r>
+        <w:rPr>
+          <w:b w:val="0"/>
+        </w:rPr>
+        <w:t>. Open the HTML copy to read or print it.</w:t>
+      </w:r>
+    </w:p>
+    <w:p>
+      <w:pPr>
+        <w:spacing w:line="336" w:lineRule="auto" w:after="180"/>
+      </w:pPr>
+      <w:r>
+        <w:rPr>
+          <w:b w:val="0"/>
+        </w:rPr>
+        <w:t>Drafts stay in this browser when storage is available; clear drafts on a shared device.</w:t>
+      </w:r>
+    </w:p>
+    <w:p>
+      <w:pPr>
+        <w:pStyle w:val="Heading3"/>
+      </w:pPr>
+      <w:r>
+        <w:t>What I repaired, the evidence I kept and the next test</w:t>
+      </w:r>
+    </w:p>
+    <w:p>
+      <w:r>
+        <w:t>________________________________________________________________</w:t>
+      </w:r>
+    </w:p>
+    <w:p>
+      <w:r>
+        <w:t>________________________________________________________________</w:t>
+      </w:r>
+    </w:p>
+    <w:p>
+      <w:r>
+        <w:t>________________________________________________________________</w:t>
+      </w:r>
+    </w:p>
+    <w:p>
+      <w:r>
+        <w:t>________________________________________________________________</w:t>
+      </w:r>
+    </w:p>
+    <w:p>
+      <w:r>
+        <w:t>________________________________________________________________</w:t>
+      </w:r>
+    </w:p>
+    <w:p>
+      <w:pPr>
+        <w:pStyle w:val="Heading2"/>
+      </w:pPr>
+      <w:r>
+        <w:t>Earlier wording, alternatives and picture transcripts · reference / check after trying</w:t>
       </w:r>
     </w:p>
     <w:p>
@@ -2222,92 +2831,10 @@
     </w:p>
     <w:p>
       <w:pPr>
-        <w:spacing w:line="336" w:lineRule="auto" w:after="180"/>
-      </w:pPr>
-      <w:r>
-        <w:rPr>
-          <w:b w:val="0"/>
-        </w:rPr>
-        <w:t>A fictional classroom break chooser recommends a suitable paper activity.</w:t>
-      </w:r>
-    </w:p>
-    <w:p>
-      <w:pPr>
         <w:pStyle w:val="Heading3"/>
       </w:pPr>
       <w:r>
-        <w:t>Practice 1: explain the deciding evidence</w:t>
-      </w:r>
-    </w:p>
-    <w:p>
-      <w:pPr>
-        <w:spacing w:line="336" w:lineRule="auto" w:after="180"/>
-      </w:pPr>
-      <w:r>
-        <w:rPr>
-          <w:b w:val="0"/>
-        </w:rPr>
-        <w:t>Which labelled step matches this detail? Choose B; preserve the reasons and any later feedback.</w:t>
-      </w:r>
-    </w:p>
-    <w:p>
-      <w:pPr>
-        <w:spacing w:line="336" w:lineRule="auto" w:after="180"/>
-        <w:shd w:fill="F4F9FC"/>
-      </w:pPr>
-      <w:r>
-        <w:rPr>
-          <w:b w:val="0"/>
-        </w:rPr>
-        <w:t>1. Recommend</w:t>
-      </w:r>
-    </w:p>
-    <w:p>
-      <w:pPr>
-        <w:spacing w:line="336" w:lineRule="auto" w:after="180"/>
-        <w:shd w:fill="F4F9FC"/>
-      </w:pPr>
-      <w:r>
-        <w:rPr>
-          <w:b w:val="0"/>
-        </w:rPr>
-        <w:t>2. Requirements</w:t>
-      </w:r>
-    </w:p>
-    <w:p>
-      <w:pPr>
-        <w:spacing w:line="336" w:lineRule="auto" w:after="180"/>
-        <w:shd w:fill="F4F9FC"/>
-      </w:pPr>
-      <w:r>
-        <w:rPr>
-          <w:b w:val="0"/>
-        </w:rPr>
-        <w:t>3. Eligible candidates</w:t>
-      </w:r>
-    </w:p>
-    <w:p>
-      <w:pPr>
-        <w:spacing w:line="336" w:lineRule="auto" w:after="180"/>
-        <w:shd w:fill="F4F9FC"/>
-      </w:pPr>
-      <w:r>
-        <w:rPr>
-          <w:b w:val="0"/>
-        </w:rPr>
-        <w:t xml:space="preserve">4. </w:t>
-      </w:r>
-      <w:r>
-        <w:rPr>
-          <w:b/>
-        </w:rPr>
-        <w:t>Preference</w:t>
-      </w:r>
-      <w:r>
-        <w:rPr>
-          <w:b w:val="0"/>
-        </w:rPr>
-        <w:t xml:space="preserve"> scores</w:t>
+        <w:t>Repair a missing building block</w:t>
       </w:r>
     </w:p>
     <w:p>
@@ -2315,538 +2842,25 @@
         <w:pStyle w:val="Heading3"/>
       </w:pPr>
       <w:r>
-        <w:t>My selected conclusion, deciding fact and explanation</w:t>
-      </w:r>
-    </w:p>
-    <w:p>
-      <w:r>
-        <w:t>________________________________________________________________</w:t>
-      </w:r>
-    </w:p>
-    <w:p>
-      <w:r>
-        <w:t>________________________________________________________________</w:t>
-      </w:r>
-    </w:p>
-    <w:p>
-      <w:r>
-        <w:t>________________________________________________________________</w:t>
-      </w:r>
-    </w:p>
-    <w:p>
-      <w:r>
-        <w:t>________________________________________________________________</w:t>
-      </w:r>
-    </w:p>
-    <w:p>
-      <w:r>
-        <w:t>________________________________________________________________</w:t>
-      </w:r>
-    </w:p>
-    <w:p>
-      <w:pPr>
-        <w:pStyle w:val="Heading3"/>
-      </w:pPr>
-      <w:r>
-        <w:t>Hint · try first</w:t>
-      </w:r>
-    </w:p>
-    <w:p>
-      <w:pPr>
-        <w:spacing w:line="336" w:lineRule="auto" w:after="180"/>
-        <w:shd w:fill="F1F6F8"/>
-      </w:pPr>
-      <w:r>
-        <w:rPr>
-          <w:b w:val="0"/>
-        </w:rPr>
-        <w:t>Hint if needed: Read the steps in the pictorial case. Match the supplied detail to the stage that performs or records it.</w:t>
-      </w:r>
-    </w:p>
-    <w:p>
-      <w:pPr>
-        <w:pStyle w:val="Heading3"/>
-      </w:pPr>
-      <w:r>
-        <w:t>Feedback · compare after trying</w:t>
-      </w:r>
-    </w:p>
-    <w:p>
-      <w:pPr>
-        <w:spacing w:line="336" w:lineRule="auto" w:after="180"/>
-        <w:shd w:fill="F1F6FC"/>
-      </w:pPr>
-      <w:r>
-        <w:rPr>
-          <w:b w:val="0"/>
-        </w:rPr>
-        <w:t>After your attempt, compare with the supported explanation: Recommend Choose B; preserve the reasons and any later feedback. A hard requirement determines whether an option can be chosen at all.</w:t>
-      </w:r>
-    </w:p>
-    <w:p>
-      <w:pPr>
-        <w:spacing w:line="336" w:lineRule="auto" w:after="180"/>
-        <w:shd w:fill="F1F6FC"/>
-      </w:pPr>
-      <w:r>
-        <w:rPr>
-          <w:b/>
-        </w:rPr>
-        <w:t>Preference</w:t>
-      </w:r>
-      <w:r>
-        <w:rPr>
-          <w:b w:val="0"/>
-        </w:rPr>
-        <w:t xml:space="preserve">s rank the eligible options. The apparent best </w:t>
-      </w:r>
-      <w:r>
-        <w:rPr>
-          <w:b/>
-        </w:rPr>
-        <w:t>preference</w:t>
-      </w:r>
-      <w:r>
-        <w:rPr>
-          <w:b w:val="0"/>
-        </w:rPr>
-        <w:t xml:space="preserve"> match, A, is not suitable under the quiet requirement.</w:t>
-      </w:r>
-    </w:p>
-    <w:p>
-      <w:pPr>
-        <w:spacing w:line="336" w:lineRule="auto" w:after="180"/>
-        <w:shd w:fill="F1F6FC"/>
-      </w:pPr>
-      <w:r>
-        <w:rPr>
-          <w:b w:val="0"/>
-        </w:rPr>
-        <w:t>If a learner clicks C instead, the event alone does not tell us whether they disliked B, misclicked or wanted variety.</w:t>
-      </w:r>
-    </w:p>
-    <w:p>
-      <w:pPr>
-        <w:pStyle w:val="Heading3"/>
-      </w:pPr>
-      <w:r>
-        <w:t>Practice 2: explain the deciding evidence</w:t>
-      </w:r>
-    </w:p>
-    <w:p>
-      <w:pPr>
-        <w:pStyle w:val="Heading3"/>
-      </w:pPr>
-      <w:r>
-        <w:t>Changed case · predict first</w:t>
-      </w:r>
-    </w:p>
-    <w:p>
-      <w:pPr>
-        <w:spacing w:line="336" w:lineRule="auto" w:after="180"/>
-        <w:shd w:fill="F5F1FB"/>
-      </w:pPr>
-      <w:r>
-        <w:rPr>
-          <w:b w:val="0"/>
-        </w:rPr>
-        <w:t>Changed-case practice: Change the maximum time to 10 minutes. Which conclusion is supported by the supplied facts?</w:t>
-      </w:r>
-    </w:p>
-    <w:p>
-      <w:pPr>
-        <w:spacing w:line="336" w:lineRule="auto" w:after="180"/>
-        <w:shd w:fill="F4F9FC"/>
-      </w:pPr>
-      <w:r>
-        <w:rPr>
-          <w:b w:val="0"/>
-        </w:rPr>
-        <w:t>1. Only C remains eligible and is recommended.</w:t>
-      </w:r>
-    </w:p>
-    <w:p>
-      <w:pPr>
-        <w:spacing w:line="336" w:lineRule="auto" w:after="180"/>
-        <w:shd w:fill="F4F9FC"/>
-      </w:pPr>
-      <w:r>
-        <w:rPr>
-          <w:b w:val="0"/>
-        </w:rPr>
-        <w:t xml:space="preserve">2. This one example guarantees correct results for every future </w:t>
-      </w:r>
-      <w:r>
-        <w:rPr>
-          <w:b/>
-        </w:rPr>
-        <w:t>input</w:t>
-      </w:r>
-      <w:r>
-        <w:rPr>
-          <w:b w:val="0"/>
-        </w:rPr>
-        <w:t>.</w:t>
-      </w:r>
-    </w:p>
-    <w:p>
-      <w:pPr>
-        <w:spacing w:line="336" w:lineRule="auto" w:after="180"/>
-        <w:shd w:fill="F4F9FC"/>
-      </w:pPr>
-      <w:r>
-        <w:rPr>
-          <w:b w:val="0"/>
-        </w:rPr>
-        <w:t xml:space="preserve">3. We can decide the result without examining the changed </w:t>
-      </w:r>
-      <w:r>
-        <w:rPr>
-          <w:b/>
-        </w:rPr>
-        <w:t>input</w:t>
-      </w:r>
-      <w:r>
-        <w:rPr>
-          <w:b w:val="0"/>
-        </w:rPr>
-        <w:t xml:space="preserve"> or the procedure.</w:t>
-      </w:r>
-    </w:p>
-    <w:p>
-      <w:pPr>
-        <w:pStyle w:val="Heading3"/>
-      </w:pPr>
-      <w:r>
-        <w:t>My selected conclusion, deciding fact and explanation</w:t>
-      </w:r>
-    </w:p>
-    <w:p>
-      <w:r>
-        <w:t>________________________________________________________________</w:t>
-      </w:r>
-    </w:p>
-    <w:p>
-      <w:r>
-        <w:t>________________________________________________________________</w:t>
-      </w:r>
-    </w:p>
-    <w:p>
-      <w:r>
-        <w:t>________________________________________________________________</w:t>
-      </w:r>
-    </w:p>
-    <w:p>
-      <w:r>
-        <w:t>________________________________________________________________</w:t>
-      </w:r>
-    </w:p>
-    <w:p>
-      <w:r>
-        <w:t>________________________________________________________________</w:t>
-      </w:r>
-    </w:p>
-    <w:p>
-      <w:pPr>
-        <w:pStyle w:val="Heading3"/>
-      </w:pPr>
-      <w:r>
-        <w:t>Hint · try first</w:t>
-      </w:r>
-    </w:p>
-    <w:p>
-      <w:pPr>
-        <w:spacing w:line="336" w:lineRule="auto" w:after="180"/>
-        <w:shd w:fill="F1F6F8"/>
-      </w:pPr>
-      <w:r>
-        <w:rPr>
-          <w:b w:val="0"/>
-        </w:rPr>
-        <w:t>Hint if needed: Use the changed condition and the deciding step in the pictorial trace. The answer must say what follows from those facts.</w:t>
-      </w:r>
-    </w:p>
-    <w:p>
-      <w:pPr>
-        <w:pStyle w:val="Heading3"/>
-      </w:pPr>
-      <w:r>
-        <w:t>Feedback · compare after trying</w:t>
-      </w:r>
-    </w:p>
-    <w:p>
-      <w:pPr>
-        <w:spacing w:line="336" w:lineRule="auto" w:after="180"/>
-        <w:shd w:fill="F1F6FC"/>
-      </w:pPr>
-      <w:r>
-        <w:rPr>
-          <w:b w:val="0"/>
-        </w:rPr>
-        <w:t xml:space="preserve">After your attempt, compare with the supported explanation: Only C remains eligible and is recommended. B takes </w:t>
-      </w:r>
-      <w:r>
-        <w:rPr>
-          <w:b/>
-        </w:rPr>
-        <w:t>12 minutes</w:t>
-      </w:r>
-      <w:r>
-        <w:rPr>
-          <w:b w:val="0"/>
-        </w:rPr>
-        <w:t>; A is still noisy.</w:t>
-      </w:r>
-    </w:p>
-    <w:p>
-      <w:pPr>
-        <w:pStyle w:val="Heading3"/>
-      </w:pPr>
-      <w:r>
-        <w:t>Repair a missing building block</w:t>
-      </w:r>
-    </w:p>
-    <w:p>
-      <w:pPr>
-        <w:spacing w:line="336" w:lineRule="auto" w:after="180"/>
-      </w:pPr>
-      <w:r>
-        <w:rPr>
-          <w:b w:val="0"/>
-        </w:rPr>
-        <w:t>Review Similarity (ai-1/19). Goal: Calculate similarity using explicitly selected features and a stated scoring rule. Short practice: Point to the matches supporting C’s new score and explain why there is no tie..</w:t>
-      </w:r>
-    </w:p>
-    <w:p>
-      <w:pPr>
-        <w:spacing w:line="336" w:lineRule="auto" w:after="180"/>
-      </w:pPr>
-      <w:r>
-        <w:rPr>
-          <w:b w:val="0"/>
-        </w:rPr>
-        <w:t>Return to this week and explain what you changed.</w:t>
-      </w:r>
-    </w:p>
-    <w:p>
-      <w:pPr>
-        <w:spacing w:line="336" w:lineRule="auto" w:after="180"/>
-      </w:pPr>
-      <w:r>
-        <w:rPr>
-          <w:b w:val="0"/>
-        </w:rPr>
-        <w:t xml:space="preserve">Review </w:t>
-      </w:r>
-      <w:r>
-        <w:rPr>
-          <w:b/>
-        </w:rPr>
-        <w:t>Prediction</w:t>
-      </w:r>
-      <w:r>
-        <w:rPr>
-          <w:b w:val="0"/>
-        </w:rPr>
-        <w:t xml:space="preserve"> Is Not Fact (ai-1/17). Goal: Separate a recorded </w:t>
-      </w:r>
-      <w:r>
-        <w:rPr>
-          <w:b/>
-        </w:rPr>
-        <w:t>prediction</w:t>
-      </w:r>
-      <w:r>
-        <w:rPr>
-          <w:b w:val="0"/>
-        </w:rPr>
-        <w:t xml:space="preserve"> from the </w:t>
-      </w:r>
-      <w:r>
-        <w:rPr>
-          <w:b/>
-        </w:rPr>
-        <w:t>observation</w:t>
-      </w:r>
-      <w:r>
-        <w:rPr>
-          <w:b w:val="0"/>
-        </w:rPr>
-        <w:t xml:space="preserve"> used to check it. Short practice: Which field changes the </w:t>
-      </w:r>
-      <w:r>
-        <w:rPr>
-          <w:b/>
-        </w:rPr>
-        <w:t>observation</w:t>
-      </w:r>
-      <w:r>
-        <w:rPr>
-          <w:b w:val="0"/>
-        </w:rPr>
-        <w:t xml:space="preserve"> label, and which field changes the model </w:t>
-      </w:r>
-      <w:r>
-        <w:rPr>
-          <w:b/>
-        </w:rPr>
-        <w:t>prediction</w:t>
-      </w:r>
-      <w:r>
-        <w:rPr>
-          <w:b w:val="0"/>
-        </w:rPr>
-        <w:t>?.</w:t>
-      </w:r>
-    </w:p>
-    <w:p>
-      <w:pPr>
-        <w:spacing w:line="336" w:lineRule="auto" w:after="180"/>
-      </w:pPr>
-      <w:r>
-        <w:rPr>
-          <w:b w:val="0"/>
-        </w:rPr>
-        <w:t>Return to this week and explain what you changed.</w:t>
-      </w:r>
-    </w:p>
-    <w:p>
-      <w:pPr>
-        <w:spacing w:line="336" w:lineRule="auto" w:after="180"/>
-      </w:pPr>
-      <w:r>
-        <w:rPr>
-          <w:b w:val="0"/>
-        </w:rPr>
-        <w:t xml:space="preserve">Review Build a Human Classifier (ai-1/14). Goal: Construct a classifier with a stated </w:t>
-      </w:r>
-      <w:r>
-        <w:rPr>
-          <w:b/>
-        </w:rPr>
-        <w:t>input</w:t>
-      </w:r>
-      <w:r>
-        <w:rPr>
-          <w:b w:val="0"/>
-        </w:rPr>
-        <w:t xml:space="preserve"> format, selected rule and recorded </w:t>
-      </w:r>
-      <w:r>
-        <w:rPr>
-          <w:b/>
-        </w:rPr>
-        <w:t>output</w:t>
-      </w:r>
-      <w:r>
-        <w:rPr>
-          <w:b w:val="0"/>
-        </w:rPr>
-        <w:t>.</w:t>
-      </w:r>
-    </w:p>
-    <w:p>
-      <w:pPr>
-        <w:spacing w:line="336" w:lineRule="auto" w:after="180"/>
-      </w:pPr>
-      <w:r>
-        <w:rPr>
-          <w:b w:val="0"/>
-        </w:rPr>
-        <w:t>Short practice: Trace 0 cm and explain why clarification is different from predicting short.. Return to this week and explain what you changed.</w:t>
-      </w:r>
-    </w:p>
-    <w:p>
-      <w:pPr>
-        <w:pStyle w:val="Heading3"/>
-      </w:pPr>
-      <w:r>
         <w:t>Keep your completed work</w:t>
       </w:r>
     </w:p>
     <w:p>
       <w:pPr>
-        <w:spacing w:line="336" w:lineRule="auto" w:after="180"/>
-      </w:pPr>
-      <w:r>
-        <w:rPr>
-          <w:b w:val="0"/>
-        </w:rPr>
-        <w:t xml:space="preserve">Use Download completed work in the hosted lesson to export your answers, reflections, practice feedback and code-run </w:t>
-      </w:r>
-      <w:r>
-        <w:rPr>
-          <w:b/>
-        </w:rPr>
-        <w:t>evidence</w:t>
-      </w:r>
-      <w:r>
-        <w:rPr>
-          <w:b w:val="0"/>
-        </w:rPr>
-        <w:t>. Open the HTML copy to read or print it.</w:t>
-      </w:r>
-    </w:p>
-    <w:p>
-      <w:pPr>
-        <w:spacing w:line="336" w:lineRule="auto" w:after="180"/>
-      </w:pPr>
-      <w:r>
-        <w:rPr>
-          <w:b w:val="0"/>
-        </w:rPr>
-        <w:t>Drafts stay in this browser when storage is available; clear drafts on a shared device.</w:t>
-      </w:r>
-    </w:p>
-    <w:p>
-      <w:pPr>
-        <w:pStyle w:val="Heading3"/>
-      </w:pPr>
-      <w:r>
-        <w:t>What I repaired, the evidence I kept and the next test</w:t>
-      </w:r>
-    </w:p>
-    <w:p>
-      <w:r>
-        <w:t>________________________________________________________________</w:t>
-      </w:r>
-    </w:p>
-    <w:p>
-      <w:r>
-        <w:t>________________________________________________________________</w:t>
-      </w:r>
-    </w:p>
-    <w:p>
-      <w:r>
-        <w:t>________________________________________________________________</w:t>
-      </w:r>
-    </w:p>
-    <w:p>
-      <w:r>
-        <w:t>________________________________________________________________</w:t>
-      </w:r>
-    </w:p>
-    <w:p>
-      <w:r>
-        <w:t>________________________________________________________________</w:t>
-      </w:r>
-    </w:p>
-    <w:p>
-      <w:pPr>
         <w:pStyle w:val="Heading1"/>
       </w:pPr>
       <w:r>
-        <w:t>21. Visual concept journey</w:t>
-      </w:r>
-    </w:p>
-    <w:p>
-      <w:r>
-        <w:t>Explain each Recommendations picture from its labels, then record a relevant limit.</w:t>
-      </w:r>
-    </w:p>
-    <w:p>
-      <w:pPr>
-        <w:pStyle w:val="Heading3"/>
+        <w:t>21. Reference · Six-picture response sheets</w:t>
+      </w:r>
+    </w:p>
+    <w:p>
+      <w:r>
+        <w:t>Choose the image that helps rather than repeating all six.</w:t>
+      </w:r>
+    </w:p>
+    <w:p>
+      <w:pPr>
+        <w:pStyle w:val="Heading2"/>
       </w:pPr>
       <w:r>
         <w:t>01. Recommendations: the case</w:t>
@@ -2925,7 +2939,6 @@
     <w:p>
       <w:pPr>
         <w:spacing w:line="336" w:lineRule="auto" w:after="180"/>
-        <w:shd w:fill="F5F1FB"/>
       </w:pPr>
       <w:r>
         <w:rPr>
@@ -2964,7 +2977,7 @@
     </w:p>
     <w:p>
       <w:pPr>
-        <w:pStyle w:val="Heading3"/>
+        <w:pStyle w:val="Heading2"/>
       </w:pPr>
       <w:r>
         <w:t>02. Follow the deciding steps</w:t>
@@ -3044,7 +3057,6 @@
     <w:p>
       <w:pPr>
         <w:spacing w:line="336" w:lineRule="auto" w:after="180"/>
-        <w:shd w:fill="F5F1FB"/>
       </w:pPr>
       <w:r>
         <w:rPr>
@@ -3095,7 +3107,7 @@
     </w:p>
     <w:p>
       <w:pPr>
-        <w:pStyle w:val="Heading3"/>
+        <w:pStyle w:val="Heading2"/>
       </w:pPr>
       <w:r>
         <w:t>03. Requirements before preferences</w:t>
@@ -3163,7 +3175,6 @@
     <w:p>
       <w:pPr>
         <w:spacing w:line="336" w:lineRule="auto" w:after="180"/>
-        <w:shd w:fill="F5F1FB"/>
       </w:pPr>
       <w:r>
         <w:rPr>
@@ -3202,7 +3213,7 @@
     </w:p>
     <w:p>
       <w:pPr>
-        <w:pStyle w:val="Heading3"/>
+        <w:pStyle w:val="Heading2"/>
       </w:pPr>
       <w:r>
         <w:t>04. Change one thing. Trace what follows.</w:t>
@@ -3281,7 +3292,6 @@
     <w:p>
       <w:pPr>
         <w:spacing w:line="336" w:lineRule="auto" w:after="180"/>
-        <w:shd w:fill="F5F1FB"/>
       </w:pPr>
       <w:r>
         <w:rPr>
@@ -3320,7 +3330,7 @@
     </w:p>
     <w:p>
       <w:pPr>
-        <w:pStyle w:val="Heading3"/>
+        <w:pStyle w:val="Heading2"/>
       </w:pPr>
       <w:r>
         <w:t>05. Connect the explanation to its limit</w:t>
@@ -3423,7 +3433,6 @@
     <w:p>
       <w:pPr>
         <w:spacing w:line="336" w:lineRule="auto" w:after="180"/>
-        <w:shd w:fill="F5F1FB"/>
       </w:pPr>
       <w:r>
         <w:rPr>
@@ -3462,7 +3471,7 @@
     </w:p>
     <w:p>
       <w:pPr>
-        <w:pStyle w:val="Heading3"/>
+        <w:pStyle w:val="Heading2"/>
       </w:pPr>
       <w:r>
         <w:t>06. Make the idea visible in your project</w:t>
@@ -3507,7 +3516,6 @@
     <w:p>
       <w:pPr>
         <w:spacing w:line="336" w:lineRule="auto" w:after="180"/>
-        <w:shd w:fill="F5F1FB"/>
       </w:pPr>
       <w:r>
         <w:rPr>
@@ -3543,7 +3551,6 @@
     <w:p>
       <w:pPr>
         <w:spacing w:line="336" w:lineRule="auto" w:after="180"/>
-        <w:shd w:fill="F5F1FB"/>
       </w:pPr>
       <w:r>
         <w:rPr>
@@ -3579,7 +3586,6 @@
     <w:p>
       <w:pPr>
         <w:spacing w:line="336" w:lineRule="auto" w:after="180"/>
-        <w:shd w:fill="F5F1FB"/>
       </w:pPr>
       <w:r>
         <w:rPr>
@@ -3626,6 +3632,62 @@
     <w:p>
       <w:r>
         <w:t>________________________________________________________________</w:t>
+      </w:r>
+    </w:p>
+    <w:p>
+      <w:pPr>
+        <w:pStyle w:val="Heading2"/>
+      </w:pPr>
+      <w:r>
+        <w:t>Earlier wording, alternatives and picture transcripts · reference / check after trying</w:t>
+      </w:r>
+    </w:p>
+    <w:p>
+      <w:pPr>
+        <w:pStyle w:val="Heading3"/>
+      </w:pPr>
+      <w:r>
+        <w:t>01. Recommendations: the case</w:t>
+      </w:r>
+    </w:p>
+    <w:p>
+      <w:pPr>
+        <w:pStyle w:val="Heading3"/>
+      </w:pPr>
+      <w:r>
+        <w:t>02. Follow the deciding steps</w:t>
+      </w:r>
+    </w:p>
+    <w:p>
+      <w:pPr>
+        <w:pStyle w:val="Heading3"/>
+      </w:pPr>
+      <w:r>
+        <w:t>03. Requirements before preferences</w:t>
+      </w:r>
+    </w:p>
+    <w:p>
+      <w:pPr>
+        <w:pStyle w:val="Heading3"/>
+      </w:pPr>
+      <w:r>
+        <w:t>04. Change one thing. Trace what follows.</w:t>
+      </w:r>
+    </w:p>
+    <w:p>
+      <w:pPr>
+        <w:pStyle w:val="Heading3"/>
+      </w:pPr>
+      <w:r>
+        <w:t>05. Connect the explanation to its limit</w:t>
+      </w:r>
+    </w:p>
+    <w:p>
+      <w:pPr>
+        <w:pStyle w:val="Heading3"/>
+      </w:pPr>
+      <w:r>
+        <w:t>06. Make the idea visible in your project</w:t>
       </w:r>
     </w:p>
     <w:sectPr>
